--- a/uk-cca-app-api/src/main/resources/templates/ca/england/AIT_L002_Regulatory_Termination_Right_Of_Appeal.docx
+++ b/uk-cca-app-api/src/main/resources/templates/ca/england/AIT_L002_Regulatory_Termination_Right_Of_Appeal.docx
@@ -1,6 +1,6 @@
 
 <file path=word/document.xml><?xml version="1.0" encoding="utf-8"?>
-<w:document xmlns:wpc="http://schemas.microsoft.com/office/word/2010/wordprocessingCanvas" xmlns:cx="http://schemas.microsoft.com/office/drawing/2014/chartex" xmlns:cx1="http://schemas.microsoft.com/office/drawing/2015/9/8/chartex" xmlns:cx2="http://schemas.microsoft.com/office/drawing/2015/10/21/chartex" xmlns:cx3="http://schemas.microsoft.com/office/drawing/2016/5/9/chartex" xmlns:cx4="http://schemas.microsoft.com/office/drawing/2016/5/10/chartex" xmlns:cx5="http://schemas.microsoft.com/office/drawing/2016/5/11/chartex" xmlns:cx6="http://schemas.microsoft.com/office/drawing/2016/5/12/chartex" xmlns:cx7="http://schemas.microsoft.com/office/drawing/2016/5/13/chartex" xmlns:cx8="http://schemas.microsoft.com/office/drawing/2016/5/14/chartex" xmlns:mc="http://schemas.openxmlformats.org/markup-compatibility/2006" xmlns:aink="http://schemas.microsoft.com/office/drawing/2016/ink" xmlns:am3d="http://schemas.microsoft.com/office/drawing/2017/model3d" xmlns:o="urn:schemas-microsoft-com:office:office" xmlns:r="http://schemas.openxmlformats.org/officeDocument/2006/relationships" xmlns:m="http://schemas.openxmlformats.org/officeDocument/2006/math" xmlns:v="urn:schemas-microsoft-com:vml" xmlns:wp14="http://schemas.microsoft.com/office/word/2010/wordprocessingDrawing" xmlns:wp="http://schemas.openxmlformats.org/drawingml/2006/wordprocessingDrawing" xmlns:w10="urn:schemas-microsoft-com:office:word" xmlns:w="http://schemas.openxmlformats.org/wordprocessingml/2006/main" xmlns:w14="http://schemas.microsoft.com/office/word/2010/wordml" xmlns:w15="http://schemas.microsoft.com/office/word/2012/wordml" xmlns:w16cex="http://schemas.microsoft.com/office/word/2018/wordml/cex" xmlns:w16cid="http://schemas.microsoft.com/office/word/2016/wordml/cid" xmlns:w16="http://schemas.microsoft.com/office/word/2018/wordml" xmlns:w16sdtdh="http://schemas.microsoft.com/office/word/2020/wordml/sdtdatahash" xmlns:w16se="http://schemas.microsoft.com/office/word/2015/wordml/symex" xmlns:wpg="http://schemas.microsoft.com/office/word/2010/wordprocessingGroup" xmlns:wpi="http://schemas.microsoft.com/office/word/2010/wordprocessingInk" xmlns:wne="http://schemas.microsoft.com/office/word/2006/wordml" xmlns:wps="http://schemas.microsoft.com/office/word/2010/wordprocessingShape" mc:Ignorable="w14 w15 w16se w16cid w16 w16cex w16sdtdh wp14">
+<w:document xmlns:wpc="http://schemas.microsoft.com/office/word/2010/wordprocessingCanvas" xmlns:cx="http://schemas.microsoft.com/office/drawing/2014/chartex" xmlns:cx1="http://schemas.microsoft.com/office/drawing/2015/9/8/chartex" xmlns:cx2="http://schemas.microsoft.com/office/drawing/2015/10/21/chartex" xmlns:cx3="http://schemas.microsoft.com/office/drawing/2016/5/9/chartex" xmlns:cx4="http://schemas.microsoft.com/office/drawing/2016/5/10/chartex" xmlns:cx5="http://schemas.microsoft.com/office/drawing/2016/5/11/chartex" xmlns:cx6="http://schemas.microsoft.com/office/drawing/2016/5/12/chartex" xmlns:cx7="http://schemas.microsoft.com/office/drawing/2016/5/13/chartex" xmlns:cx8="http://schemas.microsoft.com/office/drawing/2016/5/14/chartex" xmlns:mc="http://schemas.openxmlformats.org/markup-compatibility/2006" xmlns:aink="http://schemas.microsoft.com/office/drawing/2016/ink" xmlns:am3d="http://schemas.microsoft.com/office/drawing/2017/model3d" xmlns:o="urn:schemas-microsoft-com:office:office" xmlns:oel="http://schemas.microsoft.com/office/2019/extlst" xmlns:r="http://schemas.openxmlformats.org/officeDocument/2006/relationships" xmlns:m="http://schemas.openxmlformats.org/officeDocument/2006/math" xmlns:v="urn:schemas-microsoft-com:vml" xmlns:wp14="http://schemas.microsoft.com/office/word/2010/wordprocessingDrawing" xmlns:wp="http://schemas.openxmlformats.org/drawingml/2006/wordprocessingDrawing" xmlns:w10="urn:schemas-microsoft-com:office:word" xmlns:w="http://schemas.openxmlformats.org/wordprocessingml/2006/main" xmlns:w14="http://schemas.microsoft.com/office/word/2010/wordml" xmlns:w15="http://schemas.microsoft.com/office/word/2012/wordml" xmlns:w16cex="http://schemas.microsoft.com/office/word/2018/wordml/cex" xmlns:w16cid="http://schemas.microsoft.com/office/word/2016/wordml/cid" xmlns:w16="http://schemas.microsoft.com/office/word/2018/wordml" xmlns:w16sdtdh="http://schemas.microsoft.com/office/word/2020/wordml/sdtdatahash" xmlns:w16se="http://schemas.microsoft.com/office/word/2015/wordml/symex" xmlns:wpg="http://schemas.microsoft.com/office/word/2010/wordprocessingGroup" xmlns:wpi="http://schemas.microsoft.com/office/word/2010/wordprocessingInk" xmlns:wne="http://schemas.microsoft.com/office/word/2006/wordml" xmlns:wps="http://schemas.microsoft.com/office/word/2010/wordprocessingShape" mc:Ignorable="w14 w15 w16se w16cid w16 w16cex w16sdtdh wp14">
   <w:body>
     <w:p>
       <w:pPr>
@@ -8,27 +8,14 @@
       </w:pPr>
     </w:p>
     <w:p>
-      <w:r>
-        <w:fldChar w:fldCharType="begin"/>
-      </w:r>
-      <w:r>
-        <w:instrText xml:space="preserve"> MERGEFIELD  "${currentDate?date?string('dd MMMM yyyy')}"  \* MERGEFORMAT </w:instrText>
-      </w:r>
-      <w:r>
-        <w:fldChar w:fldCharType="separate"/>
-      </w:r>
-      <w:r>
-        <w:rPr>
-          <w:noProof/>
-        </w:rPr>
-        <w:t>«${currentDate?date?string('dd MMMM yyyy'»</w:t>
-      </w:r>
-      <w:r>
-        <w:rPr>
-          <w:noProof/>
-        </w:rPr>
-        <w:fldChar w:fldCharType="end"/>
-      </w:r>
+      <w:fldSimple w:instr=" MERGEFIELD  &quot;${currentDate?date?string('dd MMMM yyyy')}&quot;  \* MERGEFORMAT ">
+        <w:r>
+          <w:rPr>
+            <w:noProof/>
+          </w:rPr>
+          <w:t>«${currentDate?date?string('dd MMMM yyyy'»</w:t>
+        </w:r>
+      </w:fldSimple>
     </w:p>
     <w:p>
       <w:r>
@@ -37,179 +24,85 @@
       <w:r>
         <w:t xml:space="preserve"> </w:t>
       </w:r>
-      <w:r>
-        <w:fldChar w:fldCharType="begin"/>
-      </w:r>
-      <w:r>
-        <w:instrText xml:space="preserve"> MERGEFIELD  ${workflow.requestId}  \* MERGEFORMAT </w:instrText>
-      </w:r>
-      <w:r>
-        <w:fldChar w:fldCharType="separate"/>
-      </w:r>
-      <w:r>
-        <w:rPr>
-          <w:noProof/>
-        </w:rPr>
-        <w:t>«${workflow.requestId}»</w:t>
-      </w:r>
-      <w:r>
-        <w:rPr>
-          <w:noProof/>
-        </w:rPr>
-        <w:fldChar w:fldCharType="end"/>
-      </w:r>
+      <w:fldSimple w:instr=" MERGEFIELD  ${workflow.requestId}  \* MERGEFORMAT ">
+        <w:r>
+          <w:rPr>
+            <w:noProof/>
+          </w:rPr>
+          <w:t>«${workflow.requestId}»</w:t>
+        </w:r>
+      </w:fldSimple>
     </w:p>
     <w:p/>
     <w:p>
       <w:r>
         <w:t xml:space="preserve">Sector Identifier: </w:t>
       </w:r>
-      <w:r>
-        <w:fldChar w:fldCharType="begin"/>
-      </w:r>
-      <w:r>
-        <w:instrText xml:space="preserve"> MERGEFIELD  ${account.sectorIdentifier}  \* MERGEFORMAT </w:instrText>
-      </w:r>
-      <w:r>
-        <w:fldChar w:fldCharType="separate"/>
-      </w:r>
-      <w:r>
-        <w:rPr>
-          <w:noProof/>
-        </w:rPr>
-        <w:t>«${account.sectorIdentifier}»</w:t>
-      </w:r>
-      <w:r>
-        <w:rPr>
-          <w:noProof/>
-        </w:rPr>
-        <w:fldChar w:fldCharType="end"/>
-      </w:r>
+      <w:fldSimple w:instr=" MERGEFIELD  ${account.sectorIdentifier}  \* MERGEFORMAT ">
+        <w:r>
+          <w:rPr>
+            <w:noProof/>
+          </w:rPr>
+          <w:t>«${account.sectorIdentifier}»</w:t>
+        </w:r>
+      </w:fldSimple>
     </w:p>
     <w:p>
-      <w:r>
-        <w:fldChar w:fldCharType="begin"/>
-      </w:r>
-      <w:r>
-        <w:instrText xml:space="preserve"> MERGEFIELD  ${account.name}  \* MERGEFORMAT </w:instrText>
-      </w:r>
-      <w:r>
-        <w:fldChar w:fldCharType="separate"/>
-      </w:r>
-      <w:r>
-        <w:rPr>
-          <w:noProof/>
-        </w:rPr>
-        <w:t>«${account.name}»</w:t>
-      </w:r>
-      <w:r>
-        <w:rPr>
-          <w:noProof/>
-        </w:rPr>
-        <w:fldChar w:fldCharType="end"/>
-      </w:r>
+      <w:fldSimple w:instr=" MERGEFIELD  ${account.name}  \* MERGEFORMAT ">
+        <w:r>
+          <w:rPr>
+            <w:noProof/>
+          </w:rPr>
+          <w:t>«${account.name}»</w:t>
+        </w:r>
+      </w:fldSimple>
     </w:p>
     <w:p>
       <w:r>
         <w:t xml:space="preserve">Company Registration Number: </w:t>
       </w:r>
-      <w:r>
-        <w:fldChar w:fldCharType="begin"/>
-      </w:r>
-      <w:r>
-        <w:instrText xml:space="preserve"> MERGEFIELD  ${(account.companyRegistrationNumber)!}  \* MERGEFORMAT </w:instrText>
-      </w:r>
-      <w:r>
-        <w:fldChar w:fldCharType="separate"/>
-      </w:r>
-      <w:r>
-        <w:rPr>
-          <w:noProof/>
-        </w:rPr>
-        <w:t>«${(account.companyRegistrationNumber)!}»</w:t>
-      </w:r>
-      <w:r>
-        <w:rPr>
-          <w:noProof/>
-        </w:rPr>
-        <w:fldChar w:fldCharType="end"/>
-      </w:r>
+      <w:fldSimple w:instr=" MERGEFIELD  ${(account.companyRegistrationNumber)!}  \* MERGEFORMAT ">
+        <w:r>
+          <w:rPr>
+            <w:noProof/>
+          </w:rPr>
+          <w:t>«${(account.companyRegistrationNumber)!}»</w:t>
+        </w:r>
+      </w:fldSimple>
     </w:p>
     <w:p>
       <w:r>
         <w:t xml:space="preserve">TU Identifier: </w:t>
       </w:r>
-      <w:r>
-        <w:fldChar w:fldCharType="begin"/>
-      </w:r>
-      <w:r>
-        <w:instrText xml:space="preserve"> MERGEFIELD  ${account.targetUnitIdentifier}  \* MERGEFORMAT </w:instrText>
-      </w:r>
-      <w:r>
-        <w:fldChar w:fldCharType="separate"/>
-      </w:r>
-      <w:r>
-        <w:rPr>
-          <w:noProof/>
-        </w:rPr>
-        <w:t>«${account.targetUnitIdentifier}»</w:t>
-      </w:r>
-      <w:r>
-        <w:rPr>
-          <w:noProof/>
-        </w:rPr>
-        <w:fldChar w:fldCharType="end"/>
-      </w:r>
+      <w:fldSimple w:instr=" MERGEFIELD  ${account.targetUnitIdentifier}  \* MERGEFORMAT ">
+        <w:r>
+          <w:rPr>
+            <w:noProof/>
+          </w:rPr>
+          <w:t>«${account.targetUnitIdentifier}»</w:t>
+        </w:r>
+      </w:fldSimple>
     </w:p>
     <w:p/>
     <w:p>
-      <w:r>
-        <w:fldChar w:fldCharType="begin"/>
-      </w:r>
-      <w:r>
-        <w:instrText xml:space="preserve"> </w:instrText>
-      </w:r>
-      <w:r>
-        <w:instrText xml:space="preserve">MERGEFIELD  ${account.location}  \* MERGEFORMAT </w:instrText>
-      </w:r>
-      <w:r>
-        <w:fldChar w:fldCharType="separate"/>
-      </w:r>
-      <w:r>
-        <w:rPr>
-          <w:noProof/>
-        </w:rPr>
-        <w:t>«${account.location}»</w:t>
-      </w:r>
-      <w:r>
-        <w:rPr>
-          <w:noProof/>
-        </w:rPr>
-        <w:fldChar w:fldCharType="end"/>
-      </w:r>
+      <w:fldSimple w:instr=" MERGEFIELD  ${account.location}  \* MERGEFORMAT ">
+        <w:r>
+          <w:rPr>
+            <w:noProof/>
+          </w:rPr>
+          <w:t>«${account.location}»</w:t>
+        </w:r>
+      </w:fldSimple>
     </w:p>
     <w:p>
-      <w:r>
-        <w:fldChar w:fldCharType="begin"/>
-      </w:r>
-      <w:r>
-        <w:instrText xml:space="preserve"> MERGEFIELD  ${account.primaryContactEmail}  \* MERGEFORMAT </w:instrText>
-      </w:r>
-      <w:r>
-        <w:fldChar w:fldCharType="separate"/>
-      </w:r>
-      <w:r>
-        <w:rPr>
-          <w:noProof/>
-        </w:rPr>
-        <w:t>«${account.primaryContactEmail}»</w:t>
-      </w:r>
-      <w:r>
-        <w:rPr>
-          <w:noProof/>
-        </w:rPr>
-        <w:fldChar w:fldCharType="end"/>
-      </w:r>
+      <w:fldSimple w:instr=" MERGEFIELD  ${account.primaryContactEmail}  \* MERGEFORMAT ">
+        <w:r>
+          <w:rPr>
+            <w:noProof/>
+          </w:rPr>
+          <w:t>«${account.primaryContactEmail}»</w:t>
+        </w:r>
+      </w:fldSimple>
     </w:p>
     <w:p/>
     <w:p>
@@ -288,26 +181,25 @@
       <w:r>
         <w:t xml:space="preserve">Dear </w:t>
       </w:r>
-      <w:r>
-        <w:fldChar w:fldCharType="begin"/>
-      </w:r>
-      <w:r>
-        <w:instrText xml:space="preserve"> MERGEFIELD  ${account.primaryContact}  \* MERGEFORMAT </w:instrText>
-      </w:r>
-      <w:r>
-        <w:fldChar w:fldCharType="separate"/>
-      </w:r>
+      <w:fldSimple w:instr=" MERGEFIELD  ${account.primaryContact}  \* MERGEFORMAT ">
+        <w:r>
+          <w:rPr>
+            <w:noProof/>
+          </w:rPr>
+          <w:t>«${account.primaryContact}»</w:t>
+        </w:r>
+      </w:fldSimple>
       <w:r>
         <w:rPr>
           <w:noProof/>
         </w:rPr>
-        <w:t>«${account.primaryContact}»</w:t>
+        <w:t>,</w:t>
       </w:r>
       <w:r>
         <w:rPr>
           <w:noProof/>
         </w:rPr>
-        <w:fldChar w:fldCharType="end"/>
+        <w:t xml:space="preserve"> </w:t>
       </w:r>
     </w:p>
     <w:p>
@@ -821,27 +713,14 @@
       <w:pPr>
         <w:pStyle w:val="TemplateCommand"/>
       </w:pPr>
-      <w:r>
-        <w:fldChar w:fldCharType="begin"/>
-      </w:r>
-      <w:r>
-        <w:instrText xml:space="preserve"> MERGEFIELD  "[#if params.reasonDetails.reason== 'FAILURE_TO_PAY']"  \* MERGEFORMAT </w:instrText>
-      </w:r>
-      <w:r>
-        <w:fldChar w:fldCharType="separate"/>
-      </w:r>
-      <w:r>
-        <w:rPr>
-          <w:noProof/>
-        </w:rPr>
-        <w:t>«[#if params.reasonDetails.reason== 'FAIL»</w:t>
-      </w:r>
-      <w:r>
-        <w:rPr>
-          <w:noProof/>
-        </w:rPr>
-        <w:fldChar w:fldCharType="end"/>
-      </w:r>
+      <w:fldSimple w:instr=" MERGEFIELD  &quot;[#if params.reasonDetails.reason== 'FAILURE_TO_PAY']&quot;  \* MERGEFORMAT ">
+        <w:r>
+          <w:rPr>
+            <w:noProof/>
+          </w:rPr>
+          <w:t>«[#if params.reasonDetails.reason== 'FAIL»</w:t>
+        </w:r>
+      </w:fldSimple>
     </w:p>
     <w:p>
       <w:pPr>
@@ -874,21 +753,7 @@
         <w:rPr>
           <w:lang w:val="en-US" w:eastAsia="en-US"/>
         </w:rPr>
-        <w:t xml:space="preserve">take the steps to remedy the contravention specified in that notice by the date </w:t>
-      </w:r>
-      <w:proofErr w:type="gramStart"/>
-      <w:r>
-        <w:rPr>
-          <w:lang w:val="en-US" w:eastAsia="en-US"/>
-        </w:rPr>
-        <w:t>so</w:t>
-      </w:r>
-      <w:proofErr w:type="gramEnd"/>
-      <w:r>
-        <w:rPr>
-          <w:lang w:val="en-US" w:eastAsia="en-US"/>
-        </w:rPr>
-        <w:t xml:space="preserve"> specified</w:t>
+        <w:t>take the steps to remedy the contravention specified in that notice by the date so specified</w:t>
       </w:r>
     </w:p>
     <w:p>
@@ -898,27 +763,14 @@
           <w:noProof/>
         </w:rPr>
       </w:pPr>
-      <w:r>
-        <w:fldChar w:fldCharType="begin"/>
-      </w:r>
-      <w:r>
-        <w:instrText xml:space="preserve"> MERGEFIELD  [#else]  \* MERGEFORMAT </w:instrText>
-      </w:r>
-      <w:r>
-        <w:fldChar w:fldCharType="separate"/>
-      </w:r>
-      <w:r>
-        <w:rPr>
-          <w:noProof/>
-        </w:rPr>
-        <w:t>«[#else]»</w:t>
-      </w:r>
-      <w:r>
-        <w:rPr>
-          <w:noProof/>
-        </w:rPr>
-        <w:fldChar w:fldCharType="end"/>
-      </w:r>
+      <w:fldSimple w:instr=" MERGEFIELD  [#else]  \* MERGEFORMAT ">
+        <w:r>
+          <w:rPr>
+            <w:noProof/>
+          </w:rPr>
+          <w:t>«[#else]»</w:t>
+        </w:r>
+      </w:fldSimple>
     </w:p>
     <w:p>
       <w:pPr>
@@ -974,27 +826,14 @@
           <w:noProof/>
         </w:rPr>
       </w:pPr>
-      <w:r>
-        <w:fldChar w:fldCharType="begin"/>
-      </w:r>
-      <w:r>
-        <w:instrText xml:space="preserve"> MERGEFIELD  [/#if]  \* MERGEFORMAT </w:instrText>
-      </w:r>
-      <w:r>
-        <w:fldChar w:fldCharType="separate"/>
-      </w:r>
-      <w:r>
-        <w:rPr>
-          <w:noProof/>
-        </w:rPr>
-        <w:t>«[/#if]»</w:t>
-      </w:r>
-      <w:r>
-        <w:rPr>
-          <w:noProof/>
-        </w:rPr>
-        <w:fldChar w:fldCharType="end"/>
-      </w:r>
+      <w:fldSimple w:instr=" MERGEFIELD  [/#if]  \* MERGEFORMAT ">
+        <w:r>
+          <w:rPr>
+            <w:noProof/>
+          </w:rPr>
+          <w:t>«[/#if]»</w:t>
+        </w:r>
+      </w:fldSimple>
     </w:p>
     <w:p>
       <w:pPr>
@@ -1238,7 +1077,6 @@
           <w:rFonts w:cs="Arial"/>
           <w:szCs w:val="22"/>
         </w:rPr>
-        <w:lastRenderedPageBreak/>
         <w:t>If you require any clarification of the above, please contact your Sector Association in the first instance. If you need to contact the Administrator for any supporting information, please use the following link:</w:t>
       </w:r>
     </w:p>
@@ -1310,6 +1148,7 @@
           <w:rFonts w:cs="Arial"/>
           <w:szCs w:val="22"/>
         </w:rPr>
+        <w:lastRenderedPageBreak/>
         <w:pict w14:anchorId="7362E64D">
           <v:shapetype id="_x0000_t75" coordsize="21600,21600" o:spt="75" o:preferrelative="t" path="m@4@5l@4@11@9@11@9@5xe" filled="f" stroked="f">
             <v:stroke joinstyle="miter"/>
@@ -1330,7 +1169,7 @@
             <v:path o:extrusionok="f" gradientshapeok="t" o:connecttype="rect"/>
             <o:lock v:ext="edit" aspectratio="t"/>
           </v:shapetype>
-          <v:shape id="_x0000_i1025" type="#_x0000_t75" style="width:148.8pt;height:70.8pt">
+          <v:shape id="_x0000_i1025" type="#_x0000_t75" style="width:148.5pt;height:70.5pt">
             <v:imagedata r:id="rId10" o:title="CCA_logo_for_letter"/>
           </v:shape>
         </w:pict>
@@ -1366,7 +1205,6 @@
           <w:szCs w:val="22"/>
         </w:rPr>
       </w:pPr>
-      <w:proofErr w:type="gramStart"/>
       <w:r>
         <w:rPr>
           <w:rFonts w:cs="Arial"/>
@@ -1379,15 +1217,7 @@
           <w:rFonts w:cs="Arial"/>
           <w:sz w:val="20"/>
         </w:rPr>
-        <w:t>.</w:t>
-      </w:r>
-      <w:proofErr w:type="gramEnd"/>
-      <w:r>
-        <w:rPr>
-          <w:rFonts w:cs="Arial"/>
-          <w:sz w:val="20"/>
-        </w:rPr>
-        <w:t xml:space="preserve"> </w:t>
+        <w:t xml:space="preserve">. </w:t>
       </w:r>
       <w:bookmarkStart w:id="0" w:name="_Hlk172714245"/>
       <w:r>
@@ -1529,7 +1359,7 @@
 </file>
 
 <file path=word/endnotes.xml><?xml version="1.0" encoding="utf-8"?>
-<w:endnotes xmlns:wpc="http://schemas.microsoft.com/office/word/2010/wordprocessingCanvas" xmlns:cx="http://schemas.microsoft.com/office/drawing/2014/chartex" xmlns:cx1="http://schemas.microsoft.com/office/drawing/2015/9/8/chartex" xmlns:cx2="http://schemas.microsoft.com/office/drawing/2015/10/21/chartex" xmlns:cx3="http://schemas.microsoft.com/office/drawing/2016/5/9/chartex" xmlns:cx4="http://schemas.microsoft.com/office/drawing/2016/5/10/chartex" xmlns:cx5="http://schemas.microsoft.com/office/drawing/2016/5/11/chartex" xmlns:cx6="http://schemas.microsoft.com/office/drawing/2016/5/12/chartex" xmlns:cx7="http://schemas.microsoft.com/office/drawing/2016/5/13/chartex" xmlns:cx8="http://schemas.microsoft.com/office/drawing/2016/5/14/chartex" xmlns:mc="http://schemas.openxmlformats.org/markup-compatibility/2006" xmlns:aink="http://schemas.microsoft.com/office/drawing/2016/ink" xmlns:am3d="http://schemas.microsoft.com/office/drawing/2017/model3d" xmlns:o="urn:schemas-microsoft-com:office:office" xmlns:r="http://schemas.openxmlformats.org/officeDocument/2006/relationships" xmlns:m="http://schemas.openxmlformats.org/officeDocument/2006/math" xmlns:v="urn:schemas-microsoft-com:vml" xmlns:wp14="http://schemas.microsoft.com/office/word/2010/wordprocessingDrawing" xmlns:wp="http://schemas.openxmlformats.org/drawingml/2006/wordprocessingDrawing" xmlns:w10="urn:schemas-microsoft-com:office:word" xmlns:w="http://schemas.openxmlformats.org/wordprocessingml/2006/main" xmlns:w14="http://schemas.microsoft.com/office/word/2010/wordml" xmlns:w15="http://schemas.microsoft.com/office/word/2012/wordml" xmlns:w16cex="http://schemas.microsoft.com/office/word/2018/wordml/cex" xmlns:w16cid="http://schemas.microsoft.com/office/word/2016/wordml/cid" xmlns:w16="http://schemas.microsoft.com/office/word/2018/wordml" xmlns:w16sdtdh="http://schemas.microsoft.com/office/word/2020/wordml/sdtdatahash" xmlns:w16se="http://schemas.microsoft.com/office/word/2015/wordml/symex" xmlns:wpg="http://schemas.microsoft.com/office/word/2010/wordprocessingGroup" xmlns:wpi="http://schemas.microsoft.com/office/word/2010/wordprocessingInk" xmlns:wne="http://schemas.microsoft.com/office/word/2006/wordml" xmlns:wps="http://schemas.microsoft.com/office/word/2010/wordprocessingShape" mc:Ignorable="w14 w15 w16se w16cid w16 w16cex w16sdtdh wp14">
+<w:endnotes xmlns:wpc="http://schemas.microsoft.com/office/word/2010/wordprocessingCanvas" xmlns:cx="http://schemas.microsoft.com/office/drawing/2014/chartex" xmlns:cx1="http://schemas.microsoft.com/office/drawing/2015/9/8/chartex" xmlns:cx2="http://schemas.microsoft.com/office/drawing/2015/10/21/chartex" xmlns:cx3="http://schemas.microsoft.com/office/drawing/2016/5/9/chartex" xmlns:cx4="http://schemas.microsoft.com/office/drawing/2016/5/10/chartex" xmlns:cx5="http://schemas.microsoft.com/office/drawing/2016/5/11/chartex" xmlns:cx6="http://schemas.microsoft.com/office/drawing/2016/5/12/chartex" xmlns:cx7="http://schemas.microsoft.com/office/drawing/2016/5/13/chartex" xmlns:cx8="http://schemas.microsoft.com/office/drawing/2016/5/14/chartex" xmlns:mc="http://schemas.openxmlformats.org/markup-compatibility/2006" xmlns:aink="http://schemas.microsoft.com/office/drawing/2016/ink" xmlns:am3d="http://schemas.microsoft.com/office/drawing/2017/model3d" xmlns:o="urn:schemas-microsoft-com:office:office" xmlns:oel="http://schemas.microsoft.com/office/2019/extlst" xmlns:r="http://schemas.openxmlformats.org/officeDocument/2006/relationships" xmlns:m="http://schemas.openxmlformats.org/officeDocument/2006/math" xmlns:v="urn:schemas-microsoft-com:vml" xmlns:wp14="http://schemas.microsoft.com/office/word/2010/wordprocessingDrawing" xmlns:wp="http://schemas.openxmlformats.org/drawingml/2006/wordprocessingDrawing" xmlns:w10="urn:schemas-microsoft-com:office:word" xmlns:w="http://schemas.openxmlformats.org/wordprocessingml/2006/main" xmlns:w14="http://schemas.microsoft.com/office/word/2010/wordml" xmlns:w15="http://schemas.microsoft.com/office/word/2012/wordml" xmlns:w16cex="http://schemas.microsoft.com/office/word/2018/wordml/cex" xmlns:w16cid="http://schemas.microsoft.com/office/word/2016/wordml/cid" xmlns:w16="http://schemas.microsoft.com/office/word/2018/wordml" xmlns:w16sdtdh="http://schemas.microsoft.com/office/word/2020/wordml/sdtdatahash" xmlns:w16se="http://schemas.microsoft.com/office/word/2015/wordml/symex" xmlns:wpg="http://schemas.microsoft.com/office/word/2010/wordprocessingGroup" xmlns:wpi="http://schemas.microsoft.com/office/word/2010/wordprocessingInk" xmlns:wne="http://schemas.microsoft.com/office/word/2006/wordml" xmlns:wps="http://schemas.microsoft.com/office/word/2010/wordprocessingShape" mc:Ignorable="w14 w15 w16se w16cid w16 w16cex w16sdtdh wp14">
   <w:endnote w:type="separator" w:id="-1">
     <w:p>
       <w:r>
@@ -1548,7 +1378,7 @@
 </file>
 
 <file path=word/footer1.xml><?xml version="1.0" encoding="utf-8"?>
-<w:ftr xmlns:wpc="http://schemas.microsoft.com/office/word/2010/wordprocessingCanvas" xmlns:cx="http://schemas.microsoft.com/office/drawing/2014/chartex" xmlns:cx1="http://schemas.microsoft.com/office/drawing/2015/9/8/chartex" xmlns:cx2="http://schemas.microsoft.com/office/drawing/2015/10/21/chartex" xmlns:cx3="http://schemas.microsoft.com/office/drawing/2016/5/9/chartex" xmlns:cx4="http://schemas.microsoft.com/office/drawing/2016/5/10/chartex" xmlns:cx5="http://schemas.microsoft.com/office/drawing/2016/5/11/chartex" xmlns:cx6="http://schemas.microsoft.com/office/drawing/2016/5/12/chartex" xmlns:cx7="http://schemas.microsoft.com/office/drawing/2016/5/13/chartex" xmlns:cx8="http://schemas.microsoft.com/office/drawing/2016/5/14/chartex" xmlns:mc="http://schemas.openxmlformats.org/markup-compatibility/2006" xmlns:aink="http://schemas.microsoft.com/office/drawing/2016/ink" xmlns:am3d="http://schemas.microsoft.com/office/drawing/2017/model3d" xmlns:o="urn:schemas-microsoft-com:office:office" xmlns:r="http://schemas.openxmlformats.org/officeDocument/2006/relationships" xmlns:m="http://schemas.openxmlformats.org/officeDocument/2006/math" xmlns:v="urn:schemas-microsoft-com:vml" xmlns:wp14="http://schemas.microsoft.com/office/word/2010/wordprocessingDrawing" xmlns:wp="http://schemas.openxmlformats.org/drawingml/2006/wordprocessingDrawing" xmlns:w10="urn:schemas-microsoft-com:office:word" xmlns:w="http://schemas.openxmlformats.org/wordprocessingml/2006/main" xmlns:w14="http://schemas.microsoft.com/office/word/2010/wordml" xmlns:w15="http://schemas.microsoft.com/office/word/2012/wordml" xmlns:w16cex="http://schemas.microsoft.com/office/word/2018/wordml/cex" xmlns:w16cid="http://schemas.microsoft.com/office/word/2016/wordml/cid" xmlns:w16="http://schemas.microsoft.com/office/word/2018/wordml" xmlns:w16sdtdh="http://schemas.microsoft.com/office/word/2020/wordml/sdtdatahash" xmlns:w16se="http://schemas.microsoft.com/office/word/2015/wordml/symex" xmlns:wpg="http://schemas.microsoft.com/office/word/2010/wordprocessingGroup" xmlns:wpi="http://schemas.microsoft.com/office/word/2010/wordprocessingInk" xmlns:wne="http://schemas.microsoft.com/office/word/2006/wordml" xmlns:wps="http://schemas.microsoft.com/office/word/2010/wordprocessingShape" mc:Ignorable="w14 w15 w16se w16cid w16 w16cex w16sdtdh wp14">
+<w:ftr xmlns:wpc="http://schemas.microsoft.com/office/word/2010/wordprocessingCanvas" xmlns:cx="http://schemas.microsoft.com/office/drawing/2014/chartex" xmlns:cx1="http://schemas.microsoft.com/office/drawing/2015/9/8/chartex" xmlns:cx2="http://schemas.microsoft.com/office/drawing/2015/10/21/chartex" xmlns:cx3="http://schemas.microsoft.com/office/drawing/2016/5/9/chartex" xmlns:cx4="http://schemas.microsoft.com/office/drawing/2016/5/10/chartex" xmlns:cx5="http://schemas.microsoft.com/office/drawing/2016/5/11/chartex" xmlns:cx6="http://schemas.microsoft.com/office/drawing/2016/5/12/chartex" xmlns:cx7="http://schemas.microsoft.com/office/drawing/2016/5/13/chartex" xmlns:cx8="http://schemas.microsoft.com/office/drawing/2016/5/14/chartex" xmlns:mc="http://schemas.openxmlformats.org/markup-compatibility/2006" xmlns:aink="http://schemas.microsoft.com/office/drawing/2016/ink" xmlns:am3d="http://schemas.microsoft.com/office/drawing/2017/model3d" xmlns:o="urn:schemas-microsoft-com:office:office" xmlns:oel="http://schemas.microsoft.com/office/2019/extlst" xmlns:r="http://schemas.openxmlformats.org/officeDocument/2006/relationships" xmlns:m="http://schemas.openxmlformats.org/officeDocument/2006/math" xmlns:v="urn:schemas-microsoft-com:vml" xmlns:wp14="http://schemas.microsoft.com/office/word/2010/wordprocessingDrawing" xmlns:wp="http://schemas.openxmlformats.org/drawingml/2006/wordprocessingDrawing" xmlns:w10="urn:schemas-microsoft-com:office:word" xmlns:w="http://schemas.openxmlformats.org/wordprocessingml/2006/main" xmlns:w14="http://schemas.microsoft.com/office/word/2010/wordml" xmlns:w15="http://schemas.microsoft.com/office/word/2012/wordml" xmlns:w16cex="http://schemas.microsoft.com/office/word/2018/wordml/cex" xmlns:w16cid="http://schemas.microsoft.com/office/word/2016/wordml/cid" xmlns:w16="http://schemas.microsoft.com/office/word/2018/wordml" xmlns:w16sdtdh="http://schemas.microsoft.com/office/word/2020/wordml/sdtdatahash" xmlns:w16se="http://schemas.microsoft.com/office/word/2015/wordml/symex" xmlns:wpg="http://schemas.microsoft.com/office/word/2010/wordprocessingGroup" xmlns:wpi="http://schemas.microsoft.com/office/word/2010/wordprocessingInk" xmlns:wne="http://schemas.microsoft.com/office/word/2006/wordml" xmlns:wps="http://schemas.microsoft.com/office/word/2010/wordprocessingShape" mc:Ignorable="w14 w15 w16se w16cid w16 w16cex w16sdtdh wp14">
   <w:p>
     <w:pPr>
       <w:pStyle w:val="Footer"/>
@@ -1628,7 +1458,7 @@
 </file>
 
 <file path=word/footer2.xml><?xml version="1.0" encoding="utf-8"?>
-<w:ftr xmlns:wpc="http://schemas.microsoft.com/office/word/2010/wordprocessingCanvas" xmlns:cx="http://schemas.microsoft.com/office/drawing/2014/chartex" xmlns:cx1="http://schemas.microsoft.com/office/drawing/2015/9/8/chartex" xmlns:cx2="http://schemas.microsoft.com/office/drawing/2015/10/21/chartex" xmlns:cx3="http://schemas.microsoft.com/office/drawing/2016/5/9/chartex" xmlns:cx4="http://schemas.microsoft.com/office/drawing/2016/5/10/chartex" xmlns:cx5="http://schemas.microsoft.com/office/drawing/2016/5/11/chartex" xmlns:cx6="http://schemas.microsoft.com/office/drawing/2016/5/12/chartex" xmlns:cx7="http://schemas.microsoft.com/office/drawing/2016/5/13/chartex" xmlns:cx8="http://schemas.microsoft.com/office/drawing/2016/5/14/chartex" xmlns:mc="http://schemas.openxmlformats.org/markup-compatibility/2006" xmlns:aink="http://schemas.microsoft.com/office/drawing/2016/ink" xmlns:am3d="http://schemas.microsoft.com/office/drawing/2017/model3d" xmlns:o="urn:schemas-microsoft-com:office:office" xmlns:r="http://schemas.openxmlformats.org/officeDocument/2006/relationships" xmlns:m="http://schemas.openxmlformats.org/officeDocument/2006/math" xmlns:v="urn:schemas-microsoft-com:vml" xmlns:wp14="http://schemas.microsoft.com/office/word/2010/wordprocessingDrawing" xmlns:wp="http://schemas.openxmlformats.org/drawingml/2006/wordprocessingDrawing" xmlns:w10="urn:schemas-microsoft-com:office:word" xmlns:w="http://schemas.openxmlformats.org/wordprocessingml/2006/main" xmlns:w14="http://schemas.microsoft.com/office/word/2010/wordml" xmlns:w15="http://schemas.microsoft.com/office/word/2012/wordml" xmlns:w16cex="http://schemas.microsoft.com/office/word/2018/wordml/cex" xmlns:w16cid="http://schemas.microsoft.com/office/word/2016/wordml/cid" xmlns:w16="http://schemas.microsoft.com/office/word/2018/wordml" xmlns:w16sdtdh="http://schemas.microsoft.com/office/word/2020/wordml/sdtdatahash" xmlns:w16se="http://schemas.microsoft.com/office/word/2015/wordml/symex" xmlns:wpg="http://schemas.microsoft.com/office/word/2010/wordprocessingGroup" xmlns:wpi="http://schemas.microsoft.com/office/word/2010/wordprocessingInk" xmlns:wne="http://schemas.microsoft.com/office/word/2006/wordml" xmlns:wps="http://schemas.microsoft.com/office/word/2010/wordprocessingShape" mc:Ignorable="w14 w15 w16se w16cid w16 w16cex w16sdtdh wp14">
+<w:ftr xmlns:wpc="http://schemas.microsoft.com/office/word/2010/wordprocessingCanvas" xmlns:cx="http://schemas.microsoft.com/office/drawing/2014/chartex" xmlns:cx1="http://schemas.microsoft.com/office/drawing/2015/9/8/chartex" xmlns:cx2="http://schemas.microsoft.com/office/drawing/2015/10/21/chartex" xmlns:cx3="http://schemas.microsoft.com/office/drawing/2016/5/9/chartex" xmlns:cx4="http://schemas.microsoft.com/office/drawing/2016/5/10/chartex" xmlns:cx5="http://schemas.microsoft.com/office/drawing/2016/5/11/chartex" xmlns:cx6="http://schemas.microsoft.com/office/drawing/2016/5/12/chartex" xmlns:cx7="http://schemas.microsoft.com/office/drawing/2016/5/13/chartex" xmlns:cx8="http://schemas.microsoft.com/office/drawing/2016/5/14/chartex" xmlns:mc="http://schemas.openxmlformats.org/markup-compatibility/2006" xmlns:aink="http://schemas.microsoft.com/office/drawing/2016/ink" xmlns:am3d="http://schemas.microsoft.com/office/drawing/2017/model3d" xmlns:o="urn:schemas-microsoft-com:office:office" xmlns:oel="http://schemas.microsoft.com/office/2019/extlst" xmlns:r="http://schemas.openxmlformats.org/officeDocument/2006/relationships" xmlns:m="http://schemas.openxmlformats.org/officeDocument/2006/math" xmlns:v="urn:schemas-microsoft-com:vml" xmlns:wp14="http://schemas.microsoft.com/office/word/2010/wordprocessingDrawing" xmlns:wp="http://schemas.openxmlformats.org/drawingml/2006/wordprocessingDrawing" xmlns:w10="urn:schemas-microsoft-com:office:word" xmlns:w="http://schemas.openxmlformats.org/wordprocessingml/2006/main" xmlns:w14="http://schemas.microsoft.com/office/word/2010/wordml" xmlns:w15="http://schemas.microsoft.com/office/word/2012/wordml" xmlns:w16cex="http://schemas.microsoft.com/office/word/2018/wordml/cex" xmlns:w16cid="http://schemas.microsoft.com/office/word/2016/wordml/cid" xmlns:w16="http://schemas.microsoft.com/office/word/2018/wordml" xmlns:w16sdtdh="http://schemas.microsoft.com/office/word/2020/wordml/sdtdatahash" xmlns:w16se="http://schemas.microsoft.com/office/word/2015/wordml/symex" xmlns:wpg="http://schemas.microsoft.com/office/word/2010/wordprocessingGroup" xmlns:wpi="http://schemas.microsoft.com/office/word/2010/wordprocessingInk" xmlns:wne="http://schemas.microsoft.com/office/word/2006/wordml" xmlns:wps="http://schemas.microsoft.com/office/word/2010/wordprocessingShape" mc:Ignorable="w14 w15 w16se w16cid w16 w16cex w16sdtdh wp14">
   <w:p>
     <w:pPr>
       <w:pStyle w:val="Footer"/>
@@ -1804,7 +1634,7 @@
 </file>
 
 <file path=word/footnotes.xml><?xml version="1.0" encoding="utf-8"?>
-<w:footnotes xmlns:wpc="http://schemas.microsoft.com/office/word/2010/wordprocessingCanvas" xmlns:cx="http://schemas.microsoft.com/office/drawing/2014/chartex" xmlns:cx1="http://schemas.microsoft.com/office/drawing/2015/9/8/chartex" xmlns:cx2="http://schemas.microsoft.com/office/drawing/2015/10/21/chartex" xmlns:cx3="http://schemas.microsoft.com/office/drawing/2016/5/9/chartex" xmlns:cx4="http://schemas.microsoft.com/office/drawing/2016/5/10/chartex" xmlns:cx5="http://schemas.microsoft.com/office/drawing/2016/5/11/chartex" xmlns:cx6="http://schemas.microsoft.com/office/drawing/2016/5/12/chartex" xmlns:cx7="http://schemas.microsoft.com/office/drawing/2016/5/13/chartex" xmlns:cx8="http://schemas.microsoft.com/office/drawing/2016/5/14/chartex" xmlns:mc="http://schemas.openxmlformats.org/markup-compatibility/2006" xmlns:aink="http://schemas.microsoft.com/office/drawing/2016/ink" xmlns:am3d="http://schemas.microsoft.com/office/drawing/2017/model3d" xmlns:o="urn:schemas-microsoft-com:office:office" xmlns:r="http://schemas.openxmlformats.org/officeDocument/2006/relationships" xmlns:m="http://schemas.openxmlformats.org/officeDocument/2006/math" xmlns:v="urn:schemas-microsoft-com:vml" xmlns:wp14="http://schemas.microsoft.com/office/word/2010/wordprocessingDrawing" xmlns:wp="http://schemas.openxmlformats.org/drawingml/2006/wordprocessingDrawing" xmlns:w10="urn:schemas-microsoft-com:office:word" xmlns:w="http://schemas.openxmlformats.org/wordprocessingml/2006/main" xmlns:w14="http://schemas.microsoft.com/office/word/2010/wordml" xmlns:w15="http://schemas.microsoft.com/office/word/2012/wordml" xmlns:w16cex="http://schemas.microsoft.com/office/word/2018/wordml/cex" xmlns:w16cid="http://schemas.microsoft.com/office/word/2016/wordml/cid" xmlns:w16="http://schemas.microsoft.com/office/word/2018/wordml" xmlns:w16sdtdh="http://schemas.microsoft.com/office/word/2020/wordml/sdtdatahash" xmlns:w16se="http://schemas.microsoft.com/office/word/2015/wordml/symex" xmlns:wpg="http://schemas.microsoft.com/office/word/2010/wordprocessingGroup" xmlns:wpi="http://schemas.microsoft.com/office/word/2010/wordprocessingInk" xmlns:wne="http://schemas.microsoft.com/office/word/2006/wordml" xmlns:wps="http://schemas.microsoft.com/office/word/2010/wordprocessingShape" mc:Ignorable="w14 w15 w16se w16cid w16 w16cex w16sdtdh wp14">
+<w:footnotes xmlns:wpc="http://schemas.microsoft.com/office/word/2010/wordprocessingCanvas" xmlns:cx="http://schemas.microsoft.com/office/drawing/2014/chartex" xmlns:cx1="http://schemas.microsoft.com/office/drawing/2015/9/8/chartex" xmlns:cx2="http://schemas.microsoft.com/office/drawing/2015/10/21/chartex" xmlns:cx3="http://schemas.microsoft.com/office/drawing/2016/5/9/chartex" xmlns:cx4="http://schemas.microsoft.com/office/drawing/2016/5/10/chartex" xmlns:cx5="http://schemas.microsoft.com/office/drawing/2016/5/11/chartex" xmlns:cx6="http://schemas.microsoft.com/office/drawing/2016/5/12/chartex" xmlns:cx7="http://schemas.microsoft.com/office/drawing/2016/5/13/chartex" xmlns:cx8="http://schemas.microsoft.com/office/drawing/2016/5/14/chartex" xmlns:mc="http://schemas.openxmlformats.org/markup-compatibility/2006" xmlns:aink="http://schemas.microsoft.com/office/drawing/2016/ink" xmlns:am3d="http://schemas.microsoft.com/office/drawing/2017/model3d" xmlns:o="urn:schemas-microsoft-com:office:office" xmlns:oel="http://schemas.microsoft.com/office/2019/extlst" xmlns:r="http://schemas.openxmlformats.org/officeDocument/2006/relationships" xmlns:m="http://schemas.openxmlformats.org/officeDocument/2006/math" xmlns:v="urn:schemas-microsoft-com:vml" xmlns:wp14="http://schemas.microsoft.com/office/word/2010/wordprocessingDrawing" xmlns:wp="http://schemas.openxmlformats.org/drawingml/2006/wordprocessingDrawing" xmlns:w10="urn:schemas-microsoft-com:office:word" xmlns:w="http://schemas.openxmlformats.org/wordprocessingml/2006/main" xmlns:w14="http://schemas.microsoft.com/office/word/2010/wordml" xmlns:w15="http://schemas.microsoft.com/office/word/2012/wordml" xmlns:w16cex="http://schemas.microsoft.com/office/word/2018/wordml/cex" xmlns:w16cid="http://schemas.microsoft.com/office/word/2016/wordml/cid" xmlns:w16="http://schemas.microsoft.com/office/word/2018/wordml" xmlns:w16sdtdh="http://schemas.microsoft.com/office/word/2020/wordml/sdtdatahash" xmlns:w16se="http://schemas.microsoft.com/office/word/2015/wordml/symex" xmlns:wpg="http://schemas.microsoft.com/office/word/2010/wordprocessingGroup" xmlns:wpi="http://schemas.microsoft.com/office/word/2010/wordprocessingInk" xmlns:wne="http://schemas.microsoft.com/office/word/2006/wordml" xmlns:wps="http://schemas.microsoft.com/office/word/2010/wordprocessingShape" mc:Ignorable="w14 w15 w16se w16cid w16 w16cex w16sdtdh wp14">
   <w:footnote w:type="separator" w:id="-1">
     <w:p>
       <w:r>
@@ -1823,7 +1653,7 @@
 </file>
 
 <file path=word/numbering.xml><?xml version="1.0" encoding="utf-8"?>
-<w:numbering xmlns:wpc="http://schemas.microsoft.com/office/word/2010/wordprocessingCanvas" xmlns:cx="http://schemas.microsoft.com/office/drawing/2014/chartex" xmlns:cx1="http://schemas.microsoft.com/office/drawing/2015/9/8/chartex" xmlns:cx2="http://schemas.microsoft.com/office/drawing/2015/10/21/chartex" xmlns:cx3="http://schemas.microsoft.com/office/drawing/2016/5/9/chartex" xmlns:cx4="http://schemas.microsoft.com/office/drawing/2016/5/10/chartex" xmlns:cx5="http://schemas.microsoft.com/office/drawing/2016/5/11/chartex" xmlns:cx6="http://schemas.microsoft.com/office/drawing/2016/5/12/chartex" xmlns:cx7="http://schemas.microsoft.com/office/drawing/2016/5/13/chartex" xmlns:cx8="http://schemas.microsoft.com/office/drawing/2016/5/14/chartex" xmlns:mc="http://schemas.openxmlformats.org/markup-compatibility/2006" xmlns:aink="http://schemas.microsoft.com/office/drawing/2016/ink" xmlns:am3d="http://schemas.microsoft.com/office/drawing/2017/model3d" xmlns:o="urn:schemas-microsoft-com:office:office" xmlns:r="http://schemas.openxmlformats.org/officeDocument/2006/relationships" xmlns:m="http://schemas.openxmlformats.org/officeDocument/2006/math" xmlns:v="urn:schemas-microsoft-com:vml" xmlns:wp14="http://schemas.microsoft.com/office/word/2010/wordprocessingDrawing" xmlns:wp="http://schemas.openxmlformats.org/drawingml/2006/wordprocessingDrawing" xmlns:w10="urn:schemas-microsoft-com:office:word" xmlns:w="http://schemas.openxmlformats.org/wordprocessingml/2006/main" xmlns:w14="http://schemas.microsoft.com/office/word/2010/wordml" xmlns:w15="http://schemas.microsoft.com/office/word/2012/wordml" xmlns:w16cex="http://schemas.microsoft.com/office/word/2018/wordml/cex" xmlns:w16cid="http://schemas.microsoft.com/office/word/2016/wordml/cid" xmlns:w16="http://schemas.microsoft.com/office/word/2018/wordml" xmlns:w16sdtdh="http://schemas.microsoft.com/office/word/2020/wordml/sdtdatahash" xmlns:w16se="http://schemas.microsoft.com/office/word/2015/wordml/symex" xmlns:wpg="http://schemas.microsoft.com/office/word/2010/wordprocessingGroup" xmlns:wpi="http://schemas.microsoft.com/office/word/2010/wordprocessingInk" xmlns:wne="http://schemas.microsoft.com/office/word/2006/wordml" xmlns:wps="http://schemas.microsoft.com/office/word/2010/wordprocessingShape" mc:Ignorable="w14 w15 w16se w16cid w16 w16cex w16sdtdh wp14">
+<w:numbering xmlns:wpc="http://schemas.microsoft.com/office/word/2010/wordprocessingCanvas" xmlns:cx="http://schemas.microsoft.com/office/drawing/2014/chartex" xmlns:cx1="http://schemas.microsoft.com/office/drawing/2015/9/8/chartex" xmlns:cx2="http://schemas.microsoft.com/office/drawing/2015/10/21/chartex" xmlns:cx3="http://schemas.microsoft.com/office/drawing/2016/5/9/chartex" xmlns:cx4="http://schemas.microsoft.com/office/drawing/2016/5/10/chartex" xmlns:cx5="http://schemas.microsoft.com/office/drawing/2016/5/11/chartex" xmlns:cx6="http://schemas.microsoft.com/office/drawing/2016/5/12/chartex" xmlns:cx7="http://schemas.microsoft.com/office/drawing/2016/5/13/chartex" xmlns:cx8="http://schemas.microsoft.com/office/drawing/2016/5/14/chartex" xmlns:mc="http://schemas.openxmlformats.org/markup-compatibility/2006" xmlns:aink="http://schemas.microsoft.com/office/drawing/2016/ink" xmlns:am3d="http://schemas.microsoft.com/office/drawing/2017/model3d" xmlns:o="urn:schemas-microsoft-com:office:office" xmlns:oel="http://schemas.microsoft.com/office/2019/extlst" xmlns:r="http://schemas.openxmlformats.org/officeDocument/2006/relationships" xmlns:m="http://schemas.openxmlformats.org/officeDocument/2006/math" xmlns:v="urn:schemas-microsoft-com:vml" xmlns:wp14="http://schemas.microsoft.com/office/word/2010/wordprocessingDrawing" xmlns:wp="http://schemas.openxmlformats.org/drawingml/2006/wordprocessingDrawing" xmlns:w10="urn:schemas-microsoft-com:office:word" xmlns:w="http://schemas.openxmlformats.org/wordprocessingml/2006/main" xmlns:w14="http://schemas.microsoft.com/office/word/2010/wordml" xmlns:w15="http://schemas.microsoft.com/office/word/2012/wordml" xmlns:w16cex="http://schemas.microsoft.com/office/word/2018/wordml/cex" xmlns:w16cid="http://schemas.microsoft.com/office/word/2016/wordml/cid" xmlns:w16="http://schemas.microsoft.com/office/word/2018/wordml" xmlns:w16sdtdh="http://schemas.microsoft.com/office/word/2020/wordml/sdtdatahash" xmlns:w16se="http://schemas.microsoft.com/office/word/2015/wordml/symex" xmlns:wpg="http://schemas.microsoft.com/office/word/2010/wordprocessingGroup" xmlns:wpi="http://schemas.microsoft.com/office/word/2010/wordprocessingInk" xmlns:wne="http://schemas.microsoft.com/office/word/2006/wordml" xmlns:wps="http://schemas.microsoft.com/office/word/2010/wordprocessingShape" mc:Ignorable="w14 w15 w16se w16cid w16 w16cex w16sdtdh wp14">
   <w:abstractNum w:abstractNumId="0" w15:restartNumberingAfterBreak="0">
     <w:nsid w:val="06CE4480"/>
     <w:multiLevelType w:val="hybridMultilevel"/>
@@ -4962,127 +4792,127 @@
       </w:rPr>
     </w:lvl>
   </w:abstractNum>
-  <w:num w:numId="1">
+  <w:num w:numId="1" w16cid:durableId="1275405152">
     <w:abstractNumId w:val="33"/>
   </w:num>
-  <w:num w:numId="2">
+  <w:num w:numId="2" w16cid:durableId="646125475">
     <w:abstractNumId w:val="36"/>
   </w:num>
-  <w:num w:numId="3">
+  <w:num w:numId="3" w16cid:durableId="973292190">
     <w:abstractNumId w:val="12"/>
   </w:num>
-  <w:num w:numId="4">
+  <w:num w:numId="4" w16cid:durableId="1946227380">
     <w:abstractNumId w:val="16"/>
   </w:num>
-  <w:num w:numId="5">
+  <w:num w:numId="5" w16cid:durableId="1245916321">
     <w:abstractNumId w:val="28"/>
   </w:num>
-  <w:num w:numId="6">
+  <w:num w:numId="6" w16cid:durableId="625698520">
     <w:abstractNumId w:val="7"/>
   </w:num>
-  <w:num w:numId="7">
+  <w:num w:numId="7" w16cid:durableId="187836793">
     <w:abstractNumId w:val="38"/>
   </w:num>
-  <w:num w:numId="8">
+  <w:num w:numId="8" w16cid:durableId="252132452">
     <w:abstractNumId w:val="18"/>
   </w:num>
-  <w:num w:numId="9">
+  <w:num w:numId="9" w16cid:durableId="63187668">
     <w:abstractNumId w:val="34"/>
   </w:num>
-  <w:num w:numId="10">
+  <w:num w:numId="10" w16cid:durableId="233665625">
     <w:abstractNumId w:val="39"/>
   </w:num>
-  <w:num w:numId="11">
+  <w:num w:numId="11" w16cid:durableId="1260286354">
     <w:abstractNumId w:val="4"/>
   </w:num>
-  <w:num w:numId="12">
+  <w:num w:numId="12" w16cid:durableId="611981887">
     <w:abstractNumId w:val="11"/>
   </w:num>
-  <w:num w:numId="13">
+  <w:num w:numId="13" w16cid:durableId="444429451">
     <w:abstractNumId w:val="10"/>
   </w:num>
-  <w:num w:numId="14">
+  <w:num w:numId="14" w16cid:durableId="155918668">
     <w:abstractNumId w:val="19"/>
   </w:num>
-  <w:num w:numId="15">
+  <w:num w:numId="15" w16cid:durableId="1519588161">
     <w:abstractNumId w:val="31"/>
   </w:num>
-  <w:num w:numId="16">
+  <w:num w:numId="16" w16cid:durableId="2037533946">
     <w:abstractNumId w:val="21"/>
   </w:num>
-  <w:num w:numId="17">
+  <w:num w:numId="17" w16cid:durableId="1969119492">
     <w:abstractNumId w:val="29"/>
   </w:num>
-  <w:num w:numId="18">
+  <w:num w:numId="18" w16cid:durableId="982582445">
     <w:abstractNumId w:val="37"/>
   </w:num>
-  <w:num w:numId="19">
+  <w:num w:numId="19" w16cid:durableId="14625456">
     <w:abstractNumId w:val="25"/>
   </w:num>
-  <w:num w:numId="20">
+  <w:num w:numId="20" w16cid:durableId="1677875850">
     <w:abstractNumId w:val="9"/>
   </w:num>
-  <w:num w:numId="21">
+  <w:num w:numId="21" w16cid:durableId="1851794259">
     <w:abstractNumId w:val="23"/>
   </w:num>
-  <w:num w:numId="22">
+  <w:num w:numId="22" w16cid:durableId="644896871">
     <w:abstractNumId w:val="32"/>
   </w:num>
-  <w:num w:numId="23">
+  <w:num w:numId="23" w16cid:durableId="919677801">
     <w:abstractNumId w:val="14"/>
   </w:num>
-  <w:num w:numId="24">
+  <w:num w:numId="24" w16cid:durableId="671031669">
     <w:abstractNumId w:val="24"/>
   </w:num>
-  <w:num w:numId="25">
+  <w:num w:numId="25" w16cid:durableId="2027444139">
     <w:abstractNumId w:val="5"/>
   </w:num>
-  <w:num w:numId="26">
+  <w:num w:numId="26" w16cid:durableId="459882868">
     <w:abstractNumId w:val="40"/>
   </w:num>
-  <w:num w:numId="27">
+  <w:num w:numId="27" w16cid:durableId="1155410600">
     <w:abstractNumId w:val="3"/>
   </w:num>
-  <w:num w:numId="28">
+  <w:num w:numId="28" w16cid:durableId="785806001">
     <w:abstractNumId w:val="35"/>
   </w:num>
-  <w:num w:numId="29">
+  <w:num w:numId="29" w16cid:durableId="388190289">
     <w:abstractNumId w:val="2"/>
   </w:num>
-  <w:num w:numId="30">
+  <w:num w:numId="30" w16cid:durableId="1417558785">
     <w:abstractNumId w:val="20"/>
   </w:num>
-  <w:num w:numId="31">
+  <w:num w:numId="31" w16cid:durableId="695617644">
     <w:abstractNumId w:val="30"/>
   </w:num>
-  <w:num w:numId="32">
+  <w:num w:numId="32" w16cid:durableId="1093666327">
     <w:abstractNumId w:val="26"/>
   </w:num>
-  <w:num w:numId="33">
+  <w:num w:numId="33" w16cid:durableId="691959879">
     <w:abstractNumId w:val="17"/>
   </w:num>
-  <w:num w:numId="34">
+  <w:num w:numId="34" w16cid:durableId="1647052244">
     <w:abstractNumId w:val="6"/>
   </w:num>
-  <w:num w:numId="35">
+  <w:num w:numId="35" w16cid:durableId="26764465">
     <w:abstractNumId w:val="27"/>
   </w:num>
-  <w:num w:numId="36">
+  <w:num w:numId="36" w16cid:durableId="1319575153">
     <w:abstractNumId w:val="15"/>
   </w:num>
-  <w:num w:numId="37">
+  <w:num w:numId="37" w16cid:durableId="1479608404">
     <w:abstractNumId w:val="22"/>
   </w:num>
-  <w:num w:numId="38">
+  <w:num w:numId="38" w16cid:durableId="9264040">
     <w:abstractNumId w:val="13"/>
   </w:num>
-  <w:num w:numId="39">
+  <w:num w:numId="39" w16cid:durableId="1274903195">
     <w:abstractNumId w:val="1"/>
   </w:num>
-  <w:num w:numId="40">
+  <w:num w:numId="40" w16cid:durableId="686517046">
     <w:abstractNumId w:val="8"/>
   </w:num>
-  <w:num w:numId="41">
+  <w:num w:numId="41" w16cid:durableId="1549225290">
     <w:abstractNumId w:val="0"/>
   </w:num>
 </w:numbering>
@@ -5094,7 +4924,7 @@
     <w:rPrDefault>
       <w:rPr>
         <w:rFonts w:ascii="Times New Roman" w:eastAsia="Times New Roman" w:hAnsi="Times New Roman" w:cs="Times New Roman"/>
-        <w:lang w:val="el-GR" w:eastAsia="el-GR" w:bidi="ar-SA"/>
+        <w:lang w:val="en-US" w:eastAsia="en-US" w:bidi="ar-SA"/>
       </w:rPr>
     </w:rPrDefault>
     <w:pPrDefault/>
@@ -5713,7 +5543,7 @@
     </w:pPr>
     <w:rPr>
       <w:rFonts w:ascii="Arial" w:hAnsi="Arial"/>
-      <w:lang w:val="en-GB" w:eastAsia="en-US"/>
+      <w:lang w:val="en-GB"/>
     </w:rPr>
   </w:style>
   <w:style w:type="paragraph" w:customStyle="1" w:styleId="certificateHeading">
@@ -5725,7 +5555,7 @@
     <w:rPr>
       <w:rFonts w:ascii="Arial Black" w:hAnsi="Arial Black"/>
       <w:sz w:val="18"/>
-      <w:lang w:val="en-GB" w:eastAsia="en-US"/>
+      <w:lang w:val="en-GB"/>
     </w:rPr>
   </w:style>
   <w:style w:type="character" w:customStyle="1" w:styleId="change">

--- a/uk-cca-app-api/src/main/resources/templates/ca/england/AIT_L002_Regulatory_Termination_Right_Of_Appeal.docx
+++ b/uk-cca-app-api/src/main/resources/templates/ca/england/AIT_L002_Regulatory_Termination_Right_Of_Appeal.docx
@@ -1,6 +1,6 @@
 
 <file path=word/document.xml><?xml version="1.0" encoding="utf-8"?>
-<w:document xmlns:wpc="http://schemas.microsoft.com/office/word/2010/wordprocessingCanvas" xmlns:cx="http://schemas.microsoft.com/office/drawing/2014/chartex" xmlns:cx1="http://schemas.microsoft.com/office/drawing/2015/9/8/chartex" xmlns:cx2="http://schemas.microsoft.com/office/drawing/2015/10/21/chartex" xmlns:cx3="http://schemas.microsoft.com/office/drawing/2016/5/9/chartex" xmlns:cx4="http://schemas.microsoft.com/office/drawing/2016/5/10/chartex" xmlns:cx5="http://schemas.microsoft.com/office/drawing/2016/5/11/chartex" xmlns:cx6="http://schemas.microsoft.com/office/drawing/2016/5/12/chartex" xmlns:cx7="http://schemas.microsoft.com/office/drawing/2016/5/13/chartex" xmlns:cx8="http://schemas.microsoft.com/office/drawing/2016/5/14/chartex" xmlns:mc="http://schemas.openxmlformats.org/markup-compatibility/2006" xmlns:aink="http://schemas.microsoft.com/office/drawing/2016/ink" xmlns:am3d="http://schemas.microsoft.com/office/drawing/2017/model3d" xmlns:o="urn:schemas-microsoft-com:office:office" xmlns:oel="http://schemas.microsoft.com/office/2019/extlst" xmlns:r="http://schemas.openxmlformats.org/officeDocument/2006/relationships" xmlns:m="http://schemas.openxmlformats.org/officeDocument/2006/math" xmlns:v="urn:schemas-microsoft-com:vml" xmlns:wp14="http://schemas.microsoft.com/office/word/2010/wordprocessingDrawing" xmlns:wp="http://schemas.openxmlformats.org/drawingml/2006/wordprocessingDrawing" xmlns:w10="urn:schemas-microsoft-com:office:word" xmlns:w="http://schemas.openxmlformats.org/wordprocessingml/2006/main" xmlns:w14="http://schemas.microsoft.com/office/word/2010/wordml" xmlns:w15="http://schemas.microsoft.com/office/word/2012/wordml" xmlns:w16cex="http://schemas.microsoft.com/office/word/2018/wordml/cex" xmlns:w16cid="http://schemas.microsoft.com/office/word/2016/wordml/cid" xmlns:w16="http://schemas.microsoft.com/office/word/2018/wordml" xmlns:w16sdtdh="http://schemas.microsoft.com/office/word/2020/wordml/sdtdatahash" xmlns:w16se="http://schemas.microsoft.com/office/word/2015/wordml/symex" xmlns:wpg="http://schemas.microsoft.com/office/word/2010/wordprocessingGroup" xmlns:wpi="http://schemas.microsoft.com/office/word/2010/wordprocessingInk" xmlns:wne="http://schemas.microsoft.com/office/word/2006/wordml" xmlns:wps="http://schemas.microsoft.com/office/word/2010/wordprocessingShape" mc:Ignorable="w14 w15 w16se w16cid w16 w16cex w16sdtdh wp14">
+<w:document xmlns:wpc="http://schemas.microsoft.com/office/word/2010/wordprocessingCanvas" xmlns:cx="http://schemas.microsoft.com/office/drawing/2014/chartex" xmlns:cx1="http://schemas.microsoft.com/office/drawing/2015/9/8/chartex" xmlns:cx2="http://schemas.microsoft.com/office/drawing/2015/10/21/chartex" xmlns:cx3="http://schemas.microsoft.com/office/drawing/2016/5/9/chartex" xmlns:cx4="http://schemas.microsoft.com/office/drawing/2016/5/10/chartex" xmlns:cx5="http://schemas.microsoft.com/office/drawing/2016/5/11/chartex" xmlns:cx6="http://schemas.microsoft.com/office/drawing/2016/5/12/chartex" xmlns:cx7="http://schemas.microsoft.com/office/drawing/2016/5/13/chartex" xmlns:cx8="http://schemas.microsoft.com/office/drawing/2016/5/14/chartex" xmlns:mc="http://schemas.openxmlformats.org/markup-compatibility/2006" xmlns:aink="http://schemas.microsoft.com/office/drawing/2016/ink" xmlns:am3d="http://schemas.microsoft.com/office/drawing/2017/model3d" xmlns:o="urn:schemas-microsoft-com:office:office" xmlns:r="http://schemas.openxmlformats.org/officeDocument/2006/relationships" xmlns:m="http://schemas.openxmlformats.org/officeDocument/2006/math" xmlns:v="urn:schemas-microsoft-com:vml" xmlns:wp14="http://schemas.microsoft.com/office/word/2010/wordprocessingDrawing" xmlns:wp="http://schemas.openxmlformats.org/drawingml/2006/wordprocessingDrawing" xmlns:w10="urn:schemas-microsoft-com:office:word" xmlns:w="http://schemas.openxmlformats.org/wordprocessingml/2006/main" xmlns:w14="http://schemas.microsoft.com/office/word/2010/wordml" xmlns:w15="http://schemas.microsoft.com/office/word/2012/wordml" xmlns:w16cex="http://schemas.microsoft.com/office/word/2018/wordml/cex" xmlns:w16cid="http://schemas.microsoft.com/office/word/2016/wordml/cid" xmlns:w16="http://schemas.microsoft.com/office/word/2018/wordml" xmlns:w16sdtdh="http://schemas.microsoft.com/office/word/2020/wordml/sdtdatahash" xmlns:w16se="http://schemas.microsoft.com/office/word/2015/wordml/symex" xmlns:wpg="http://schemas.microsoft.com/office/word/2010/wordprocessingGroup" xmlns:wpi="http://schemas.microsoft.com/office/word/2010/wordprocessingInk" xmlns:wne="http://schemas.microsoft.com/office/word/2006/wordml" xmlns:wps="http://schemas.microsoft.com/office/word/2010/wordprocessingShape" mc:Ignorable="w14 w15 w16se w16cid w16 w16cex w16sdtdh wp14">
   <w:body>
     <w:p>
       <w:pPr>
@@ -8,187 +8,294 @@
       </w:pPr>
     </w:p>
     <w:p>
-      <w:fldSimple w:instr=" MERGEFIELD  &quot;${currentDate?date?string('dd MMMM yyyy')}&quot;  \* MERGEFORMAT ">
+      <w:r>
+        <w:fldChar w:fldCharType="begin"/>
+      </w:r>
+      <w:r>
+        <w:instrText xml:space="preserve"> MERGEFIELD  "${currentDate?date?string('dd MMMM yyyy')}"  \* MERGEFORMAT </w:instrText>
+      </w:r>
+      <w:r>
+        <w:fldChar w:fldCharType="separate"/>
+      </w:r>
+      <w:r>
+        <w:rPr>
+          <w:noProof/>
+        </w:rPr>
+        <w:t>«${currentDate?date?string('dd MMMM yyyy'»</w:t>
+      </w:r>
+      <w:r>
+        <w:rPr>
+          <w:noProof/>
+        </w:rPr>
+        <w:fldChar w:fldCharType="end"/>
+      </w:r>
+    </w:p>
+    <w:p>
+      <w:r>
+        <w:t>CCA Register Ref:</w:t>
+      </w:r>
+      <w:r>
+        <w:t xml:space="preserve"> </w:t>
+      </w:r>
+      <w:r>
+        <w:fldChar w:fldCharType="begin"/>
+      </w:r>
+      <w:r>
+        <w:instrText xml:space="preserve"> MERGEFIELD  ${workflow.requestId}  \* MERGEFORMAT </w:instrText>
+      </w:r>
+      <w:r>
+        <w:fldChar w:fldCharType="separate"/>
+      </w:r>
+      <w:r>
+        <w:rPr>
+          <w:noProof/>
+        </w:rPr>
+        <w:t>«${workflow.requestId}»</w:t>
+      </w:r>
+      <w:r>
+        <w:rPr>
+          <w:noProof/>
+        </w:rPr>
+        <w:fldChar w:fldCharType="end"/>
+      </w:r>
+    </w:p>
+    <w:p/>
+    <w:p>
+      <w:r>
+        <w:t xml:space="preserve">Sector Identifier: </w:t>
+      </w:r>
+      <w:fldSimple w:instr=" MERGEFIELD  ${params.sectorAcronymAndName}  \* MERGEFORMAT ">
         <w:r>
           <w:rPr>
             <w:noProof/>
           </w:rPr>
-          <w:t>«${currentDate?date?string('dd MMMM yyyy'»</w:t>
+          <w:t>«${params.sectorAcronymAndName}»</w:t>
         </w:r>
       </w:fldSimple>
     </w:p>
     <w:p>
       <w:r>
-        <w:t>CCA Register Ref:</w:t>
-      </w:r>
-      <w:r>
-        <w:t xml:space="preserve"> </w:t>
-      </w:r>
-      <w:fldSimple w:instr=" MERGEFIELD  ${workflow.requestId}  \* MERGEFORMAT ">
-        <w:r>
-          <w:rPr>
-            <w:noProof/>
-          </w:rPr>
-          <w:t>«${workflow.requestId}»</w:t>
-        </w:r>
-      </w:fldSimple>
+        <w:fldChar w:fldCharType="begin"/>
+      </w:r>
+      <w:r>
+        <w:instrText xml:space="preserve"> MERGEFIELD  ${account.name}  \* MERGEFORMAT </w:instrText>
+      </w:r>
+      <w:r>
+        <w:fldChar w:fldCharType="separate"/>
+      </w:r>
+      <w:r>
+        <w:rPr>
+          <w:noProof/>
+        </w:rPr>
+        <w:t>«${account.name}»</w:t>
+      </w:r>
+      <w:r>
+        <w:rPr>
+          <w:noProof/>
+        </w:rPr>
+        <w:fldChar w:fldCharType="end"/>
+      </w:r>
+    </w:p>
+    <w:p>
+      <w:r>
+        <w:t xml:space="preserve">Company Registration Number: </w:t>
+      </w:r>
+      <w:r>
+        <w:fldChar w:fldCharType="begin"/>
+      </w:r>
+      <w:r>
+        <w:instrText xml:space="preserve"> MERGEFIELD  ${(account.companyRegistrationNumber)!}  \* MERGEFORMAT </w:instrText>
+      </w:r>
+      <w:r>
+        <w:fldChar w:fldCharType="separate"/>
+      </w:r>
+      <w:r>
+        <w:rPr>
+          <w:noProof/>
+        </w:rPr>
+        <w:t>«${(account.companyRegistrationNumber)!}»</w:t>
+      </w:r>
+      <w:r>
+        <w:rPr>
+          <w:noProof/>
+        </w:rPr>
+        <w:fldChar w:fldCharType="end"/>
+      </w:r>
+    </w:p>
+    <w:p>
+      <w:r>
+        <w:t xml:space="preserve">TU Identifier: </w:t>
+      </w:r>
+      <w:r>
+        <w:fldChar w:fldCharType="begin"/>
+      </w:r>
+      <w:r>
+        <w:instrText xml:space="preserve"> MERGEFIELD  ${account.targetUnitIdentifier}  \* MERGEFORMAT </w:instrText>
+      </w:r>
+      <w:r>
+        <w:fldChar w:fldCharType="separate"/>
+      </w:r>
+      <w:r>
+        <w:rPr>
+          <w:noProof/>
+        </w:rPr>
+        <w:t>«${account.targetUnitIdentifier}»</w:t>
+      </w:r>
+      <w:r>
+        <w:rPr>
+          <w:noProof/>
+        </w:rPr>
+        <w:fldChar w:fldCharType="end"/>
+      </w:r>
     </w:p>
     <w:p/>
     <w:p>
       <w:r>
-        <w:t xml:space="preserve">Sector Identifier: </w:t>
-      </w:r>
-      <w:fldSimple w:instr=" MERGEFIELD  ${account.sectorIdentifier}  \* MERGEFORMAT ">
-        <w:r>
-          <w:rPr>
-            <w:noProof/>
-          </w:rPr>
-          <w:t>«${account.sectorIdentifier}»</w:t>
-        </w:r>
-      </w:fldSimple>
+        <w:fldChar w:fldCharType="begin"/>
+      </w:r>
+      <w:r>
+        <w:instrText xml:space="preserve"> </w:instrText>
+      </w:r>
+      <w:r>
+        <w:instrText xml:space="preserve">MERGEFIELD  ${account.location}  \* MERGEFORMAT </w:instrText>
+      </w:r>
+      <w:r>
+        <w:fldChar w:fldCharType="separate"/>
+      </w:r>
+      <w:r>
+        <w:rPr>
+          <w:noProof/>
+        </w:rPr>
+        <w:t>«${account.location}»</w:t>
+      </w:r>
+      <w:r>
+        <w:rPr>
+          <w:noProof/>
+        </w:rPr>
+        <w:fldChar w:fldCharType="end"/>
+      </w:r>
     </w:p>
     <w:p>
-      <w:fldSimple w:instr=" MERGEFIELD  ${account.name}  \* MERGEFORMAT ">
-        <w:r>
-          <w:rPr>
-            <w:noProof/>
-          </w:rPr>
-          <w:t>«${account.name}»</w:t>
-        </w:r>
-      </w:fldSimple>
-    </w:p>
-    <w:p>
-      <w:r>
-        <w:t xml:space="preserve">Company Registration Number: </w:t>
-      </w:r>
-      <w:fldSimple w:instr=" MERGEFIELD  ${(account.companyRegistrationNumber)!}  \* MERGEFORMAT ">
-        <w:r>
-          <w:rPr>
-            <w:noProof/>
-          </w:rPr>
-          <w:t>«${(account.companyRegistrationNumber)!}»</w:t>
-        </w:r>
-      </w:fldSimple>
-    </w:p>
-    <w:p>
-      <w:r>
-        <w:t xml:space="preserve">TU Identifier: </w:t>
-      </w:r>
-      <w:fldSimple w:instr=" MERGEFIELD  ${account.targetUnitIdentifier}  \* MERGEFORMAT ">
-        <w:r>
-          <w:rPr>
-            <w:noProof/>
-          </w:rPr>
-          <w:t>«${account.targetUnitIdentifier}»</w:t>
-        </w:r>
-      </w:fldSimple>
+      <w:r>
+        <w:fldChar w:fldCharType="begin"/>
+      </w:r>
+      <w:r>
+        <w:instrText xml:space="preserve"> MERGEFIELD  ${account.primaryContactEmail}  \* MERGEFORMAT </w:instrText>
+      </w:r>
+      <w:r>
+        <w:fldChar w:fldCharType="separate"/>
+      </w:r>
+      <w:r>
+        <w:rPr>
+          <w:noProof/>
+        </w:rPr>
+        <w:t>«${account.primaryContactEmail}»</w:t>
+      </w:r>
+      <w:r>
+        <w:rPr>
+          <w:noProof/>
+        </w:rPr>
+        <w:fldChar w:fldCharType="end"/>
+      </w:r>
     </w:p>
     <w:p/>
     <w:p>
-      <w:fldSimple w:instr=" MERGEFIELD  ${account.location}  \* MERGEFORMAT ">
-        <w:r>
-          <w:rPr>
-            <w:noProof/>
-          </w:rPr>
-          <w:t>«${account.location}»</w:t>
-        </w:r>
-      </w:fldSimple>
+      <w:pPr>
+        <w:autoSpaceDE w:val="0"/>
+        <w:autoSpaceDN w:val="0"/>
+        <w:adjustRightInd w:val="0"/>
+        <w:rPr>
+          <w:rFonts w:cs="Arial"/>
+          <w:b/>
+          <w:bCs/>
+          <w:szCs w:val="22"/>
+        </w:rPr>
+      </w:pPr>
+      <w:r>
+        <w:rPr>
+          <w:rFonts w:cs="Arial"/>
+          <w:b/>
+          <w:bCs/>
+          <w:szCs w:val="22"/>
+        </w:rPr>
+        <w:t>CLIMATE CHANGE AGREEMENT</w:t>
+      </w:r>
+      <w:r>
+        <w:rPr>
+          <w:rFonts w:cs="Arial"/>
+          <w:b/>
+          <w:bCs/>
+          <w:szCs w:val="22"/>
+        </w:rPr>
+        <w:t>S</w:t>
+      </w:r>
+      <w:r>
+        <w:rPr>
+          <w:rFonts w:cs="Arial"/>
+          <w:b/>
+          <w:bCs/>
+          <w:szCs w:val="22"/>
+        </w:rPr>
+        <w:t xml:space="preserve"> SCHEME</w:t>
+      </w:r>
     </w:p>
     <w:p>
-      <w:fldSimple w:instr=" MERGEFIELD  ${account.primaryContactEmail}  \* MERGEFORMAT ">
-        <w:r>
-          <w:rPr>
-            <w:noProof/>
-          </w:rPr>
-          <w:t>«${account.primaryContactEmail}»</w:t>
-        </w:r>
-      </w:fldSimple>
+      <w:pPr>
+        <w:autoSpaceDE w:val="0"/>
+        <w:autoSpaceDN w:val="0"/>
+        <w:adjustRightInd w:val="0"/>
+        <w:rPr>
+          <w:rFonts w:cs="Arial"/>
+          <w:b/>
+          <w:bCs/>
+          <w:szCs w:val="22"/>
+        </w:rPr>
+      </w:pPr>
+      <w:r>
+        <w:rPr>
+          <w:rFonts w:cs="Arial"/>
+          <w:b/>
+          <w:bCs/>
+          <w:szCs w:val="22"/>
+        </w:rPr>
+        <w:t>UNDERLYING AGREEMENT TERMINATED</w:t>
+      </w:r>
+      <w:r>
+        <w:rPr>
+          <w:rFonts w:cs="Arial"/>
+          <w:b/>
+          <w:bCs/>
+          <w:szCs w:val="22"/>
+        </w:rPr>
+        <w:t xml:space="preserve"> (REGULATORY) RIGHT OF APPEAL</w:t>
+      </w:r>
     </w:p>
     <w:p/>
     <w:p>
-      <w:pPr>
-        <w:autoSpaceDE w:val="0"/>
-        <w:autoSpaceDN w:val="0"/>
-        <w:adjustRightInd w:val="0"/>
-        <w:rPr>
-          <w:rFonts w:cs="Arial"/>
-          <w:b/>
-          <w:bCs/>
-          <w:szCs w:val="22"/>
-        </w:rPr>
-      </w:pPr>
-      <w:r>
-        <w:rPr>
-          <w:rFonts w:cs="Arial"/>
-          <w:b/>
-          <w:bCs/>
-          <w:szCs w:val="22"/>
-        </w:rPr>
-        <w:t>CLIMATE CHANGE AGREEMENT</w:t>
-      </w:r>
-      <w:r>
-        <w:rPr>
-          <w:rFonts w:cs="Arial"/>
-          <w:b/>
-          <w:bCs/>
-          <w:szCs w:val="22"/>
-        </w:rPr>
-        <w:t>S</w:t>
-      </w:r>
-      <w:r>
-        <w:rPr>
-          <w:rFonts w:cs="Arial"/>
-          <w:b/>
-          <w:bCs/>
-          <w:szCs w:val="22"/>
-        </w:rPr>
-        <w:t xml:space="preserve"> SCHEME</w:t>
-      </w:r>
-    </w:p>
-    <w:p>
-      <w:pPr>
-        <w:autoSpaceDE w:val="0"/>
-        <w:autoSpaceDN w:val="0"/>
-        <w:adjustRightInd w:val="0"/>
-        <w:rPr>
-          <w:rFonts w:cs="Arial"/>
-          <w:b/>
-          <w:bCs/>
-          <w:szCs w:val="22"/>
-        </w:rPr>
-      </w:pPr>
-      <w:r>
-        <w:rPr>
-          <w:rFonts w:cs="Arial"/>
-          <w:b/>
-          <w:bCs/>
-          <w:szCs w:val="22"/>
-        </w:rPr>
-        <w:t>UNDERLYING AGREEMENT TERMINATED</w:t>
-      </w:r>
-      <w:r>
-        <w:rPr>
-          <w:rFonts w:cs="Arial"/>
-          <w:b/>
-          <w:bCs/>
-          <w:szCs w:val="22"/>
-        </w:rPr>
-        <w:t xml:space="preserve"> (REGULATORY) RIGHT OF APPEAL</w:t>
-      </w:r>
-    </w:p>
-    <w:p/>
-    <w:p>
       <w:r>
         <w:t xml:space="preserve">Dear </w:t>
       </w:r>
-      <w:fldSimple w:instr=" MERGEFIELD  ${account.primaryContact}  \* MERGEFORMAT ">
-        <w:r>
-          <w:rPr>
-            <w:noProof/>
-          </w:rPr>
-          <w:t>«${account.primaryContact}»</w:t>
-        </w:r>
-      </w:fldSimple>
+      <w:r>
+        <w:fldChar w:fldCharType="begin"/>
+      </w:r>
+      <w:r>
+        <w:instrText xml:space="preserve"> MERGEFIELD  ${account.primaryContact}  \* MERGEFORMAT </w:instrText>
+      </w:r>
+      <w:r>
+        <w:fldChar w:fldCharType="separate"/>
+      </w:r>
+      <w:r>
+        <w:rPr>
+          <w:noProof/>
+        </w:rPr>
+        <w:t>«${account.primaryContact}»</w:t>
+      </w:r>
+      <w:r>
+        <w:rPr>
+          <w:noProof/>
+        </w:rPr>
+        <w:fldChar w:fldCharType="end"/>
+      </w:r>
       <w:r>
         <w:rPr>
           <w:noProof/>
@@ -713,14 +820,27 @@
       <w:pPr>
         <w:pStyle w:val="TemplateCommand"/>
       </w:pPr>
-      <w:fldSimple w:instr=" MERGEFIELD  &quot;[#if params.reasonDetails.reason== 'FAILURE_TO_PAY']&quot;  \* MERGEFORMAT ">
-        <w:r>
-          <w:rPr>
-            <w:noProof/>
-          </w:rPr>
-          <w:t>«[#if params.reasonDetails.reason== 'FAIL»</w:t>
-        </w:r>
-      </w:fldSimple>
+      <w:r>
+        <w:fldChar w:fldCharType="begin"/>
+      </w:r>
+      <w:r>
+        <w:instrText xml:space="preserve"> MERGEFIELD  "[#if params.reasonDetails.reason== 'FAILURE_TO_PAY']"  \* MERGEFORMAT </w:instrText>
+      </w:r>
+      <w:r>
+        <w:fldChar w:fldCharType="separate"/>
+      </w:r>
+      <w:r>
+        <w:rPr>
+          <w:noProof/>
+        </w:rPr>
+        <w:t>«[#if params.reasonDetails.reason== 'FAIL»</w:t>
+      </w:r>
+      <w:r>
+        <w:rPr>
+          <w:noProof/>
+        </w:rPr>
+        <w:fldChar w:fldCharType="end"/>
+      </w:r>
     </w:p>
     <w:p>
       <w:pPr>
@@ -753,7 +873,21 @@
         <w:rPr>
           <w:lang w:val="en-US" w:eastAsia="en-US"/>
         </w:rPr>
-        <w:t>take the steps to remedy the contravention specified in that notice by the date so specified</w:t>
+        <w:t xml:space="preserve">take the steps to remedy the contravention specified in that notice by the date </w:t>
+      </w:r>
+      <w:proofErr w:type="gramStart"/>
+      <w:r>
+        <w:rPr>
+          <w:lang w:val="en-US" w:eastAsia="en-US"/>
+        </w:rPr>
+        <w:t>so</w:t>
+      </w:r>
+      <w:proofErr w:type="gramEnd"/>
+      <w:r>
+        <w:rPr>
+          <w:lang w:val="en-US" w:eastAsia="en-US"/>
+        </w:rPr>
+        <w:t xml:space="preserve"> specified</w:t>
       </w:r>
     </w:p>
     <w:p>
@@ -763,14 +897,27 @@
           <w:noProof/>
         </w:rPr>
       </w:pPr>
-      <w:fldSimple w:instr=" MERGEFIELD  [#else]  \* MERGEFORMAT ">
-        <w:r>
-          <w:rPr>
-            <w:noProof/>
-          </w:rPr>
-          <w:t>«[#else]»</w:t>
-        </w:r>
-      </w:fldSimple>
+      <w:r>
+        <w:fldChar w:fldCharType="begin"/>
+      </w:r>
+      <w:r>
+        <w:instrText xml:space="preserve"> MERGEFIELD  [#else]  \* MERGEFORMAT </w:instrText>
+      </w:r>
+      <w:r>
+        <w:fldChar w:fldCharType="separate"/>
+      </w:r>
+      <w:r>
+        <w:rPr>
+          <w:noProof/>
+        </w:rPr>
+        <w:t>«[#else]»</w:t>
+      </w:r>
+      <w:r>
+        <w:rPr>
+          <w:noProof/>
+        </w:rPr>
+        <w:fldChar w:fldCharType="end"/>
+      </w:r>
     </w:p>
     <w:p>
       <w:pPr>
@@ -826,14 +973,27 @@
           <w:noProof/>
         </w:rPr>
       </w:pPr>
-      <w:fldSimple w:instr=" MERGEFIELD  [/#if]  \* MERGEFORMAT ">
-        <w:r>
-          <w:rPr>
-            <w:noProof/>
-          </w:rPr>
-          <w:t>«[/#if]»</w:t>
-        </w:r>
-      </w:fldSimple>
+      <w:r>
+        <w:fldChar w:fldCharType="begin"/>
+      </w:r>
+      <w:r>
+        <w:instrText xml:space="preserve"> MERGEFIELD  [/#if]  \* MERGEFORMAT </w:instrText>
+      </w:r>
+      <w:r>
+        <w:fldChar w:fldCharType="separate"/>
+      </w:r>
+      <w:r>
+        <w:rPr>
+          <w:noProof/>
+        </w:rPr>
+        <w:t>«[/#if]»</w:t>
+      </w:r>
+      <w:r>
+        <w:rPr>
+          <w:noProof/>
+        </w:rPr>
+        <w:fldChar w:fldCharType="end"/>
+      </w:r>
     </w:p>
     <w:p>
       <w:pPr>
@@ -1077,6 +1237,7 @@
           <w:rFonts w:cs="Arial"/>
           <w:szCs w:val="22"/>
         </w:rPr>
+        <w:lastRenderedPageBreak/>
         <w:t>If you require any clarification of the above, please contact your Sector Association in the first instance. If you need to contact the Administrator for any supporting information, please use the following link:</w:t>
       </w:r>
     </w:p>
@@ -1148,7 +1309,6 @@
           <w:rFonts w:cs="Arial"/>
           <w:szCs w:val="22"/>
         </w:rPr>
-        <w:lastRenderedPageBreak/>
         <w:pict w14:anchorId="7362E64D">
           <v:shapetype id="_x0000_t75" coordsize="21600,21600" o:spt="75" o:preferrelative="t" path="m@4@5l@4@11@9@11@9@5xe" filled="f" stroked="f">
             <v:stroke joinstyle="miter"/>
@@ -1169,7 +1329,7 @@
             <v:path o:extrusionok="f" gradientshapeok="t" o:connecttype="rect"/>
             <o:lock v:ext="edit" aspectratio="t"/>
           </v:shapetype>
-          <v:shape id="_x0000_i1025" type="#_x0000_t75" style="width:148.5pt;height:70.5pt">
+          <v:shape id="_x0000_i1025" type="#_x0000_t75" style="width:148.8pt;height:70.8pt">
             <v:imagedata r:id="rId10" o:title="CCA_logo_for_letter"/>
           </v:shape>
         </w:pict>
@@ -1205,6 +1365,7 @@
           <w:szCs w:val="22"/>
         </w:rPr>
       </w:pPr>
+      <w:proofErr w:type="gramStart"/>
       <w:r>
         <w:rPr>
           <w:rFonts w:cs="Arial"/>
@@ -1217,7 +1378,15 @@
           <w:rFonts w:cs="Arial"/>
           <w:sz w:val="20"/>
         </w:rPr>
-        <w:t xml:space="preserve">. </w:t>
+        <w:t>.</w:t>
+      </w:r>
+      <w:proofErr w:type="gramEnd"/>
+      <w:r>
+        <w:rPr>
+          <w:rFonts w:cs="Arial"/>
+          <w:sz w:val="20"/>
+        </w:rPr>
+        <w:t xml:space="preserve"> </w:t>
       </w:r>
       <w:bookmarkStart w:id="0" w:name="_Hlk172714245"/>
       <w:r>
@@ -1359,7 +1528,7 @@
 </file>
 
 <file path=word/endnotes.xml><?xml version="1.0" encoding="utf-8"?>
-<w:endnotes xmlns:wpc="http://schemas.microsoft.com/office/word/2010/wordprocessingCanvas" xmlns:cx="http://schemas.microsoft.com/office/drawing/2014/chartex" xmlns:cx1="http://schemas.microsoft.com/office/drawing/2015/9/8/chartex" xmlns:cx2="http://schemas.microsoft.com/office/drawing/2015/10/21/chartex" xmlns:cx3="http://schemas.microsoft.com/office/drawing/2016/5/9/chartex" xmlns:cx4="http://schemas.microsoft.com/office/drawing/2016/5/10/chartex" xmlns:cx5="http://schemas.microsoft.com/office/drawing/2016/5/11/chartex" xmlns:cx6="http://schemas.microsoft.com/office/drawing/2016/5/12/chartex" xmlns:cx7="http://schemas.microsoft.com/office/drawing/2016/5/13/chartex" xmlns:cx8="http://schemas.microsoft.com/office/drawing/2016/5/14/chartex" xmlns:mc="http://schemas.openxmlformats.org/markup-compatibility/2006" xmlns:aink="http://schemas.microsoft.com/office/drawing/2016/ink" xmlns:am3d="http://schemas.microsoft.com/office/drawing/2017/model3d" xmlns:o="urn:schemas-microsoft-com:office:office" xmlns:oel="http://schemas.microsoft.com/office/2019/extlst" xmlns:r="http://schemas.openxmlformats.org/officeDocument/2006/relationships" xmlns:m="http://schemas.openxmlformats.org/officeDocument/2006/math" xmlns:v="urn:schemas-microsoft-com:vml" xmlns:wp14="http://schemas.microsoft.com/office/word/2010/wordprocessingDrawing" xmlns:wp="http://schemas.openxmlformats.org/drawingml/2006/wordprocessingDrawing" xmlns:w10="urn:schemas-microsoft-com:office:word" xmlns:w="http://schemas.openxmlformats.org/wordprocessingml/2006/main" xmlns:w14="http://schemas.microsoft.com/office/word/2010/wordml" xmlns:w15="http://schemas.microsoft.com/office/word/2012/wordml" xmlns:w16cex="http://schemas.microsoft.com/office/word/2018/wordml/cex" xmlns:w16cid="http://schemas.microsoft.com/office/word/2016/wordml/cid" xmlns:w16="http://schemas.microsoft.com/office/word/2018/wordml" xmlns:w16sdtdh="http://schemas.microsoft.com/office/word/2020/wordml/sdtdatahash" xmlns:w16se="http://schemas.microsoft.com/office/word/2015/wordml/symex" xmlns:wpg="http://schemas.microsoft.com/office/word/2010/wordprocessingGroup" xmlns:wpi="http://schemas.microsoft.com/office/word/2010/wordprocessingInk" xmlns:wne="http://schemas.microsoft.com/office/word/2006/wordml" xmlns:wps="http://schemas.microsoft.com/office/word/2010/wordprocessingShape" mc:Ignorable="w14 w15 w16se w16cid w16 w16cex w16sdtdh wp14">
+<w:endnotes xmlns:wpc="http://schemas.microsoft.com/office/word/2010/wordprocessingCanvas" xmlns:cx="http://schemas.microsoft.com/office/drawing/2014/chartex" xmlns:cx1="http://schemas.microsoft.com/office/drawing/2015/9/8/chartex" xmlns:cx2="http://schemas.microsoft.com/office/drawing/2015/10/21/chartex" xmlns:cx3="http://schemas.microsoft.com/office/drawing/2016/5/9/chartex" xmlns:cx4="http://schemas.microsoft.com/office/drawing/2016/5/10/chartex" xmlns:cx5="http://schemas.microsoft.com/office/drawing/2016/5/11/chartex" xmlns:cx6="http://schemas.microsoft.com/office/drawing/2016/5/12/chartex" xmlns:cx7="http://schemas.microsoft.com/office/drawing/2016/5/13/chartex" xmlns:cx8="http://schemas.microsoft.com/office/drawing/2016/5/14/chartex" xmlns:mc="http://schemas.openxmlformats.org/markup-compatibility/2006" xmlns:aink="http://schemas.microsoft.com/office/drawing/2016/ink" xmlns:am3d="http://schemas.microsoft.com/office/drawing/2017/model3d" xmlns:o="urn:schemas-microsoft-com:office:office" xmlns:r="http://schemas.openxmlformats.org/officeDocument/2006/relationships" xmlns:m="http://schemas.openxmlformats.org/officeDocument/2006/math" xmlns:v="urn:schemas-microsoft-com:vml" xmlns:wp14="http://schemas.microsoft.com/office/word/2010/wordprocessingDrawing" xmlns:wp="http://schemas.openxmlformats.org/drawingml/2006/wordprocessingDrawing" xmlns:w10="urn:schemas-microsoft-com:office:word" xmlns:w="http://schemas.openxmlformats.org/wordprocessingml/2006/main" xmlns:w14="http://schemas.microsoft.com/office/word/2010/wordml" xmlns:w15="http://schemas.microsoft.com/office/word/2012/wordml" xmlns:w16cex="http://schemas.microsoft.com/office/word/2018/wordml/cex" xmlns:w16cid="http://schemas.microsoft.com/office/word/2016/wordml/cid" xmlns:w16="http://schemas.microsoft.com/office/word/2018/wordml" xmlns:w16sdtdh="http://schemas.microsoft.com/office/word/2020/wordml/sdtdatahash" xmlns:w16se="http://schemas.microsoft.com/office/word/2015/wordml/symex" xmlns:wpg="http://schemas.microsoft.com/office/word/2010/wordprocessingGroup" xmlns:wpi="http://schemas.microsoft.com/office/word/2010/wordprocessingInk" xmlns:wne="http://schemas.microsoft.com/office/word/2006/wordml" xmlns:wps="http://schemas.microsoft.com/office/word/2010/wordprocessingShape" mc:Ignorable="w14 w15 w16se w16cid w16 w16cex w16sdtdh wp14">
   <w:endnote w:type="separator" w:id="-1">
     <w:p>
       <w:r>
@@ -1378,7 +1547,7 @@
 </file>
 
 <file path=word/footer1.xml><?xml version="1.0" encoding="utf-8"?>
-<w:ftr xmlns:wpc="http://schemas.microsoft.com/office/word/2010/wordprocessingCanvas" xmlns:cx="http://schemas.microsoft.com/office/drawing/2014/chartex" xmlns:cx1="http://schemas.microsoft.com/office/drawing/2015/9/8/chartex" xmlns:cx2="http://schemas.microsoft.com/office/drawing/2015/10/21/chartex" xmlns:cx3="http://schemas.microsoft.com/office/drawing/2016/5/9/chartex" xmlns:cx4="http://schemas.microsoft.com/office/drawing/2016/5/10/chartex" xmlns:cx5="http://schemas.microsoft.com/office/drawing/2016/5/11/chartex" xmlns:cx6="http://schemas.microsoft.com/office/drawing/2016/5/12/chartex" xmlns:cx7="http://schemas.microsoft.com/office/drawing/2016/5/13/chartex" xmlns:cx8="http://schemas.microsoft.com/office/drawing/2016/5/14/chartex" xmlns:mc="http://schemas.openxmlformats.org/markup-compatibility/2006" xmlns:aink="http://schemas.microsoft.com/office/drawing/2016/ink" xmlns:am3d="http://schemas.microsoft.com/office/drawing/2017/model3d" xmlns:o="urn:schemas-microsoft-com:office:office" xmlns:oel="http://schemas.microsoft.com/office/2019/extlst" xmlns:r="http://schemas.openxmlformats.org/officeDocument/2006/relationships" xmlns:m="http://schemas.openxmlformats.org/officeDocument/2006/math" xmlns:v="urn:schemas-microsoft-com:vml" xmlns:wp14="http://schemas.microsoft.com/office/word/2010/wordprocessingDrawing" xmlns:wp="http://schemas.openxmlformats.org/drawingml/2006/wordprocessingDrawing" xmlns:w10="urn:schemas-microsoft-com:office:word" xmlns:w="http://schemas.openxmlformats.org/wordprocessingml/2006/main" xmlns:w14="http://schemas.microsoft.com/office/word/2010/wordml" xmlns:w15="http://schemas.microsoft.com/office/word/2012/wordml" xmlns:w16cex="http://schemas.microsoft.com/office/word/2018/wordml/cex" xmlns:w16cid="http://schemas.microsoft.com/office/word/2016/wordml/cid" xmlns:w16="http://schemas.microsoft.com/office/word/2018/wordml" xmlns:w16sdtdh="http://schemas.microsoft.com/office/word/2020/wordml/sdtdatahash" xmlns:w16se="http://schemas.microsoft.com/office/word/2015/wordml/symex" xmlns:wpg="http://schemas.microsoft.com/office/word/2010/wordprocessingGroup" xmlns:wpi="http://schemas.microsoft.com/office/word/2010/wordprocessingInk" xmlns:wne="http://schemas.microsoft.com/office/word/2006/wordml" xmlns:wps="http://schemas.microsoft.com/office/word/2010/wordprocessingShape" mc:Ignorable="w14 w15 w16se w16cid w16 w16cex w16sdtdh wp14">
+<w:ftr xmlns:wpc="http://schemas.microsoft.com/office/word/2010/wordprocessingCanvas" xmlns:cx="http://schemas.microsoft.com/office/drawing/2014/chartex" xmlns:cx1="http://schemas.microsoft.com/office/drawing/2015/9/8/chartex" xmlns:cx2="http://schemas.microsoft.com/office/drawing/2015/10/21/chartex" xmlns:cx3="http://schemas.microsoft.com/office/drawing/2016/5/9/chartex" xmlns:cx4="http://schemas.microsoft.com/office/drawing/2016/5/10/chartex" xmlns:cx5="http://schemas.microsoft.com/office/drawing/2016/5/11/chartex" xmlns:cx6="http://schemas.microsoft.com/office/drawing/2016/5/12/chartex" xmlns:cx7="http://schemas.microsoft.com/office/drawing/2016/5/13/chartex" xmlns:cx8="http://schemas.microsoft.com/office/drawing/2016/5/14/chartex" xmlns:mc="http://schemas.openxmlformats.org/markup-compatibility/2006" xmlns:aink="http://schemas.microsoft.com/office/drawing/2016/ink" xmlns:am3d="http://schemas.microsoft.com/office/drawing/2017/model3d" xmlns:o="urn:schemas-microsoft-com:office:office" xmlns:r="http://schemas.openxmlformats.org/officeDocument/2006/relationships" xmlns:m="http://schemas.openxmlformats.org/officeDocument/2006/math" xmlns:v="urn:schemas-microsoft-com:vml" xmlns:wp14="http://schemas.microsoft.com/office/word/2010/wordprocessingDrawing" xmlns:wp="http://schemas.openxmlformats.org/drawingml/2006/wordprocessingDrawing" xmlns:w10="urn:schemas-microsoft-com:office:word" xmlns:w="http://schemas.openxmlformats.org/wordprocessingml/2006/main" xmlns:w14="http://schemas.microsoft.com/office/word/2010/wordml" xmlns:w15="http://schemas.microsoft.com/office/word/2012/wordml" xmlns:w16cex="http://schemas.microsoft.com/office/word/2018/wordml/cex" xmlns:w16cid="http://schemas.microsoft.com/office/word/2016/wordml/cid" xmlns:w16="http://schemas.microsoft.com/office/word/2018/wordml" xmlns:w16sdtdh="http://schemas.microsoft.com/office/word/2020/wordml/sdtdatahash" xmlns:w16se="http://schemas.microsoft.com/office/word/2015/wordml/symex" xmlns:wpg="http://schemas.microsoft.com/office/word/2010/wordprocessingGroup" xmlns:wpi="http://schemas.microsoft.com/office/word/2010/wordprocessingInk" xmlns:wne="http://schemas.microsoft.com/office/word/2006/wordml" xmlns:wps="http://schemas.microsoft.com/office/word/2010/wordprocessingShape" mc:Ignorable="w14 w15 w16se w16cid w16 w16cex w16sdtdh wp14">
   <w:p>
     <w:pPr>
       <w:pStyle w:val="Footer"/>
@@ -1458,7 +1627,7 @@
 </file>
 
 <file path=word/footer2.xml><?xml version="1.0" encoding="utf-8"?>
-<w:ftr xmlns:wpc="http://schemas.microsoft.com/office/word/2010/wordprocessingCanvas" xmlns:cx="http://schemas.microsoft.com/office/drawing/2014/chartex" xmlns:cx1="http://schemas.microsoft.com/office/drawing/2015/9/8/chartex" xmlns:cx2="http://schemas.microsoft.com/office/drawing/2015/10/21/chartex" xmlns:cx3="http://schemas.microsoft.com/office/drawing/2016/5/9/chartex" xmlns:cx4="http://schemas.microsoft.com/office/drawing/2016/5/10/chartex" xmlns:cx5="http://schemas.microsoft.com/office/drawing/2016/5/11/chartex" xmlns:cx6="http://schemas.microsoft.com/office/drawing/2016/5/12/chartex" xmlns:cx7="http://schemas.microsoft.com/office/drawing/2016/5/13/chartex" xmlns:cx8="http://schemas.microsoft.com/office/drawing/2016/5/14/chartex" xmlns:mc="http://schemas.openxmlformats.org/markup-compatibility/2006" xmlns:aink="http://schemas.microsoft.com/office/drawing/2016/ink" xmlns:am3d="http://schemas.microsoft.com/office/drawing/2017/model3d" xmlns:o="urn:schemas-microsoft-com:office:office" xmlns:oel="http://schemas.microsoft.com/office/2019/extlst" xmlns:r="http://schemas.openxmlformats.org/officeDocument/2006/relationships" xmlns:m="http://schemas.openxmlformats.org/officeDocument/2006/math" xmlns:v="urn:schemas-microsoft-com:vml" xmlns:wp14="http://schemas.microsoft.com/office/word/2010/wordprocessingDrawing" xmlns:wp="http://schemas.openxmlformats.org/drawingml/2006/wordprocessingDrawing" xmlns:w10="urn:schemas-microsoft-com:office:word" xmlns:w="http://schemas.openxmlformats.org/wordprocessingml/2006/main" xmlns:w14="http://schemas.microsoft.com/office/word/2010/wordml" xmlns:w15="http://schemas.microsoft.com/office/word/2012/wordml" xmlns:w16cex="http://schemas.microsoft.com/office/word/2018/wordml/cex" xmlns:w16cid="http://schemas.microsoft.com/office/word/2016/wordml/cid" xmlns:w16="http://schemas.microsoft.com/office/word/2018/wordml" xmlns:w16sdtdh="http://schemas.microsoft.com/office/word/2020/wordml/sdtdatahash" xmlns:w16se="http://schemas.microsoft.com/office/word/2015/wordml/symex" xmlns:wpg="http://schemas.microsoft.com/office/word/2010/wordprocessingGroup" xmlns:wpi="http://schemas.microsoft.com/office/word/2010/wordprocessingInk" xmlns:wne="http://schemas.microsoft.com/office/word/2006/wordml" xmlns:wps="http://schemas.microsoft.com/office/word/2010/wordprocessingShape" mc:Ignorable="w14 w15 w16se w16cid w16 w16cex w16sdtdh wp14">
+<w:ftr xmlns:wpc="http://schemas.microsoft.com/office/word/2010/wordprocessingCanvas" xmlns:cx="http://schemas.microsoft.com/office/drawing/2014/chartex" xmlns:cx1="http://schemas.microsoft.com/office/drawing/2015/9/8/chartex" xmlns:cx2="http://schemas.microsoft.com/office/drawing/2015/10/21/chartex" xmlns:cx3="http://schemas.microsoft.com/office/drawing/2016/5/9/chartex" xmlns:cx4="http://schemas.microsoft.com/office/drawing/2016/5/10/chartex" xmlns:cx5="http://schemas.microsoft.com/office/drawing/2016/5/11/chartex" xmlns:cx6="http://schemas.microsoft.com/office/drawing/2016/5/12/chartex" xmlns:cx7="http://schemas.microsoft.com/office/drawing/2016/5/13/chartex" xmlns:cx8="http://schemas.microsoft.com/office/drawing/2016/5/14/chartex" xmlns:mc="http://schemas.openxmlformats.org/markup-compatibility/2006" xmlns:aink="http://schemas.microsoft.com/office/drawing/2016/ink" xmlns:am3d="http://schemas.microsoft.com/office/drawing/2017/model3d" xmlns:o="urn:schemas-microsoft-com:office:office" xmlns:r="http://schemas.openxmlformats.org/officeDocument/2006/relationships" xmlns:m="http://schemas.openxmlformats.org/officeDocument/2006/math" xmlns:v="urn:schemas-microsoft-com:vml" xmlns:wp14="http://schemas.microsoft.com/office/word/2010/wordprocessingDrawing" xmlns:wp="http://schemas.openxmlformats.org/drawingml/2006/wordprocessingDrawing" xmlns:w10="urn:schemas-microsoft-com:office:word" xmlns:w="http://schemas.openxmlformats.org/wordprocessingml/2006/main" xmlns:w14="http://schemas.microsoft.com/office/word/2010/wordml" xmlns:w15="http://schemas.microsoft.com/office/word/2012/wordml" xmlns:w16cex="http://schemas.microsoft.com/office/word/2018/wordml/cex" xmlns:w16cid="http://schemas.microsoft.com/office/word/2016/wordml/cid" xmlns:w16="http://schemas.microsoft.com/office/word/2018/wordml" xmlns:w16sdtdh="http://schemas.microsoft.com/office/word/2020/wordml/sdtdatahash" xmlns:w16se="http://schemas.microsoft.com/office/word/2015/wordml/symex" xmlns:wpg="http://schemas.microsoft.com/office/word/2010/wordprocessingGroup" xmlns:wpi="http://schemas.microsoft.com/office/word/2010/wordprocessingInk" xmlns:wne="http://schemas.microsoft.com/office/word/2006/wordml" xmlns:wps="http://schemas.microsoft.com/office/word/2010/wordprocessingShape" mc:Ignorable="w14 w15 w16se w16cid w16 w16cex w16sdtdh wp14">
   <w:p>
     <w:pPr>
       <w:pStyle w:val="Footer"/>
@@ -1634,7 +1803,7 @@
 </file>
 
 <file path=word/footnotes.xml><?xml version="1.0" encoding="utf-8"?>
-<w:footnotes xmlns:wpc="http://schemas.microsoft.com/office/word/2010/wordprocessingCanvas" xmlns:cx="http://schemas.microsoft.com/office/drawing/2014/chartex" xmlns:cx1="http://schemas.microsoft.com/office/drawing/2015/9/8/chartex" xmlns:cx2="http://schemas.microsoft.com/office/drawing/2015/10/21/chartex" xmlns:cx3="http://schemas.microsoft.com/office/drawing/2016/5/9/chartex" xmlns:cx4="http://schemas.microsoft.com/office/drawing/2016/5/10/chartex" xmlns:cx5="http://schemas.microsoft.com/office/drawing/2016/5/11/chartex" xmlns:cx6="http://schemas.microsoft.com/office/drawing/2016/5/12/chartex" xmlns:cx7="http://schemas.microsoft.com/office/drawing/2016/5/13/chartex" xmlns:cx8="http://schemas.microsoft.com/office/drawing/2016/5/14/chartex" xmlns:mc="http://schemas.openxmlformats.org/markup-compatibility/2006" xmlns:aink="http://schemas.microsoft.com/office/drawing/2016/ink" xmlns:am3d="http://schemas.microsoft.com/office/drawing/2017/model3d" xmlns:o="urn:schemas-microsoft-com:office:office" xmlns:oel="http://schemas.microsoft.com/office/2019/extlst" xmlns:r="http://schemas.openxmlformats.org/officeDocument/2006/relationships" xmlns:m="http://schemas.openxmlformats.org/officeDocument/2006/math" xmlns:v="urn:schemas-microsoft-com:vml" xmlns:wp14="http://schemas.microsoft.com/office/word/2010/wordprocessingDrawing" xmlns:wp="http://schemas.openxmlformats.org/drawingml/2006/wordprocessingDrawing" xmlns:w10="urn:schemas-microsoft-com:office:word" xmlns:w="http://schemas.openxmlformats.org/wordprocessingml/2006/main" xmlns:w14="http://schemas.microsoft.com/office/word/2010/wordml" xmlns:w15="http://schemas.microsoft.com/office/word/2012/wordml" xmlns:w16cex="http://schemas.microsoft.com/office/word/2018/wordml/cex" xmlns:w16cid="http://schemas.microsoft.com/office/word/2016/wordml/cid" xmlns:w16="http://schemas.microsoft.com/office/word/2018/wordml" xmlns:w16sdtdh="http://schemas.microsoft.com/office/word/2020/wordml/sdtdatahash" xmlns:w16se="http://schemas.microsoft.com/office/word/2015/wordml/symex" xmlns:wpg="http://schemas.microsoft.com/office/word/2010/wordprocessingGroup" xmlns:wpi="http://schemas.microsoft.com/office/word/2010/wordprocessingInk" xmlns:wne="http://schemas.microsoft.com/office/word/2006/wordml" xmlns:wps="http://schemas.microsoft.com/office/word/2010/wordprocessingShape" mc:Ignorable="w14 w15 w16se w16cid w16 w16cex w16sdtdh wp14">
+<w:footnotes xmlns:wpc="http://schemas.microsoft.com/office/word/2010/wordprocessingCanvas" xmlns:cx="http://schemas.microsoft.com/office/drawing/2014/chartex" xmlns:cx1="http://schemas.microsoft.com/office/drawing/2015/9/8/chartex" xmlns:cx2="http://schemas.microsoft.com/office/drawing/2015/10/21/chartex" xmlns:cx3="http://schemas.microsoft.com/office/drawing/2016/5/9/chartex" xmlns:cx4="http://schemas.microsoft.com/office/drawing/2016/5/10/chartex" xmlns:cx5="http://schemas.microsoft.com/office/drawing/2016/5/11/chartex" xmlns:cx6="http://schemas.microsoft.com/office/drawing/2016/5/12/chartex" xmlns:cx7="http://schemas.microsoft.com/office/drawing/2016/5/13/chartex" xmlns:cx8="http://schemas.microsoft.com/office/drawing/2016/5/14/chartex" xmlns:mc="http://schemas.openxmlformats.org/markup-compatibility/2006" xmlns:aink="http://schemas.microsoft.com/office/drawing/2016/ink" xmlns:am3d="http://schemas.microsoft.com/office/drawing/2017/model3d" xmlns:o="urn:schemas-microsoft-com:office:office" xmlns:r="http://schemas.openxmlformats.org/officeDocument/2006/relationships" xmlns:m="http://schemas.openxmlformats.org/officeDocument/2006/math" xmlns:v="urn:schemas-microsoft-com:vml" xmlns:wp14="http://schemas.microsoft.com/office/word/2010/wordprocessingDrawing" xmlns:wp="http://schemas.openxmlformats.org/drawingml/2006/wordprocessingDrawing" xmlns:w10="urn:schemas-microsoft-com:office:word" xmlns:w="http://schemas.openxmlformats.org/wordprocessingml/2006/main" xmlns:w14="http://schemas.microsoft.com/office/word/2010/wordml" xmlns:w15="http://schemas.microsoft.com/office/word/2012/wordml" xmlns:w16cex="http://schemas.microsoft.com/office/word/2018/wordml/cex" xmlns:w16cid="http://schemas.microsoft.com/office/word/2016/wordml/cid" xmlns:w16="http://schemas.microsoft.com/office/word/2018/wordml" xmlns:w16sdtdh="http://schemas.microsoft.com/office/word/2020/wordml/sdtdatahash" xmlns:w16se="http://schemas.microsoft.com/office/word/2015/wordml/symex" xmlns:wpg="http://schemas.microsoft.com/office/word/2010/wordprocessingGroup" xmlns:wpi="http://schemas.microsoft.com/office/word/2010/wordprocessingInk" xmlns:wne="http://schemas.microsoft.com/office/word/2006/wordml" xmlns:wps="http://schemas.microsoft.com/office/word/2010/wordprocessingShape" mc:Ignorable="w14 w15 w16se w16cid w16 w16cex w16sdtdh wp14">
   <w:footnote w:type="separator" w:id="-1">
     <w:p>
       <w:r>
@@ -1653,7 +1822,7 @@
 </file>
 
 <file path=word/numbering.xml><?xml version="1.0" encoding="utf-8"?>
-<w:numbering xmlns:wpc="http://schemas.microsoft.com/office/word/2010/wordprocessingCanvas" xmlns:cx="http://schemas.microsoft.com/office/drawing/2014/chartex" xmlns:cx1="http://schemas.microsoft.com/office/drawing/2015/9/8/chartex" xmlns:cx2="http://schemas.microsoft.com/office/drawing/2015/10/21/chartex" xmlns:cx3="http://schemas.microsoft.com/office/drawing/2016/5/9/chartex" xmlns:cx4="http://schemas.microsoft.com/office/drawing/2016/5/10/chartex" xmlns:cx5="http://schemas.microsoft.com/office/drawing/2016/5/11/chartex" xmlns:cx6="http://schemas.microsoft.com/office/drawing/2016/5/12/chartex" xmlns:cx7="http://schemas.microsoft.com/office/drawing/2016/5/13/chartex" xmlns:cx8="http://schemas.microsoft.com/office/drawing/2016/5/14/chartex" xmlns:mc="http://schemas.openxmlformats.org/markup-compatibility/2006" xmlns:aink="http://schemas.microsoft.com/office/drawing/2016/ink" xmlns:am3d="http://schemas.microsoft.com/office/drawing/2017/model3d" xmlns:o="urn:schemas-microsoft-com:office:office" xmlns:oel="http://schemas.microsoft.com/office/2019/extlst" xmlns:r="http://schemas.openxmlformats.org/officeDocument/2006/relationships" xmlns:m="http://schemas.openxmlformats.org/officeDocument/2006/math" xmlns:v="urn:schemas-microsoft-com:vml" xmlns:wp14="http://schemas.microsoft.com/office/word/2010/wordprocessingDrawing" xmlns:wp="http://schemas.openxmlformats.org/drawingml/2006/wordprocessingDrawing" xmlns:w10="urn:schemas-microsoft-com:office:word" xmlns:w="http://schemas.openxmlformats.org/wordprocessingml/2006/main" xmlns:w14="http://schemas.microsoft.com/office/word/2010/wordml" xmlns:w15="http://schemas.microsoft.com/office/word/2012/wordml" xmlns:w16cex="http://schemas.microsoft.com/office/word/2018/wordml/cex" xmlns:w16cid="http://schemas.microsoft.com/office/word/2016/wordml/cid" xmlns:w16="http://schemas.microsoft.com/office/word/2018/wordml" xmlns:w16sdtdh="http://schemas.microsoft.com/office/word/2020/wordml/sdtdatahash" xmlns:w16se="http://schemas.microsoft.com/office/word/2015/wordml/symex" xmlns:wpg="http://schemas.microsoft.com/office/word/2010/wordprocessingGroup" xmlns:wpi="http://schemas.microsoft.com/office/word/2010/wordprocessingInk" xmlns:wne="http://schemas.microsoft.com/office/word/2006/wordml" xmlns:wps="http://schemas.microsoft.com/office/word/2010/wordprocessingShape" mc:Ignorable="w14 w15 w16se w16cid w16 w16cex w16sdtdh wp14">
+<w:numbering xmlns:wpc="http://schemas.microsoft.com/office/word/2010/wordprocessingCanvas" xmlns:cx="http://schemas.microsoft.com/office/drawing/2014/chartex" xmlns:cx1="http://schemas.microsoft.com/office/drawing/2015/9/8/chartex" xmlns:cx2="http://schemas.microsoft.com/office/drawing/2015/10/21/chartex" xmlns:cx3="http://schemas.microsoft.com/office/drawing/2016/5/9/chartex" xmlns:cx4="http://schemas.microsoft.com/office/drawing/2016/5/10/chartex" xmlns:cx5="http://schemas.microsoft.com/office/drawing/2016/5/11/chartex" xmlns:cx6="http://schemas.microsoft.com/office/drawing/2016/5/12/chartex" xmlns:cx7="http://schemas.microsoft.com/office/drawing/2016/5/13/chartex" xmlns:cx8="http://schemas.microsoft.com/office/drawing/2016/5/14/chartex" xmlns:mc="http://schemas.openxmlformats.org/markup-compatibility/2006" xmlns:aink="http://schemas.microsoft.com/office/drawing/2016/ink" xmlns:am3d="http://schemas.microsoft.com/office/drawing/2017/model3d" xmlns:o="urn:schemas-microsoft-com:office:office" xmlns:r="http://schemas.openxmlformats.org/officeDocument/2006/relationships" xmlns:m="http://schemas.openxmlformats.org/officeDocument/2006/math" xmlns:v="urn:schemas-microsoft-com:vml" xmlns:wp14="http://schemas.microsoft.com/office/word/2010/wordprocessingDrawing" xmlns:wp="http://schemas.openxmlformats.org/drawingml/2006/wordprocessingDrawing" xmlns:w10="urn:schemas-microsoft-com:office:word" xmlns:w="http://schemas.openxmlformats.org/wordprocessingml/2006/main" xmlns:w14="http://schemas.microsoft.com/office/word/2010/wordml" xmlns:w15="http://schemas.microsoft.com/office/word/2012/wordml" xmlns:w16cex="http://schemas.microsoft.com/office/word/2018/wordml/cex" xmlns:w16cid="http://schemas.microsoft.com/office/word/2016/wordml/cid" xmlns:w16="http://schemas.microsoft.com/office/word/2018/wordml" xmlns:w16sdtdh="http://schemas.microsoft.com/office/word/2020/wordml/sdtdatahash" xmlns:w16se="http://schemas.microsoft.com/office/word/2015/wordml/symex" xmlns:wpg="http://schemas.microsoft.com/office/word/2010/wordprocessingGroup" xmlns:wpi="http://schemas.microsoft.com/office/word/2010/wordprocessingInk" xmlns:wne="http://schemas.microsoft.com/office/word/2006/wordml" xmlns:wps="http://schemas.microsoft.com/office/word/2010/wordprocessingShape" mc:Ignorable="w14 w15 w16se w16cid w16 w16cex w16sdtdh wp14">
   <w:abstractNum w:abstractNumId="0" w15:restartNumberingAfterBreak="0">
     <w:nsid w:val="06CE4480"/>
     <w:multiLevelType w:val="hybridMultilevel"/>
@@ -4792,127 +4961,127 @@
       </w:rPr>
     </w:lvl>
   </w:abstractNum>
-  <w:num w:numId="1" w16cid:durableId="1275405152">
+  <w:num w:numId="1">
     <w:abstractNumId w:val="33"/>
   </w:num>
-  <w:num w:numId="2" w16cid:durableId="646125475">
+  <w:num w:numId="2">
     <w:abstractNumId w:val="36"/>
   </w:num>
-  <w:num w:numId="3" w16cid:durableId="973292190">
+  <w:num w:numId="3">
     <w:abstractNumId w:val="12"/>
   </w:num>
-  <w:num w:numId="4" w16cid:durableId="1946227380">
+  <w:num w:numId="4">
     <w:abstractNumId w:val="16"/>
   </w:num>
-  <w:num w:numId="5" w16cid:durableId="1245916321">
+  <w:num w:numId="5">
     <w:abstractNumId w:val="28"/>
   </w:num>
-  <w:num w:numId="6" w16cid:durableId="625698520">
+  <w:num w:numId="6">
     <w:abstractNumId w:val="7"/>
   </w:num>
-  <w:num w:numId="7" w16cid:durableId="187836793">
+  <w:num w:numId="7">
     <w:abstractNumId w:val="38"/>
   </w:num>
-  <w:num w:numId="8" w16cid:durableId="252132452">
+  <w:num w:numId="8">
     <w:abstractNumId w:val="18"/>
   </w:num>
-  <w:num w:numId="9" w16cid:durableId="63187668">
+  <w:num w:numId="9">
     <w:abstractNumId w:val="34"/>
   </w:num>
-  <w:num w:numId="10" w16cid:durableId="233665625">
+  <w:num w:numId="10">
     <w:abstractNumId w:val="39"/>
   </w:num>
-  <w:num w:numId="11" w16cid:durableId="1260286354">
+  <w:num w:numId="11">
     <w:abstractNumId w:val="4"/>
   </w:num>
-  <w:num w:numId="12" w16cid:durableId="611981887">
+  <w:num w:numId="12">
     <w:abstractNumId w:val="11"/>
   </w:num>
-  <w:num w:numId="13" w16cid:durableId="444429451">
+  <w:num w:numId="13">
     <w:abstractNumId w:val="10"/>
   </w:num>
-  <w:num w:numId="14" w16cid:durableId="155918668">
+  <w:num w:numId="14">
     <w:abstractNumId w:val="19"/>
   </w:num>
-  <w:num w:numId="15" w16cid:durableId="1519588161">
+  <w:num w:numId="15">
     <w:abstractNumId w:val="31"/>
   </w:num>
-  <w:num w:numId="16" w16cid:durableId="2037533946">
+  <w:num w:numId="16">
     <w:abstractNumId w:val="21"/>
   </w:num>
-  <w:num w:numId="17" w16cid:durableId="1969119492">
+  <w:num w:numId="17">
     <w:abstractNumId w:val="29"/>
   </w:num>
-  <w:num w:numId="18" w16cid:durableId="982582445">
+  <w:num w:numId="18">
     <w:abstractNumId w:val="37"/>
   </w:num>
-  <w:num w:numId="19" w16cid:durableId="14625456">
+  <w:num w:numId="19">
     <w:abstractNumId w:val="25"/>
   </w:num>
-  <w:num w:numId="20" w16cid:durableId="1677875850">
+  <w:num w:numId="20">
     <w:abstractNumId w:val="9"/>
   </w:num>
-  <w:num w:numId="21" w16cid:durableId="1851794259">
+  <w:num w:numId="21">
     <w:abstractNumId w:val="23"/>
   </w:num>
-  <w:num w:numId="22" w16cid:durableId="644896871">
+  <w:num w:numId="22">
     <w:abstractNumId w:val="32"/>
   </w:num>
-  <w:num w:numId="23" w16cid:durableId="919677801">
+  <w:num w:numId="23">
     <w:abstractNumId w:val="14"/>
   </w:num>
-  <w:num w:numId="24" w16cid:durableId="671031669">
+  <w:num w:numId="24">
     <w:abstractNumId w:val="24"/>
   </w:num>
-  <w:num w:numId="25" w16cid:durableId="2027444139">
+  <w:num w:numId="25">
     <w:abstractNumId w:val="5"/>
   </w:num>
-  <w:num w:numId="26" w16cid:durableId="459882868">
+  <w:num w:numId="26">
     <w:abstractNumId w:val="40"/>
   </w:num>
-  <w:num w:numId="27" w16cid:durableId="1155410600">
+  <w:num w:numId="27">
     <w:abstractNumId w:val="3"/>
   </w:num>
-  <w:num w:numId="28" w16cid:durableId="785806001">
+  <w:num w:numId="28">
     <w:abstractNumId w:val="35"/>
   </w:num>
-  <w:num w:numId="29" w16cid:durableId="388190289">
+  <w:num w:numId="29">
     <w:abstractNumId w:val="2"/>
   </w:num>
-  <w:num w:numId="30" w16cid:durableId="1417558785">
+  <w:num w:numId="30">
     <w:abstractNumId w:val="20"/>
   </w:num>
-  <w:num w:numId="31" w16cid:durableId="695617644">
+  <w:num w:numId="31">
     <w:abstractNumId w:val="30"/>
   </w:num>
-  <w:num w:numId="32" w16cid:durableId="1093666327">
+  <w:num w:numId="32">
     <w:abstractNumId w:val="26"/>
   </w:num>
-  <w:num w:numId="33" w16cid:durableId="691959879">
+  <w:num w:numId="33">
     <w:abstractNumId w:val="17"/>
   </w:num>
-  <w:num w:numId="34" w16cid:durableId="1647052244">
+  <w:num w:numId="34">
     <w:abstractNumId w:val="6"/>
   </w:num>
-  <w:num w:numId="35" w16cid:durableId="26764465">
+  <w:num w:numId="35">
     <w:abstractNumId w:val="27"/>
   </w:num>
-  <w:num w:numId="36" w16cid:durableId="1319575153">
+  <w:num w:numId="36">
     <w:abstractNumId w:val="15"/>
   </w:num>
-  <w:num w:numId="37" w16cid:durableId="1479608404">
+  <w:num w:numId="37">
     <w:abstractNumId w:val="22"/>
   </w:num>
-  <w:num w:numId="38" w16cid:durableId="9264040">
+  <w:num w:numId="38">
     <w:abstractNumId w:val="13"/>
   </w:num>
-  <w:num w:numId="39" w16cid:durableId="1274903195">
+  <w:num w:numId="39">
     <w:abstractNumId w:val="1"/>
   </w:num>
-  <w:num w:numId="40" w16cid:durableId="686517046">
+  <w:num w:numId="40">
     <w:abstractNumId w:val="8"/>
   </w:num>
-  <w:num w:numId="41" w16cid:durableId="1549225290">
+  <w:num w:numId="41">
     <w:abstractNumId w:val="0"/>
   </w:num>
 </w:numbering>
@@ -4924,7 +5093,7 @@
     <w:rPrDefault>
       <w:rPr>
         <w:rFonts w:ascii="Times New Roman" w:eastAsia="Times New Roman" w:hAnsi="Times New Roman" w:cs="Times New Roman"/>
-        <w:lang w:val="en-US" w:eastAsia="en-US" w:bidi="ar-SA"/>
+        <w:lang w:val="el-GR" w:eastAsia="el-GR" w:bidi="ar-SA"/>
       </w:rPr>
     </w:rPrDefault>
     <w:pPrDefault/>
@@ -5543,7 +5712,7 @@
     </w:pPr>
     <w:rPr>
       <w:rFonts w:ascii="Arial" w:hAnsi="Arial"/>
-      <w:lang w:val="en-GB"/>
+      <w:lang w:val="en-GB" w:eastAsia="en-US"/>
     </w:rPr>
   </w:style>
   <w:style w:type="paragraph" w:customStyle="1" w:styleId="certificateHeading">
@@ -5555,7 +5724,7 @@
     <w:rPr>
       <w:rFonts w:ascii="Arial Black" w:hAnsi="Arial Black"/>
       <w:sz w:val="18"/>
-      <w:lang w:val="en-GB"/>
+      <w:lang w:val="en-GB" w:eastAsia="en-US"/>
     </w:rPr>
   </w:style>
   <w:style w:type="character" w:customStyle="1" w:styleId="change">

--- a/uk-cca-app-api/src/main/resources/templates/ca/england/AIT_L002_Regulatory_Termination_Right_Of_Appeal.docx
+++ b/uk-cca-app-api/src/main/resources/templates/ca/england/AIT_L002_Regulatory_Termination_Right_Of_Appeal.docx
@@ -1,6 +1,6 @@
 
 <file path=word/document.xml><?xml version="1.0" encoding="utf-8"?>
-<w:document xmlns:wpc="http://schemas.microsoft.com/office/word/2010/wordprocessingCanvas" xmlns:cx="http://schemas.microsoft.com/office/drawing/2014/chartex" xmlns:cx1="http://schemas.microsoft.com/office/drawing/2015/9/8/chartex" xmlns:cx2="http://schemas.microsoft.com/office/drawing/2015/10/21/chartex" xmlns:cx3="http://schemas.microsoft.com/office/drawing/2016/5/9/chartex" xmlns:cx4="http://schemas.microsoft.com/office/drawing/2016/5/10/chartex" xmlns:cx5="http://schemas.microsoft.com/office/drawing/2016/5/11/chartex" xmlns:cx6="http://schemas.microsoft.com/office/drawing/2016/5/12/chartex" xmlns:cx7="http://schemas.microsoft.com/office/drawing/2016/5/13/chartex" xmlns:cx8="http://schemas.microsoft.com/office/drawing/2016/5/14/chartex" xmlns:mc="http://schemas.openxmlformats.org/markup-compatibility/2006" xmlns:aink="http://schemas.microsoft.com/office/drawing/2016/ink" xmlns:am3d="http://schemas.microsoft.com/office/drawing/2017/model3d" xmlns:o="urn:schemas-microsoft-com:office:office" xmlns:r="http://schemas.openxmlformats.org/officeDocument/2006/relationships" xmlns:m="http://schemas.openxmlformats.org/officeDocument/2006/math" xmlns:v="urn:schemas-microsoft-com:vml" xmlns:wp14="http://schemas.microsoft.com/office/word/2010/wordprocessingDrawing" xmlns:wp="http://schemas.openxmlformats.org/drawingml/2006/wordprocessingDrawing" xmlns:w10="urn:schemas-microsoft-com:office:word" xmlns:w="http://schemas.openxmlformats.org/wordprocessingml/2006/main" xmlns:w14="http://schemas.microsoft.com/office/word/2010/wordml" xmlns:w15="http://schemas.microsoft.com/office/word/2012/wordml" xmlns:w16cex="http://schemas.microsoft.com/office/word/2018/wordml/cex" xmlns:w16cid="http://schemas.microsoft.com/office/word/2016/wordml/cid" xmlns:w16="http://schemas.microsoft.com/office/word/2018/wordml" xmlns:w16sdtdh="http://schemas.microsoft.com/office/word/2020/wordml/sdtdatahash" xmlns:w16se="http://schemas.microsoft.com/office/word/2015/wordml/symex" xmlns:wpg="http://schemas.microsoft.com/office/word/2010/wordprocessingGroup" xmlns:wpi="http://schemas.microsoft.com/office/word/2010/wordprocessingInk" xmlns:wne="http://schemas.microsoft.com/office/word/2006/wordml" xmlns:wps="http://schemas.microsoft.com/office/word/2010/wordprocessingShape" mc:Ignorable="w14 w15 w16se w16cid w16 w16cex w16sdtdh wp14">
+<w:document xmlns:wpc="http://schemas.microsoft.com/office/word/2010/wordprocessingCanvas" xmlns:cx="http://schemas.microsoft.com/office/drawing/2014/chartex" xmlns:cx1="http://schemas.microsoft.com/office/drawing/2015/9/8/chartex" xmlns:cx2="http://schemas.microsoft.com/office/drawing/2015/10/21/chartex" xmlns:cx3="http://schemas.microsoft.com/office/drawing/2016/5/9/chartex" xmlns:cx4="http://schemas.microsoft.com/office/drawing/2016/5/10/chartex" xmlns:cx5="http://schemas.microsoft.com/office/drawing/2016/5/11/chartex" xmlns:cx6="http://schemas.microsoft.com/office/drawing/2016/5/12/chartex" xmlns:cx7="http://schemas.microsoft.com/office/drawing/2016/5/13/chartex" xmlns:cx8="http://schemas.microsoft.com/office/drawing/2016/5/14/chartex" xmlns:mc="http://schemas.openxmlformats.org/markup-compatibility/2006" xmlns:aink="http://schemas.microsoft.com/office/drawing/2016/ink" xmlns:am3d="http://schemas.microsoft.com/office/drawing/2017/model3d" xmlns:o="urn:schemas-microsoft-com:office:office" xmlns:oel="http://schemas.microsoft.com/office/2019/extlst" xmlns:r="http://schemas.openxmlformats.org/officeDocument/2006/relationships" xmlns:m="http://schemas.openxmlformats.org/officeDocument/2006/math" xmlns:v="urn:schemas-microsoft-com:vml" xmlns:wp14="http://schemas.microsoft.com/office/word/2010/wordprocessingDrawing" xmlns:wp="http://schemas.openxmlformats.org/drawingml/2006/wordprocessingDrawing" xmlns:w10="urn:schemas-microsoft-com:office:word" xmlns:w="http://schemas.openxmlformats.org/wordprocessingml/2006/main" xmlns:w14="http://schemas.microsoft.com/office/word/2010/wordml" xmlns:w15="http://schemas.microsoft.com/office/word/2012/wordml" xmlns:w16cex="http://schemas.microsoft.com/office/word/2018/wordml/cex" xmlns:w16cid="http://schemas.microsoft.com/office/word/2016/wordml/cid" xmlns:w16="http://schemas.microsoft.com/office/word/2018/wordml" xmlns:w16du="http://schemas.microsoft.com/office/word/2023/wordml/word16du" xmlns:w16sdtdh="http://schemas.microsoft.com/office/word/2020/wordml/sdtdatahash" xmlns:w16sdtfl="http://schemas.microsoft.com/office/word/2024/wordml/sdtformatlock" xmlns:w16se="http://schemas.microsoft.com/office/word/2015/wordml/symex" xmlns:wpg="http://schemas.microsoft.com/office/word/2010/wordprocessingGroup" xmlns:wpi="http://schemas.microsoft.com/office/word/2010/wordprocessingInk" xmlns:wne="http://schemas.microsoft.com/office/word/2006/wordml" xmlns:wps="http://schemas.microsoft.com/office/word/2010/wordprocessingShape" mc:Ignorable="w14 w15 w16se w16cid w16 w16cex w16sdtdh w16sdtfl w16du wp14">
   <w:body>
     <w:p>
       <w:pPr>
@@ -8,27 +8,14 @@
       </w:pPr>
     </w:p>
     <w:p>
-      <w:r>
-        <w:fldChar w:fldCharType="begin"/>
-      </w:r>
-      <w:r>
-        <w:instrText xml:space="preserve"> MERGEFIELD  "${currentDate?date?string('dd MMMM yyyy')}"  \* MERGEFORMAT </w:instrText>
-      </w:r>
-      <w:r>
-        <w:fldChar w:fldCharType="separate"/>
-      </w:r>
-      <w:r>
-        <w:rPr>
-          <w:noProof/>
-        </w:rPr>
-        <w:t>«${currentDate?date?string('dd MMMM yyyy'»</w:t>
-      </w:r>
-      <w:r>
-        <w:rPr>
-          <w:noProof/>
-        </w:rPr>
-        <w:fldChar w:fldCharType="end"/>
-      </w:r>
+      <w:fldSimple w:instr=" MERGEFIELD  &quot;${currentDate?date?string('dd MMMM yyyy')}&quot;  \* MERGEFORMAT ">
+        <w:r>
+          <w:rPr>
+            <w:noProof/>
+          </w:rPr>
+          <w:t>«${currentDate?date?string('dd MMMM yyyy'»</w:t>
+        </w:r>
+      </w:fldSimple>
     </w:p>
     <w:p>
       <w:r>
@@ -37,27 +24,14 @@
       <w:r>
         <w:t xml:space="preserve"> </w:t>
       </w:r>
-      <w:r>
-        <w:fldChar w:fldCharType="begin"/>
-      </w:r>
-      <w:r>
-        <w:instrText xml:space="preserve"> MERGEFIELD  ${workflow.requestId}  \* MERGEFORMAT </w:instrText>
-      </w:r>
-      <w:r>
-        <w:fldChar w:fldCharType="separate"/>
-      </w:r>
-      <w:r>
-        <w:rPr>
-          <w:noProof/>
-        </w:rPr>
-        <w:t>«${workflow.requestId}»</w:t>
-      </w:r>
-      <w:r>
-        <w:rPr>
-          <w:noProof/>
-        </w:rPr>
-        <w:fldChar w:fldCharType="end"/>
-      </w:r>
+      <w:fldSimple w:instr=" MERGEFIELD  ${workflow.requestId}  \* MERGEFORMAT ">
+        <w:r>
+          <w:rPr>
+            <w:noProof/>
+          </w:rPr>
+          <w:t>«${workflow.requestId}»</w:t>
+        </w:r>
+      </w:fldSimple>
     </w:p>
     <w:p/>
     <w:p>
@@ -74,129 +48,61 @@
       </w:fldSimple>
     </w:p>
     <w:p>
-      <w:r>
-        <w:fldChar w:fldCharType="begin"/>
-      </w:r>
-      <w:r>
-        <w:instrText xml:space="preserve"> MERGEFIELD  ${account.name}  \* MERGEFORMAT </w:instrText>
-      </w:r>
-      <w:r>
-        <w:fldChar w:fldCharType="separate"/>
-      </w:r>
-      <w:r>
-        <w:rPr>
-          <w:noProof/>
-        </w:rPr>
-        <w:t>«${account.name}»</w:t>
-      </w:r>
-      <w:r>
-        <w:rPr>
-          <w:noProof/>
-        </w:rPr>
-        <w:fldChar w:fldCharType="end"/>
-      </w:r>
+      <w:fldSimple w:instr=" MERGEFIELD  ${account.name}  \* MERGEFORMAT ">
+        <w:r>
+          <w:rPr>
+            <w:noProof/>
+          </w:rPr>
+          <w:t>«${account.name}»</w:t>
+        </w:r>
+      </w:fldSimple>
     </w:p>
     <w:p>
       <w:r>
         <w:t xml:space="preserve">Company Registration Number: </w:t>
       </w:r>
-      <w:r>
-        <w:fldChar w:fldCharType="begin"/>
-      </w:r>
-      <w:r>
-        <w:instrText xml:space="preserve"> MERGEFIELD  ${(account.companyRegistrationNumber)!}  \* MERGEFORMAT </w:instrText>
-      </w:r>
-      <w:r>
-        <w:fldChar w:fldCharType="separate"/>
-      </w:r>
-      <w:r>
-        <w:rPr>
-          <w:noProof/>
-        </w:rPr>
-        <w:t>«${(account.companyRegistrationNumber)!}»</w:t>
-      </w:r>
-      <w:r>
-        <w:rPr>
-          <w:noProof/>
-        </w:rPr>
-        <w:fldChar w:fldCharType="end"/>
-      </w:r>
+      <w:fldSimple w:instr=" MERGEFIELD  ${(account.companyRegistrationNumber)!}  \* MERGEFORMAT ">
+        <w:r>
+          <w:rPr>
+            <w:noProof/>
+          </w:rPr>
+          <w:t>«${(account.companyRegistrationNumber)!}»</w:t>
+        </w:r>
+      </w:fldSimple>
     </w:p>
     <w:p>
       <w:r>
         <w:t xml:space="preserve">TU Identifier: </w:t>
       </w:r>
-      <w:r>
-        <w:fldChar w:fldCharType="begin"/>
-      </w:r>
-      <w:r>
-        <w:instrText xml:space="preserve"> MERGEFIELD  ${account.targetUnitIdentifier}  \* MERGEFORMAT </w:instrText>
-      </w:r>
-      <w:r>
-        <w:fldChar w:fldCharType="separate"/>
-      </w:r>
-      <w:r>
-        <w:rPr>
-          <w:noProof/>
-        </w:rPr>
-        <w:t>«${account.targetUnitIdentifier}»</w:t>
-      </w:r>
-      <w:r>
-        <w:rPr>
-          <w:noProof/>
-        </w:rPr>
-        <w:fldChar w:fldCharType="end"/>
-      </w:r>
+      <w:fldSimple w:instr=" MERGEFIELD  ${account.targetUnitIdentifier}  \* MERGEFORMAT ">
+        <w:r>
+          <w:rPr>
+            <w:noProof/>
+          </w:rPr>
+          <w:t>«${account.targetUnitIdentifier}»</w:t>
+        </w:r>
+      </w:fldSimple>
     </w:p>
     <w:p/>
     <w:p>
-      <w:r>
-        <w:fldChar w:fldCharType="begin"/>
-      </w:r>
-      <w:r>
-        <w:instrText xml:space="preserve"> </w:instrText>
-      </w:r>
-      <w:r>
-        <w:instrText xml:space="preserve">MERGEFIELD  ${account.location}  \* MERGEFORMAT </w:instrText>
-      </w:r>
-      <w:r>
-        <w:fldChar w:fldCharType="separate"/>
-      </w:r>
-      <w:r>
-        <w:rPr>
-          <w:noProof/>
-        </w:rPr>
-        <w:t>«${account.location}»</w:t>
-      </w:r>
-      <w:r>
-        <w:rPr>
-          <w:noProof/>
-        </w:rPr>
-        <w:fldChar w:fldCharType="end"/>
-      </w:r>
+      <w:fldSimple w:instr=" MERGEFIELD  ${account.location}  \* MERGEFORMAT ">
+        <w:r>
+          <w:rPr>
+            <w:noProof/>
+          </w:rPr>
+          <w:t>«${account.location}»</w:t>
+        </w:r>
+      </w:fldSimple>
     </w:p>
     <w:p>
-      <w:r>
-        <w:fldChar w:fldCharType="begin"/>
-      </w:r>
-      <w:r>
-        <w:instrText xml:space="preserve"> MERGEFIELD  ${account.primaryContactEmail}  \* MERGEFORMAT </w:instrText>
-      </w:r>
-      <w:r>
-        <w:fldChar w:fldCharType="separate"/>
-      </w:r>
-      <w:r>
-        <w:rPr>
-          <w:noProof/>
-        </w:rPr>
-        <w:t>«${account.primaryContactEmail}»</w:t>
-      </w:r>
-      <w:r>
-        <w:rPr>
-          <w:noProof/>
-        </w:rPr>
-        <w:fldChar w:fldCharType="end"/>
-      </w:r>
+      <w:fldSimple w:instr=" MERGEFIELD  ${account.primaryContactEmail}  \* MERGEFORMAT ">
+        <w:r>
+          <w:rPr>
+            <w:noProof/>
+          </w:rPr>
+          <w:t>«${account.primaryContactEmail}»</w:t>
+        </w:r>
+      </w:fldSimple>
     </w:p>
     <w:p/>
     <w:p>
@@ -275,27 +181,14 @@
       <w:r>
         <w:t xml:space="preserve">Dear </w:t>
       </w:r>
-      <w:r>
-        <w:fldChar w:fldCharType="begin"/>
-      </w:r>
-      <w:r>
-        <w:instrText xml:space="preserve"> MERGEFIELD  ${account.primaryContact}  \* MERGEFORMAT </w:instrText>
-      </w:r>
-      <w:r>
-        <w:fldChar w:fldCharType="separate"/>
-      </w:r>
-      <w:r>
-        <w:rPr>
-          <w:noProof/>
-        </w:rPr>
-        <w:t>«${account.primaryContact}»</w:t>
-      </w:r>
-      <w:r>
-        <w:rPr>
-          <w:noProof/>
-        </w:rPr>
-        <w:fldChar w:fldCharType="end"/>
-      </w:r>
+      <w:fldSimple w:instr=" MERGEFIELD  ${account.primaryContact}  \* MERGEFORMAT ">
+        <w:r>
+          <w:rPr>
+            <w:noProof/>
+          </w:rPr>
+          <w:t>«${account.primaryContact}»</w:t>
+        </w:r>
+      </w:fldSimple>
       <w:r>
         <w:rPr>
           <w:noProof/>
@@ -522,17 +415,17 @@
     <w:tbl>
       <w:tblPr>
         <w:tblW w:w="5309" w:type="pct"/>
+        <w:tblLayout w:type="fixed"/>
         <w:tblLook w:val="04A0" w:firstRow="1" w:lastRow="0" w:firstColumn="1" w:lastColumn="0" w:noHBand="0" w:noVBand="1"/>
       </w:tblPr>
       <w:tblGrid>
-        <w:gridCol w:w="3652"/>
-        <w:gridCol w:w="6208"/>
+        <w:gridCol w:w="3707"/>
+        <w:gridCol w:w="6153"/>
       </w:tblGrid>
       <w:tr>
         <w:tc>
           <w:tcPr>
-            <w:tcW w:w="1852" w:type="pct"/>
-            <w:shd w:val="clear" w:color="auto" w:fill="auto"/>
+            <w:tcW w:w="1880" w:type="pct"/>
           </w:tcPr>
           <w:p>
             <w:pPr>
@@ -549,14 +442,41 @@
                 <w:rFonts w:cs="Arial"/>
                 <w:szCs w:val="22"/>
               </w:rPr>
-              <w:t>Underlying Agreement Identifier:</w:t>
+              <w:t>Underlying</w:t>
+            </w:r>
+            <w:r>
+              <w:rPr>
+                <w:rFonts w:cs="Arial"/>
+                <w:szCs w:val="22"/>
+              </w:rPr>
+              <w:t xml:space="preserve"> </w:t>
+            </w:r>
+            <w:r>
+              <w:rPr>
+                <w:rFonts w:cs="Arial"/>
+                <w:szCs w:val="22"/>
+              </w:rPr>
+              <w:t>Agreement Identifier</w:t>
+            </w:r>
+            <w:r>
+              <w:rPr>
+                <w:rFonts w:cs="Arial"/>
+                <w:szCs w:val="22"/>
+              </w:rPr>
+              <w:t>(s)</w:t>
+            </w:r>
+            <w:r>
+              <w:rPr>
+                <w:rFonts w:cs="Arial"/>
+                <w:szCs w:val="22"/>
+              </w:rPr>
+              <w:t>:</w:t>
             </w:r>
           </w:p>
         </w:tc>
         <w:tc>
           <w:tcPr>
-            <w:tcW w:w="3148" w:type="pct"/>
-            <w:shd w:val="clear" w:color="auto" w:fill="auto"/>
+            <w:tcW w:w="3120" w:type="pct"/>
           </w:tcPr>
           <w:p>
             <w:pPr>
@@ -570,28 +490,55 @@
             </w:pPr>
             <w:r>
               <w:rPr>
-                <w:rFonts w:cs="Arial"/>
                 <w:szCs w:val="22"/>
               </w:rPr>
               <w:fldChar w:fldCharType="begin"/>
             </w:r>
             <w:r>
               <w:rPr>
-                <w:rFonts w:cs="Arial"/>
+                <w:szCs w:val="22"/>
+              </w:rPr>
+              <w:instrText xml:space="preserve"> MERGEFIELD  "[#if (params.versionMap?keys?seq_contains(\"CCA2\"))]"  \* MERGEFORMAT </w:instrText>
+            </w:r>
+            <w:r>
+              <w:rPr>
+                <w:szCs w:val="22"/>
+              </w:rPr>
+              <w:fldChar w:fldCharType="separate"/>
+            </w:r>
+            <w:r>
+              <w:rPr>
+                <w:noProof/>
+                <w:szCs w:val="22"/>
+              </w:rPr>
+              <w:t>«[#if(params.versionMap?keys?seq_contain»</w:t>
+            </w:r>
+            <w:r>
+              <w:rPr>
+                <w:szCs w:val="22"/>
+              </w:rPr>
+              <w:fldChar w:fldCharType="end"/>
+            </w:r>
+            <w:r>
+              <w:rPr>
+                <w:szCs w:val="22"/>
+              </w:rPr>
+              <w:fldChar w:fldCharType="begin"/>
+            </w:r>
+            <w:r>
+              <w:rPr>
                 <w:szCs w:val="22"/>
               </w:rPr>
               <w:instrText xml:space="preserve"> MERGEFIELD  ${account.targetUnitIdentifier}  \* MERGEFORMAT </w:instrText>
             </w:r>
             <w:r>
               <w:rPr>
-                <w:rFonts w:cs="Arial"/>
                 <w:szCs w:val="22"/>
               </w:rPr>
               <w:fldChar w:fldCharType="separate"/>
             </w:r>
             <w:r>
               <w:rPr>
-                <w:rFonts w:cs="Arial"/>
                 <w:noProof/>
                 <w:szCs w:val="22"/>
               </w:rPr>
@@ -599,50 +546,315 @@
             </w:r>
             <w:r>
               <w:rPr>
-                <w:rFonts w:cs="Arial"/>
+                <w:noProof/>
                 <w:szCs w:val="22"/>
               </w:rPr>
               <w:fldChar w:fldCharType="end"/>
             </w:r>
             <w:r>
               <w:rPr>
-                <w:rFonts w:cs="Arial"/>
-                <w:szCs w:val="22"/>
+                <w:szCs w:val="22"/>
+                <w:lang w:val="en-US"/>
               </w:rPr>
               <w:t xml:space="preserve"> </w:t>
             </w:r>
             <w:r>
               <w:rPr>
-                <w:rFonts w:cs="Arial"/>
+                <w:szCs w:val="22"/>
+              </w:rPr>
+              <w:t>CCA2 Underlying Agreement</w:t>
+            </w:r>
+            <w:r>
+              <w:rPr>
+                <w:szCs w:val="22"/>
+                <w:lang w:val="en-US"/>
+              </w:rPr>
+              <w:t xml:space="preserve"> </w:t>
+            </w:r>
+            <w:r>
+              <w:rPr>
                 <w:szCs w:val="22"/>
               </w:rPr>
               <w:fldChar w:fldCharType="begin"/>
             </w:r>
             <w:r>
               <w:rPr>
-                <w:rFonts w:cs="Arial"/>
-                <w:szCs w:val="22"/>
-              </w:rPr>
-              <w:instrText xml:space="preserve"> MERGEFIELD  ${params.version}  \* MERGEFORMAT </w:instrText>
-            </w:r>
-            <w:r>
-              <w:rPr>
-                <w:rFonts w:cs="Arial"/>
+                <w:szCs w:val="22"/>
+              </w:rPr>
+              <w:instrText xml:space="preserve"> MERGEFIELD  ${params.versionMap[\"CCA2\"]}  \* MERGEFORMAT </w:instrText>
+            </w:r>
+            <w:r>
+              <w:rPr>
                 <w:szCs w:val="22"/>
               </w:rPr>
               <w:fldChar w:fldCharType="separate"/>
             </w:r>
             <w:r>
               <w:rPr>
-                <w:rFonts w:cs="Arial"/>
                 <w:noProof/>
                 <w:szCs w:val="22"/>
               </w:rPr>
-              <w:t>«${params.version}»</w:t>
-            </w:r>
-            <w:r>
-              <w:rPr>
-                <w:rFonts w:cs="Arial"/>
+              <w:t>«${params.versionMap["CCA2"]}»</w:t>
+            </w:r>
+            <w:r>
+              <w:rPr>
+                <w:szCs w:val="22"/>
+              </w:rPr>
+              <w:fldChar w:fldCharType="end"/>
+            </w:r>
+            <w:r>
+              <w:rPr>
+                <w:szCs w:val="22"/>
+              </w:rPr>
+              <w:fldChar w:fldCharType="begin"/>
+            </w:r>
+            <w:r>
+              <w:rPr>
+                <w:szCs w:val="22"/>
+              </w:rPr>
+              <w:instrText xml:space="preserve"> MERGEFIELD  [/#if]  \* MERGEFORMAT </w:instrText>
+            </w:r>
+            <w:r>
+              <w:rPr>
+                <w:szCs w:val="22"/>
+              </w:rPr>
+              <w:fldChar w:fldCharType="separate"/>
+            </w:r>
+            <w:r>
+              <w:rPr>
+                <w:noProof/>
+                <w:szCs w:val="22"/>
+              </w:rPr>
+              <w:t>«[/#if]»</w:t>
+            </w:r>
+            <w:r>
+              <w:rPr>
+                <w:szCs w:val="22"/>
+              </w:rPr>
+              <w:fldChar w:fldCharType="end"/>
+            </w:r>
+            <w:r>
+              <w:rPr>
+                <w:szCs w:val="22"/>
+              </w:rPr>
+              <w:fldChar w:fldCharType="begin"/>
+            </w:r>
+            <w:r>
+              <w:rPr>
+                <w:szCs w:val="22"/>
+              </w:rPr>
+              <w:instrText xml:space="preserve"> MERGEFIELD  "[#if (params.versionMap?keys?seq_contains(\"CCA2\") &amp;&amp; params.versionMap?keys?seq_contains(\"CCA3\"))]"  \* MERGEFORMAT </w:instrText>
+            </w:r>
+            <w:r>
+              <w:rPr>
+                <w:szCs w:val="22"/>
+              </w:rPr>
+              <w:fldChar w:fldCharType="separate"/>
+            </w:r>
+            <w:r>
+              <w:rPr>
+                <w:noProof/>
+                <w:szCs w:val="22"/>
+              </w:rPr>
+              <w:t>«[#if (params.versionMap?keys?seq_contain»</w:t>
+            </w:r>
+            <w:r>
+              <w:rPr>
+                <w:szCs w:val="22"/>
+              </w:rPr>
+              <w:fldChar w:fldCharType="end"/>
+            </w:r>
+            <w:r>
+              <w:rPr>
+                <w:szCs w:val="22"/>
+                <w:lang w:val="en-US"/>
+              </w:rPr>
+              <w:t xml:space="preserve">, </w:t>
+            </w:r>
+            <w:r>
+              <w:rPr>
+                <w:szCs w:val="22"/>
+              </w:rPr>
+              <w:fldChar w:fldCharType="begin"/>
+            </w:r>
+            <w:r>
+              <w:rPr>
+                <w:szCs w:val="22"/>
+              </w:rPr>
+              <w:instrText xml:space="preserve"> MERGEFIELD  [/#if]  \* MERGEFORMAT </w:instrText>
+            </w:r>
+            <w:r>
+              <w:rPr>
+                <w:szCs w:val="22"/>
+              </w:rPr>
+              <w:fldChar w:fldCharType="separate"/>
+            </w:r>
+            <w:r>
+              <w:rPr>
+                <w:noProof/>
+                <w:szCs w:val="22"/>
+              </w:rPr>
+              <w:t>«[/#if]»</w:t>
+            </w:r>
+            <w:r>
+              <w:rPr>
+                <w:szCs w:val="22"/>
+              </w:rPr>
+              <w:fldChar w:fldCharType="end"/>
+            </w:r>
+            <w:r>
+              <w:rPr>
+                <w:szCs w:val="22"/>
+              </w:rPr>
+              <w:fldChar w:fldCharType="begin"/>
+            </w:r>
+            <w:r>
+              <w:rPr>
+                <w:szCs w:val="22"/>
+              </w:rPr>
+              <w:instrText xml:space="preserve"> MERGEFIELD  "[#if (params.versionMap?keys?seq_contains(\"CCA3\"))]"  \* MERGEFORMAT </w:instrText>
+            </w:r>
+            <w:r>
+              <w:rPr>
+                <w:szCs w:val="22"/>
+              </w:rPr>
+              <w:fldChar w:fldCharType="separate"/>
+            </w:r>
+            <w:r>
+              <w:rPr>
+                <w:noProof/>
+                <w:szCs w:val="22"/>
+              </w:rPr>
+              <w:t>«[#if (params.versionMap?keys?seq_contain»</w:t>
+            </w:r>
+            <w:r>
+              <w:rPr>
+                <w:szCs w:val="22"/>
+              </w:rPr>
+              <w:fldChar w:fldCharType="end"/>
+            </w:r>
+            <w:r>
+              <w:rPr>
+                <w:szCs w:val="22"/>
+              </w:rPr>
+              <w:fldChar w:fldCharType="begin"/>
+            </w:r>
+            <w:r>
+              <w:rPr>
+                <w:szCs w:val="22"/>
+              </w:rPr>
+              <w:instrText xml:space="preserve"> MERGEFIELD  ${account.targetUnitIdentifier}  \* MERGEFORMAT </w:instrText>
+            </w:r>
+            <w:r>
+              <w:rPr>
+                <w:szCs w:val="22"/>
+              </w:rPr>
+              <w:fldChar w:fldCharType="separate"/>
+            </w:r>
+            <w:r>
+              <w:rPr>
+                <w:noProof/>
+                <w:szCs w:val="22"/>
+              </w:rPr>
+              <w:t>«${account.targetUnitIdentifier}»</w:t>
+            </w:r>
+            <w:r>
+              <w:rPr>
+                <w:szCs w:val="22"/>
+              </w:rPr>
+              <w:fldChar w:fldCharType="end"/>
+            </w:r>
+            <w:r>
+              <w:rPr>
+                <w:szCs w:val="22"/>
+                <w:lang w:val="en-US"/>
+              </w:rPr>
+              <w:t xml:space="preserve"> </w:t>
+            </w:r>
+            <w:r>
+              <w:rPr>
+                <w:szCs w:val="22"/>
+              </w:rPr>
+              <w:t>CCA</w:t>
+            </w:r>
+            <w:r>
+              <w:rPr>
+                <w:szCs w:val="22"/>
+                <w:lang w:val="en-US"/>
+              </w:rPr>
+              <w:t>3</w:t>
+            </w:r>
+            <w:r>
+              <w:rPr>
+                <w:szCs w:val="22"/>
+              </w:rPr>
+              <w:t xml:space="preserve"> Underlying Agreement</w:t>
+            </w:r>
+            <w:r>
+              <w:rPr>
+                <w:szCs w:val="22"/>
+                <w:lang w:val="en-US"/>
+              </w:rPr>
+              <w:t xml:space="preserve"> </w:t>
+            </w:r>
+            <w:r>
+              <w:rPr>
+                <w:szCs w:val="22"/>
+              </w:rPr>
+              <w:fldChar w:fldCharType="begin"/>
+            </w:r>
+            <w:r>
+              <w:rPr>
+                <w:szCs w:val="22"/>
+              </w:rPr>
+              <w:instrText xml:space="preserve"> MERGEFIELD  ${params.versionMap[\"CCA3\"]}  \* MERGEFORMAT </w:instrText>
+            </w:r>
+            <w:r>
+              <w:rPr>
+                <w:szCs w:val="22"/>
+              </w:rPr>
+              <w:fldChar w:fldCharType="separate"/>
+            </w:r>
+            <w:r>
+              <w:rPr>
+                <w:noProof/>
+                <w:szCs w:val="22"/>
+              </w:rPr>
+              <w:t>«${params.versionMap["CCA3"]}»</w:t>
+            </w:r>
+            <w:r>
+              <w:rPr>
+                <w:szCs w:val="22"/>
+              </w:rPr>
+              <w:fldChar w:fldCharType="end"/>
+            </w:r>
+            <w:r>
+              <w:rPr>
+                <w:szCs w:val="22"/>
+              </w:rPr>
+              <w:fldChar w:fldCharType="begin"/>
+            </w:r>
+            <w:r>
+              <w:rPr>
+                <w:szCs w:val="22"/>
+              </w:rPr>
+              <w:instrText xml:space="preserve"> MERGEFIELD  [/#if]  \* MERGEFORMAT </w:instrText>
+            </w:r>
+            <w:r>
+              <w:rPr>
+                <w:szCs w:val="22"/>
+              </w:rPr>
+              <w:fldChar w:fldCharType="separate"/>
+            </w:r>
+            <w:r>
+              <w:rPr>
+                <w:noProof/>
+                <w:szCs w:val="22"/>
+              </w:rPr>
+              <w:t>«[/#if]»</w:t>
+            </w:r>
+            <w:r>
+              <w:rPr>
                 <w:szCs w:val="22"/>
               </w:rPr>
               <w:fldChar w:fldCharType="end"/>
@@ -653,8 +865,7 @@
       <w:tr>
         <w:tc>
           <w:tcPr>
-            <w:tcW w:w="1852" w:type="pct"/>
-            <w:shd w:val="clear" w:color="auto" w:fill="auto"/>
+            <w:tcW w:w="1880" w:type="pct"/>
           </w:tcPr>
           <w:p>
             <w:pPr>
@@ -677,8 +888,7 @@
         </w:tc>
         <w:tc>
           <w:tcPr>
-            <w:tcW w:w="3148" w:type="pct"/>
-            <w:shd w:val="clear" w:color="auto" w:fill="auto"/>
+            <w:tcW w:w="3120" w:type="pct"/>
           </w:tcPr>
           <w:p>
             <w:pPr>
@@ -820,27 +1030,14 @@
       <w:pPr>
         <w:pStyle w:val="TemplateCommand"/>
       </w:pPr>
-      <w:r>
-        <w:fldChar w:fldCharType="begin"/>
-      </w:r>
-      <w:r>
-        <w:instrText xml:space="preserve"> MERGEFIELD  "[#if params.reasonDetails.reason== 'FAILURE_TO_PAY']"  \* MERGEFORMAT </w:instrText>
-      </w:r>
-      <w:r>
-        <w:fldChar w:fldCharType="separate"/>
-      </w:r>
-      <w:r>
-        <w:rPr>
-          <w:noProof/>
-        </w:rPr>
-        <w:t>«[#if params.reasonDetails.reason== 'FAIL»</w:t>
-      </w:r>
-      <w:r>
-        <w:rPr>
-          <w:noProof/>
-        </w:rPr>
-        <w:fldChar w:fldCharType="end"/>
-      </w:r>
+      <w:fldSimple w:instr=" MERGEFIELD  &quot;[#if params.reasonDetails.reason== 'FAILURE_TO_PAY']&quot;  \* MERGEFORMAT ">
+        <w:r>
+          <w:rPr>
+            <w:noProof/>
+          </w:rPr>
+          <w:t>«[#if params.reasonDetails.reason== 'FAIL»</w:t>
+        </w:r>
+      </w:fldSimple>
     </w:p>
     <w:p>
       <w:pPr>
@@ -873,21 +1070,7 @@
         <w:rPr>
           <w:lang w:val="en-US" w:eastAsia="en-US"/>
         </w:rPr>
-        <w:t xml:space="preserve">take the steps to remedy the contravention specified in that notice by the date </w:t>
-      </w:r>
-      <w:proofErr w:type="gramStart"/>
-      <w:r>
-        <w:rPr>
-          <w:lang w:val="en-US" w:eastAsia="en-US"/>
-        </w:rPr>
-        <w:t>so</w:t>
-      </w:r>
-      <w:proofErr w:type="gramEnd"/>
-      <w:r>
-        <w:rPr>
-          <w:lang w:val="en-US" w:eastAsia="en-US"/>
-        </w:rPr>
-        <w:t xml:space="preserve"> specified</w:t>
+        <w:t>take the steps to remedy the contravention specified in that notice by the date so specified</w:t>
       </w:r>
     </w:p>
     <w:p>
@@ -897,27 +1080,14 @@
           <w:noProof/>
         </w:rPr>
       </w:pPr>
-      <w:r>
-        <w:fldChar w:fldCharType="begin"/>
-      </w:r>
-      <w:r>
-        <w:instrText xml:space="preserve"> MERGEFIELD  [#else]  \* MERGEFORMAT </w:instrText>
-      </w:r>
-      <w:r>
-        <w:fldChar w:fldCharType="separate"/>
-      </w:r>
-      <w:r>
-        <w:rPr>
-          <w:noProof/>
-        </w:rPr>
-        <w:t>«[#else]»</w:t>
-      </w:r>
-      <w:r>
-        <w:rPr>
-          <w:noProof/>
-        </w:rPr>
-        <w:fldChar w:fldCharType="end"/>
-      </w:r>
+      <w:fldSimple w:instr=" MERGEFIELD  [#else]  \* MERGEFORMAT ">
+        <w:r>
+          <w:rPr>
+            <w:noProof/>
+          </w:rPr>
+          <w:t>«[#else]»</w:t>
+        </w:r>
+      </w:fldSimple>
     </w:p>
     <w:p>
       <w:pPr>
@@ -973,27 +1143,14 @@
           <w:noProof/>
         </w:rPr>
       </w:pPr>
-      <w:r>
-        <w:fldChar w:fldCharType="begin"/>
-      </w:r>
-      <w:r>
-        <w:instrText xml:space="preserve"> MERGEFIELD  [/#if]  \* MERGEFORMAT </w:instrText>
-      </w:r>
-      <w:r>
-        <w:fldChar w:fldCharType="separate"/>
-      </w:r>
-      <w:r>
-        <w:rPr>
-          <w:noProof/>
-        </w:rPr>
-        <w:t>«[/#if]»</w:t>
-      </w:r>
-      <w:r>
-        <w:rPr>
-          <w:noProof/>
-        </w:rPr>
-        <w:fldChar w:fldCharType="end"/>
-      </w:r>
+      <w:fldSimple w:instr=" MERGEFIELD  [/#if]  \* MERGEFORMAT ">
+        <w:r>
+          <w:rPr>
+            <w:noProof/>
+          </w:rPr>
+          <w:t>«[/#if]»</w:t>
+        </w:r>
+      </w:fldSimple>
     </w:p>
     <w:p>
       <w:pPr>
@@ -1237,7 +1394,6 @@
           <w:rFonts w:cs="Arial"/>
           <w:szCs w:val="22"/>
         </w:rPr>
-        <w:lastRenderedPageBreak/>
         <w:t>If you require any clarification of the above, please contact your Sector Association in the first instance. If you need to contact the Administrator for any supporting information, please use the following link:</w:t>
       </w:r>
     </w:p>
@@ -1365,7 +1521,6 @@
           <w:szCs w:val="22"/>
         </w:rPr>
       </w:pPr>
-      <w:proofErr w:type="gramStart"/>
       <w:r>
         <w:rPr>
           <w:rFonts w:cs="Arial"/>
@@ -1378,15 +1533,7 @@
           <w:rFonts w:cs="Arial"/>
           <w:sz w:val="20"/>
         </w:rPr>
-        <w:t>.</w:t>
-      </w:r>
-      <w:proofErr w:type="gramEnd"/>
-      <w:r>
-        <w:rPr>
-          <w:rFonts w:cs="Arial"/>
-          <w:sz w:val="20"/>
-        </w:rPr>
-        <w:t xml:space="preserve"> </w:t>
+        <w:t xml:space="preserve">. </w:t>
       </w:r>
       <w:bookmarkStart w:id="0" w:name="_Hlk172714245"/>
       <w:r>
@@ -1528,7 +1675,7 @@
 </file>
 
 <file path=word/endnotes.xml><?xml version="1.0" encoding="utf-8"?>
-<w:endnotes xmlns:wpc="http://schemas.microsoft.com/office/word/2010/wordprocessingCanvas" xmlns:cx="http://schemas.microsoft.com/office/drawing/2014/chartex" xmlns:cx1="http://schemas.microsoft.com/office/drawing/2015/9/8/chartex" xmlns:cx2="http://schemas.microsoft.com/office/drawing/2015/10/21/chartex" xmlns:cx3="http://schemas.microsoft.com/office/drawing/2016/5/9/chartex" xmlns:cx4="http://schemas.microsoft.com/office/drawing/2016/5/10/chartex" xmlns:cx5="http://schemas.microsoft.com/office/drawing/2016/5/11/chartex" xmlns:cx6="http://schemas.microsoft.com/office/drawing/2016/5/12/chartex" xmlns:cx7="http://schemas.microsoft.com/office/drawing/2016/5/13/chartex" xmlns:cx8="http://schemas.microsoft.com/office/drawing/2016/5/14/chartex" xmlns:mc="http://schemas.openxmlformats.org/markup-compatibility/2006" xmlns:aink="http://schemas.microsoft.com/office/drawing/2016/ink" xmlns:am3d="http://schemas.microsoft.com/office/drawing/2017/model3d" xmlns:o="urn:schemas-microsoft-com:office:office" xmlns:r="http://schemas.openxmlformats.org/officeDocument/2006/relationships" xmlns:m="http://schemas.openxmlformats.org/officeDocument/2006/math" xmlns:v="urn:schemas-microsoft-com:vml" xmlns:wp14="http://schemas.microsoft.com/office/word/2010/wordprocessingDrawing" xmlns:wp="http://schemas.openxmlformats.org/drawingml/2006/wordprocessingDrawing" xmlns:w10="urn:schemas-microsoft-com:office:word" xmlns:w="http://schemas.openxmlformats.org/wordprocessingml/2006/main" xmlns:w14="http://schemas.microsoft.com/office/word/2010/wordml" xmlns:w15="http://schemas.microsoft.com/office/word/2012/wordml" xmlns:w16cex="http://schemas.microsoft.com/office/word/2018/wordml/cex" xmlns:w16cid="http://schemas.microsoft.com/office/word/2016/wordml/cid" xmlns:w16="http://schemas.microsoft.com/office/word/2018/wordml" xmlns:w16sdtdh="http://schemas.microsoft.com/office/word/2020/wordml/sdtdatahash" xmlns:w16se="http://schemas.microsoft.com/office/word/2015/wordml/symex" xmlns:wpg="http://schemas.microsoft.com/office/word/2010/wordprocessingGroup" xmlns:wpi="http://schemas.microsoft.com/office/word/2010/wordprocessingInk" xmlns:wne="http://schemas.microsoft.com/office/word/2006/wordml" xmlns:wps="http://schemas.microsoft.com/office/word/2010/wordprocessingShape" mc:Ignorable="w14 w15 w16se w16cid w16 w16cex w16sdtdh wp14">
+<w:endnotes xmlns:wpc="http://schemas.microsoft.com/office/word/2010/wordprocessingCanvas" xmlns:cx="http://schemas.microsoft.com/office/drawing/2014/chartex" xmlns:cx1="http://schemas.microsoft.com/office/drawing/2015/9/8/chartex" xmlns:cx2="http://schemas.microsoft.com/office/drawing/2015/10/21/chartex" xmlns:cx3="http://schemas.microsoft.com/office/drawing/2016/5/9/chartex" xmlns:cx4="http://schemas.microsoft.com/office/drawing/2016/5/10/chartex" xmlns:cx5="http://schemas.microsoft.com/office/drawing/2016/5/11/chartex" xmlns:cx6="http://schemas.microsoft.com/office/drawing/2016/5/12/chartex" xmlns:cx7="http://schemas.microsoft.com/office/drawing/2016/5/13/chartex" xmlns:cx8="http://schemas.microsoft.com/office/drawing/2016/5/14/chartex" xmlns:mc="http://schemas.openxmlformats.org/markup-compatibility/2006" xmlns:aink="http://schemas.microsoft.com/office/drawing/2016/ink" xmlns:am3d="http://schemas.microsoft.com/office/drawing/2017/model3d" xmlns:o="urn:schemas-microsoft-com:office:office" xmlns:oel="http://schemas.microsoft.com/office/2019/extlst" xmlns:r="http://schemas.openxmlformats.org/officeDocument/2006/relationships" xmlns:m="http://schemas.openxmlformats.org/officeDocument/2006/math" xmlns:v="urn:schemas-microsoft-com:vml" xmlns:wp14="http://schemas.microsoft.com/office/word/2010/wordprocessingDrawing" xmlns:wp="http://schemas.openxmlformats.org/drawingml/2006/wordprocessingDrawing" xmlns:w10="urn:schemas-microsoft-com:office:word" xmlns:w="http://schemas.openxmlformats.org/wordprocessingml/2006/main" xmlns:w14="http://schemas.microsoft.com/office/word/2010/wordml" xmlns:w15="http://schemas.microsoft.com/office/word/2012/wordml" xmlns:w16cex="http://schemas.microsoft.com/office/word/2018/wordml/cex" xmlns:w16cid="http://schemas.microsoft.com/office/word/2016/wordml/cid" xmlns:w16="http://schemas.microsoft.com/office/word/2018/wordml" xmlns:w16du="http://schemas.microsoft.com/office/word/2023/wordml/word16du" xmlns:w16sdtdh="http://schemas.microsoft.com/office/word/2020/wordml/sdtdatahash" xmlns:w16sdtfl="http://schemas.microsoft.com/office/word/2024/wordml/sdtformatlock" xmlns:w16se="http://schemas.microsoft.com/office/word/2015/wordml/symex" xmlns:wpg="http://schemas.microsoft.com/office/word/2010/wordprocessingGroup" xmlns:wpi="http://schemas.microsoft.com/office/word/2010/wordprocessingInk" xmlns:wne="http://schemas.microsoft.com/office/word/2006/wordml" xmlns:wps="http://schemas.microsoft.com/office/word/2010/wordprocessingShape" mc:Ignorable="w14 w15 w16se w16cid w16 w16cex w16sdtdh w16sdtfl w16du wp14">
   <w:endnote w:type="separator" w:id="-1">
     <w:p>
       <w:r>
@@ -1547,7 +1694,7 @@
 </file>
 
 <file path=word/footer1.xml><?xml version="1.0" encoding="utf-8"?>
-<w:ftr xmlns:wpc="http://schemas.microsoft.com/office/word/2010/wordprocessingCanvas" xmlns:cx="http://schemas.microsoft.com/office/drawing/2014/chartex" xmlns:cx1="http://schemas.microsoft.com/office/drawing/2015/9/8/chartex" xmlns:cx2="http://schemas.microsoft.com/office/drawing/2015/10/21/chartex" xmlns:cx3="http://schemas.microsoft.com/office/drawing/2016/5/9/chartex" xmlns:cx4="http://schemas.microsoft.com/office/drawing/2016/5/10/chartex" xmlns:cx5="http://schemas.microsoft.com/office/drawing/2016/5/11/chartex" xmlns:cx6="http://schemas.microsoft.com/office/drawing/2016/5/12/chartex" xmlns:cx7="http://schemas.microsoft.com/office/drawing/2016/5/13/chartex" xmlns:cx8="http://schemas.microsoft.com/office/drawing/2016/5/14/chartex" xmlns:mc="http://schemas.openxmlformats.org/markup-compatibility/2006" xmlns:aink="http://schemas.microsoft.com/office/drawing/2016/ink" xmlns:am3d="http://schemas.microsoft.com/office/drawing/2017/model3d" xmlns:o="urn:schemas-microsoft-com:office:office" xmlns:r="http://schemas.openxmlformats.org/officeDocument/2006/relationships" xmlns:m="http://schemas.openxmlformats.org/officeDocument/2006/math" xmlns:v="urn:schemas-microsoft-com:vml" xmlns:wp14="http://schemas.microsoft.com/office/word/2010/wordprocessingDrawing" xmlns:wp="http://schemas.openxmlformats.org/drawingml/2006/wordprocessingDrawing" xmlns:w10="urn:schemas-microsoft-com:office:word" xmlns:w="http://schemas.openxmlformats.org/wordprocessingml/2006/main" xmlns:w14="http://schemas.microsoft.com/office/word/2010/wordml" xmlns:w15="http://schemas.microsoft.com/office/word/2012/wordml" xmlns:w16cex="http://schemas.microsoft.com/office/word/2018/wordml/cex" xmlns:w16cid="http://schemas.microsoft.com/office/word/2016/wordml/cid" xmlns:w16="http://schemas.microsoft.com/office/word/2018/wordml" xmlns:w16sdtdh="http://schemas.microsoft.com/office/word/2020/wordml/sdtdatahash" xmlns:w16se="http://schemas.microsoft.com/office/word/2015/wordml/symex" xmlns:wpg="http://schemas.microsoft.com/office/word/2010/wordprocessingGroup" xmlns:wpi="http://schemas.microsoft.com/office/word/2010/wordprocessingInk" xmlns:wne="http://schemas.microsoft.com/office/word/2006/wordml" xmlns:wps="http://schemas.microsoft.com/office/word/2010/wordprocessingShape" mc:Ignorable="w14 w15 w16se w16cid w16 w16cex w16sdtdh wp14">
+<w:ftr xmlns:wpc="http://schemas.microsoft.com/office/word/2010/wordprocessingCanvas" xmlns:cx="http://schemas.microsoft.com/office/drawing/2014/chartex" xmlns:cx1="http://schemas.microsoft.com/office/drawing/2015/9/8/chartex" xmlns:cx2="http://schemas.microsoft.com/office/drawing/2015/10/21/chartex" xmlns:cx3="http://schemas.microsoft.com/office/drawing/2016/5/9/chartex" xmlns:cx4="http://schemas.microsoft.com/office/drawing/2016/5/10/chartex" xmlns:cx5="http://schemas.microsoft.com/office/drawing/2016/5/11/chartex" xmlns:cx6="http://schemas.microsoft.com/office/drawing/2016/5/12/chartex" xmlns:cx7="http://schemas.microsoft.com/office/drawing/2016/5/13/chartex" xmlns:cx8="http://schemas.microsoft.com/office/drawing/2016/5/14/chartex" xmlns:mc="http://schemas.openxmlformats.org/markup-compatibility/2006" xmlns:aink="http://schemas.microsoft.com/office/drawing/2016/ink" xmlns:am3d="http://schemas.microsoft.com/office/drawing/2017/model3d" xmlns:o="urn:schemas-microsoft-com:office:office" xmlns:oel="http://schemas.microsoft.com/office/2019/extlst" xmlns:r="http://schemas.openxmlformats.org/officeDocument/2006/relationships" xmlns:m="http://schemas.openxmlformats.org/officeDocument/2006/math" xmlns:v="urn:schemas-microsoft-com:vml" xmlns:wp14="http://schemas.microsoft.com/office/word/2010/wordprocessingDrawing" xmlns:wp="http://schemas.openxmlformats.org/drawingml/2006/wordprocessingDrawing" xmlns:w10="urn:schemas-microsoft-com:office:word" xmlns:w="http://schemas.openxmlformats.org/wordprocessingml/2006/main" xmlns:w14="http://schemas.microsoft.com/office/word/2010/wordml" xmlns:w15="http://schemas.microsoft.com/office/word/2012/wordml" xmlns:w16cex="http://schemas.microsoft.com/office/word/2018/wordml/cex" xmlns:w16cid="http://schemas.microsoft.com/office/word/2016/wordml/cid" xmlns:w16="http://schemas.microsoft.com/office/word/2018/wordml" xmlns:w16du="http://schemas.microsoft.com/office/word/2023/wordml/word16du" xmlns:w16sdtdh="http://schemas.microsoft.com/office/word/2020/wordml/sdtdatahash" xmlns:w16sdtfl="http://schemas.microsoft.com/office/word/2024/wordml/sdtformatlock" xmlns:w16se="http://schemas.microsoft.com/office/word/2015/wordml/symex" xmlns:wpg="http://schemas.microsoft.com/office/word/2010/wordprocessingGroup" xmlns:wpi="http://schemas.microsoft.com/office/word/2010/wordprocessingInk" xmlns:wne="http://schemas.microsoft.com/office/word/2006/wordml" xmlns:wps="http://schemas.microsoft.com/office/word/2010/wordprocessingShape" mc:Ignorable="w14 w15 w16se w16cid w16 w16cex w16sdtdh w16sdtfl w16du wp14">
   <w:p>
     <w:pPr>
       <w:pStyle w:val="Footer"/>
@@ -1627,7 +1774,7 @@
 </file>
 
 <file path=word/footer2.xml><?xml version="1.0" encoding="utf-8"?>
-<w:ftr xmlns:wpc="http://schemas.microsoft.com/office/word/2010/wordprocessingCanvas" xmlns:cx="http://schemas.microsoft.com/office/drawing/2014/chartex" xmlns:cx1="http://schemas.microsoft.com/office/drawing/2015/9/8/chartex" xmlns:cx2="http://schemas.microsoft.com/office/drawing/2015/10/21/chartex" xmlns:cx3="http://schemas.microsoft.com/office/drawing/2016/5/9/chartex" xmlns:cx4="http://schemas.microsoft.com/office/drawing/2016/5/10/chartex" xmlns:cx5="http://schemas.microsoft.com/office/drawing/2016/5/11/chartex" xmlns:cx6="http://schemas.microsoft.com/office/drawing/2016/5/12/chartex" xmlns:cx7="http://schemas.microsoft.com/office/drawing/2016/5/13/chartex" xmlns:cx8="http://schemas.microsoft.com/office/drawing/2016/5/14/chartex" xmlns:mc="http://schemas.openxmlformats.org/markup-compatibility/2006" xmlns:aink="http://schemas.microsoft.com/office/drawing/2016/ink" xmlns:am3d="http://schemas.microsoft.com/office/drawing/2017/model3d" xmlns:o="urn:schemas-microsoft-com:office:office" xmlns:r="http://schemas.openxmlformats.org/officeDocument/2006/relationships" xmlns:m="http://schemas.openxmlformats.org/officeDocument/2006/math" xmlns:v="urn:schemas-microsoft-com:vml" xmlns:wp14="http://schemas.microsoft.com/office/word/2010/wordprocessingDrawing" xmlns:wp="http://schemas.openxmlformats.org/drawingml/2006/wordprocessingDrawing" xmlns:w10="urn:schemas-microsoft-com:office:word" xmlns:w="http://schemas.openxmlformats.org/wordprocessingml/2006/main" xmlns:w14="http://schemas.microsoft.com/office/word/2010/wordml" xmlns:w15="http://schemas.microsoft.com/office/word/2012/wordml" xmlns:w16cex="http://schemas.microsoft.com/office/word/2018/wordml/cex" xmlns:w16cid="http://schemas.microsoft.com/office/word/2016/wordml/cid" xmlns:w16="http://schemas.microsoft.com/office/word/2018/wordml" xmlns:w16sdtdh="http://schemas.microsoft.com/office/word/2020/wordml/sdtdatahash" xmlns:w16se="http://schemas.microsoft.com/office/word/2015/wordml/symex" xmlns:wpg="http://schemas.microsoft.com/office/word/2010/wordprocessingGroup" xmlns:wpi="http://schemas.microsoft.com/office/word/2010/wordprocessingInk" xmlns:wne="http://schemas.microsoft.com/office/word/2006/wordml" xmlns:wps="http://schemas.microsoft.com/office/word/2010/wordprocessingShape" mc:Ignorable="w14 w15 w16se w16cid w16 w16cex w16sdtdh wp14">
+<w:ftr xmlns:wpc="http://schemas.microsoft.com/office/word/2010/wordprocessingCanvas" xmlns:cx="http://schemas.microsoft.com/office/drawing/2014/chartex" xmlns:cx1="http://schemas.microsoft.com/office/drawing/2015/9/8/chartex" xmlns:cx2="http://schemas.microsoft.com/office/drawing/2015/10/21/chartex" xmlns:cx3="http://schemas.microsoft.com/office/drawing/2016/5/9/chartex" xmlns:cx4="http://schemas.microsoft.com/office/drawing/2016/5/10/chartex" xmlns:cx5="http://schemas.microsoft.com/office/drawing/2016/5/11/chartex" xmlns:cx6="http://schemas.microsoft.com/office/drawing/2016/5/12/chartex" xmlns:cx7="http://schemas.microsoft.com/office/drawing/2016/5/13/chartex" xmlns:cx8="http://schemas.microsoft.com/office/drawing/2016/5/14/chartex" xmlns:mc="http://schemas.openxmlformats.org/markup-compatibility/2006" xmlns:aink="http://schemas.microsoft.com/office/drawing/2016/ink" xmlns:am3d="http://schemas.microsoft.com/office/drawing/2017/model3d" xmlns:o="urn:schemas-microsoft-com:office:office" xmlns:oel="http://schemas.microsoft.com/office/2019/extlst" xmlns:r="http://schemas.openxmlformats.org/officeDocument/2006/relationships" xmlns:m="http://schemas.openxmlformats.org/officeDocument/2006/math" xmlns:v="urn:schemas-microsoft-com:vml" xmlns:wp14="http://schemas.microsoft.com/office/word/2010/wordprocessingDrawing" xmlns:wp="http://schemas.openxmlformats.org/drawingml/2006/wordprocessingDrawing" xmlns:w10="urn:schemas-microsoft-com:office:word" xmlns:w="http://schemas.openxmlformats.org/wordprocessingml/2006/main" xmlns:w14="http://schemas.microsoft.com/office/word/2010/wordml" xmlns:w15="http://schemas.microsoft.com/office/word/2012/wordml" xmlns:w16cex="http://schemas.microsoft.com/office/word/2018/wordml/cex" xmlns:w16cid="http://schemas.microsoft.com/office/word/2016/wordml/cid" xmlns:w16="http://schemas.microsoft.com/office/word/2018/wordml" xmlns:w16du="http://schemas.microsoft.com/office/word/2023/wordml/word16du" xmlns:w16sdtdh="http://schemas.microsoft.com/office/word/2020/wordml/sdtdatahash" xmlns:w16sdtfl="http://schemas.microsoft.com/office/word/2024/wordml/sdtformatlock" xmlns:w16se="http://schemas.microsoft.com/office/word/2015/wordml/symex" xmlns:wpg="http://schemas.microsoft.com/office/word/2010/wordprocessingGroup" xmlns:wpi="http://schemas.microsoft.com/office/word/2010/wordprocessingInk" xmlns:wne="http://schemas.microsoft.com/office/word/2006/wordml" xmlns:wps="http://schemas.microsoft.com/office/word/2010/wordprocessingShape" mc:Ignorable="w14 w15 w16se w16cid w16 w16cex w16sdtdh w16sdtfl w16du wp14">
   <w:p>
     <w:pPr>
       <w:pStyle w:val="Footer"/>
@@ -1803,7 +1950,7 @@
 </file>
 
 <file path=word/footnotes.xml><?xml version="1.0" encoding="utf-8"?>
-<w:footnotes xmlns:wpc="http://schemas.microsoft.com/office/word/2010/wordprocessingCanvas" xmlns:cx="http://schemas.microsoft.com/office/drawing/2014/chartex" xmlns:cx1="http://schemas.microsoft.com/office/drawing/2015/9/8/chartex" xmlns:cx2="http://schemas.microsoft.com/office/drawing/2015/10/21/chartex" xmlns:cx3="http://schemas.microsoft.com/office/drawing/2016/5/9/chartex" xmlns:cx4="http://schemas.microsoft.com/office/drawing/2016/5/10/chartex" xmlns:cx5="http://schemas.microsoft.com/office/drawing/2016/5/11/chartex" xmlns:cx6="http://schemas.microsoft.com/office/drawing/2016/5/12/chartex" xmlns:cx7="http://schemas.microsoft.com/office/drawing/2016/5/13/chartex" xmlns:cx8="http://schemas.microsoft.com/office/drawing/2016/5/14/chartex" xmlns:mc="http://schemas.openxmlformats.org/markup-compatibility/2006" xmlns:aink="http://schemas.microsoft.com/office/drawing/2016/ink" xmlns:am3d="http://schemas.microsoft.com/office/drawing/2017/model3d" xmlns:o="urn:schemas-microsoft-com:office:office" xmlns:r="http://schemas.openxmlformats.org/officeDocument/2006/relationships" xmlns:m="http://schemas.openxmlformats.org/officeDocument/2006/math" xmlns:v="urn:schemas-microsoft-com:vml" xmlns:wp14="http://schemas.microsoft.com/office/word/2010/wordprocessingDrawing" xmlns:wp="http://schemas.openxmlformats.org/drawingml/2006/wordprocessingDrawing" xmlns:w10="urn:schemas-microsoft-com:office:word" xmlns:w="http://schemas.openxmlformats.org/wordprocessingml/2006/main" xmlns:w14="http://schemas.microsoft.com/office/word/2010/wordml" xmlns:w15="http://schemas.microsoft.com/office/word/2012/wordml" xmlns:w16cex="http://schemas.microsoft.com/office/word/2018/wordml/cex" xmlns:w16cid="http://schemas.microsoft.com/office/word/2016/wordml/cid" xmlns:w16="http://schemas.microsoft.com/office/word/2018/wordml" xmlns:w16sdtdh="http://schemas.microsoft.com/office/word/2020/wordml/sdtdatahash" xmlns:w16se="http://schemas.microsoft.com/office/word/2015/wordml/symex" xmlns:wpg="http://schemas.microsoft.com/office/word/2010/wordprocessingGroup" xmlns:wpi="http://schemas.microsoft.com/office/word/2010/wordprocessingInk" xmlns:wne="http://schemas.microsoft.com/office/word/2006/wordml" xmlns:wps="http://schemas.microsoft.com/office/word/2010/wordprocessingShape" mc:Ignorable="w14 w15 w16se w16cid w16 w16cex w16sdtdh wp14">
+<w:footnotes xmlns:wpc="http://schemas.microsoft.com/office/word/2010/wordprocessingCanvas" xmlns:cx="http://schemas.microsoft.com/office/drawing/2014/chartex" xmlns:cx1="http://schemas.microsoft.com/office/drawing/2015/9/8/chartex" xmlns:cx2="http://schemas.microsoft.com/office/drawing/2015/10/21/chartex" xmlns:cx3="http://schemas.microsoft.com/office/drawing/2016/5/9/chartex" xmlns:cx4="http://schemas.microsoft.com/office/drawing/2016/5/10/chartex" xmlns:cx5="http://schemas.microsoft.com/office/drawing/2016/5/11/chartex" xmlns:cx6="http://schemas.microsoft.com/office/drawing/2016/5/12/chartex" xmlns:cx7="http://schemas.microsoft.com/office/drawing/2016/5/13/chartex" xmlns:cx8="http://schemas.microsoft.com/office/drawing/2016/5/14/chartex" xmlns:mc="http://schemas.openxmlformats.org/markup-compatibility/2006" xmlns:aink="http://schemas.microsoft.com/office/drawing/2016/ink" xmlns:am3d="http://schemas.microsoft.com/office/drawing/2017/model3d" xmlns:o="urn:schemas-microsoft-com:office:office" xmlns:oel="http://schemas.microsoft.com/office/2019/extlst" xmlns:r="http://schemas.openxmlformats.org/officeDocument/2006/relationships" xmlns:m="http://schemas.openxmlformats.org/officeDocument/2006/math" xmlns:v="urn:schemas-microsoft-com:vml" xmlns:wp14="http://schemas.microsoft.com/office/word/2010/wordprocessingDrawing" xmlns:wp="http://schemas.openxmlformats.org/drawingml/2006/wordprocessingDrawing" xmlns:w10="urn:schemas-microsoft-com:office:word" xmlns:w="http://schemas.openxmlformats.org/wordprocessingml/2006/main" xmlns:w14="http://schemas.microsoft.com/office/word/2010/wordml" xmlns:w15="http://schemas.microsoft.com/office/word/2012/wordml" xmlns:w16cex="http://schemas.microsoft.com/office/word/2018/wordml/cex" xmlns:w16cid="http://schemas.microsoft.com/office/word/2016/wordml/cid" xmlns:w16="http://schemas.microsoft.com/office/word/2018/wordml" xmlns:w16du="http://schemas.microsoft.com/office/word/2023/wordml/word16du" xmlns:w16sdtdh="http://schemas.microsoft.com/office/word/2020/wordml/sdtdatahash" xmlns:w16sdtfl="http://schemas.microsoft.com/office/word/2024/wordml/sdtformatlock" xmlns:w16se="http://schemas.microsoft.com/office/word/2015/wordml/symex" xmlns:wpg="http://schemas.microsoft.com/office/word/2010/wordprocessingGroup" xmlns:wpi="http://schemas.microsoft.com/office/word/2010/wordprocessingInk" xmlns:wne="http://schemas.microsoft.com/office/word/2006/wordml" xmlns:wps="http://schemas.microsoft.com/office/word/2010/wordprocessingShape" mc:Ignorable="w14 w15 w16se w16cid w16 w16cex w16sdtdh w16sdtfl w16du wp14">
   <w:footnote w:type="separator" w:id="-1">
     <w:p>
       <w:r>
@@ -1822,7 +1969,7 @@
 </file>
 
 <file path=word/numbering.xml><?xml version="1.0" encoding="utf-8"?>
-<w:numbering xmlns:wpc="http://schemas.microsoft.com/office/word/2010/wordprocessingCanvas" xmlns:cx="http://schemas.microsoft.com/office/drawing/2014/chartex" xmlns:cx1="http://schemas.microsoft.com/office/drawing/2015/9/8/chartex" xmlns:cx2="http://schemas.microsoft.com/office/drawing/2015/10/21/chartex" xmlns:cx3="http://schemas.microsoft.com/office/drawing/2016/5/9/chartex" xmlns:cx4="http://schemas.microsoft.com/office/drawing/2016/5/10/chartex" xmlns:cx5="http://schemas.microsoft.com/office/drawing/2016/5/11/chartex" xmlns:cx6="http://schemas.microsoft.com/office/drawing/2016/5/12/chartex" xmlns:cx7="http://schemas.microsoft.com/office/drawing/2016/5/13/chartex" xmlns:cx8="http://schemas.microsoft.com/office/drawing/2016/5/14/chartex" xmlns:mc="http://schemas.openxmlformats.org/markup-compatibility/2006" xmlns:aink="http://schemas.microsoft.com/office/drawing/2016/ink" xmlns:am3d="http://schemas.microsoft.com/office/drawing/2017/model3d" xmlns:o="urn:schemas-microsoft-com:office:office" xmlns:r="http://schemas.openxmlformats.org/officeDocument/2006/relationships" xmlns:m="http://schemas.openxmlformats.org/officeDocument/2006/math" xmlns:v="urn:schemas-microsoft-com:vml" xmlns:wp14="http://schemas.microsoft.com/office/word/2010/wordprocessingDrawing" xmlns:wp="http://schemas.openxmlformats.org/drawingml/2006/wordprocessingDrawing" xmlns:w10="urn:schemas-microsoft-com:office:word" xmlns:w="http://schemas.openxmlformats.org/wordprocessingml/2006/main" xmlns:w14="http://schemas.microsoft.com/office/word/2010/wordml" xmlns:w15="http://schemas.microsoft.com/office/word/2012/wordml" xmlns:w16cex="http://schemas.microsoft.com/office/word/2018/wordml/cex" xmlns:w16cid="http://schemas.microsoft.com/office/word/2016/wordml/cid" xmlns:w16="http://schemas.microsoft.com/office/word/2018/wordml" xmlns:w16sdtdh="http://schemas.microsoft.com/office/word/2020/wordml/sdtdatahash" xmlns:w16se="http://schemas.microsoft.com/office/word/2015/wordml/symex" xmlns:wpg="http://schemas.microsoft.com/office/word/2010/wordprocessingGroup" xmlns:wpi="http://schemas.microsoft.com/office/word/2010/wordprocessingInk" xmlns:wne="http://schemas.microsoft.com/office/word/2006/wordml" xmlns:wps="http://schemas.microsoft.com/office/word/2010/wordprocessingShape" mc:Ignorable="w14 w15 w16se w16cid w16 w16cex w16sdtdh wp14">
+<w:numbering xmlns:wpc="http://schemas.microsoft.com/office/word/2010/wordprocessingCanvas" xmlns:cx="http://schemas.microsoft.com/office/drawing/2014/chartex" xmlns:cx1="http://schemas.microsoft.com/office/drawing/2015/9/8/chartex" xmlns:cx2="http://schemas.microsoft.com/office/drawing/2015/10/21/chartex" xmlns:cx3="http://schemas.microsoft.com/office/drawing/2016/5/9/chartex" xmlns:cx4="http://schemas.microsoft.com/office/drawing/2016/5/10/chartex" xmlns:cx5="http://schemas.microsoft.com/office/drawing/2016/5/11/chartex" xmlns:cx6="http://schemas.microsoft.com/office/drawing/2016/5/12/chartex" xmlns:cx7="http://schemas.microsoft.com/office/drawing/2016/5/13/chartex" xmlns:cx8="http://schemas.microsoft.com/office/drawing/2016/5/14/chartex" xmlns:mc="http://schemas.openxmlformats.org/markup-compatibility/2006" xmlns:aink="http://schemas.microsoft.com/office/drawing/2016/ink" xmlns:am3d="http://schemas.microsoft.com/office/drawing/2017/model3d" xmlns:o="urn:schemas-microsoft-com:office:office" xmlns:oel="http://schemas.microsoft.com/office/2019/extlst" xmlns:r="http://schemas.openxmlformats.org/officeDocument/2006/relationships" xmlns:m="http://schemas.openxmlformats.org/officeDocument/2006/math" xmlns:v="urn:schemas-microsoft-com:vml" xmlns:wp14="http://schemas.microsoft.com/office/word/2010/wordprocessingDrawing" xmlns:wp="http://schemas.openxmlformats.org/drawingml/2006/wordprocessingDrawing" xmlns:w10="urn:schemas-microsoft-com:office:word" xmlns:w="http://schemas.openxmlformats.org/wordprocessingml/2006/main" xmlns:w14="http://schemas.microsoft.com/office/word/2010/wordml" xmlns:w15="http://schemas.microsoft.com/office/word/2012/wordml" xmlns:w16cex="http://schemas.microsoft.com/office/word/2018/wordml/cex" xmlns:w16cid="http://schemas.microsoft.com/office/word/2016/wordml/cid" xmlns:w16="http://schemas.microsoft.com/office/word/2018/wordml" xmlns:w16du="http://schemas.microsoft.com/office/word/2023/wordml/word16du" xmlns:w16sdtdh="http://schemas.microsoft.com/office/word/2020/wordml/sdtdatahash" xmlns:w16sdtfl="http://schemas.microsoft.com/office/word/2024/wordml/sdtformatlock" xmlns:w16se="http://schemas.microsoft.com/office/word/2015/wordml/symex" xmlns:wpg="http://schemas.microsoft.com/office/word/2010/wordprocessingGroup" xmlns:wpi="http://schemas.microsoft.com/office/word/2010/wordprocessingInk" xmlns:wne="http://schemas.microsoft.com/office/word/2006/wordml" xmlns:wps="http://schemas.microsoft.com/office/word/2010/wordprocessingShape" mc:Ignorable="w14 w15 w16se w16cid w16 w16cex w16sdtdh w16sdtfl w16du wp14">
   <w:abstractNum w:abstractNumId="0" w15:restartNumberingAfterBreak="0">
     <w:nsid w:val="06CE4480"/>
     <w:multiLevelType w:val="hybridMultilevel"/>
@@ -4961,139 +5108,139 @@
       </w:rPr>
     </w:lvl>
   </w:abstractNum>
-  <w:num w:numId="1">
+  <w:num w:numId="1" w16cid:durableId="1846942452">
     <w:abstractNumId w:val="33"/>
   </w:num>
-  <w:num w:numId="2">
+  <w:num w:numId="2" w16cid:durableId="819080588">
     <w:abstractNumId w:val="36"/>
   </w:num>
-  <w:num w:numId="3">
+  <w:num w:numId="3" w16cid:durableId="948774669">
     <w:abstractNumId w:val="12"/>
   </w:num>
-  <w:num w:numId="4">
+  <w:num w:numId="4" w16cid:durableId="2076975245">
     <w:abstractNumId w:val="16"/>
   </w:num>
-  <w:num w:numId="5">
+  <w:num w:numId="5" w16cid:durableId="1641182382">
     <w:abstractNumId w:val="28"/>
   </w:num>
-  <w:num w:numId="6">
+  <w:num w:numId="6" w16cid:durableId="795683500">
     <w:abstractNumId w:val="7"/>
   </w:num>
-  <w:num w:numId="7">
+  <w:num w:numId="7" w16cid:durableId="1705406377">
     <w:abstractNumId w:val="38"/>
   </w:num>
-  <w:num w:numId="8">
+  <w:num w:numId="8" w16cid:durableId="363753662">
     <w:abstractNumId w:val="18"/>
   </w:num>
-  <w:num w:numId="9">
+  <w:num w:numId="9" w16cid:durableId="562758975">
     <w:abstractNumId w:val="34"/>
   </w:num>
-  <w:num w:numId="10">
+  <w:num w:numId="10" w16cid:durableId="852383511">
     <w:abstractNumId w:val="39"/>
   </w:num>
-  <w:num w:numId="11">
+  <w:num w:numId="11" w16cid:durableId="341709243">
     <w:abstractNumId w:val="4"/>
   </w:num>
-  <w:num w:numId="12">
+  <w:num w:numId="12" w16cid:durableId="1848401153">
     <w:abstractNumId w:val="11"/>
   </w:num>
-  <w:num w:numId="13">
+  <w:num w:numId="13" w16cid:durableId="1479884824">
     <w:abstractNumId w:val="10"/>
   </w:num>
-  <w:num w:numId="14">
+  <w:num w:numId="14" w16cid:durableId="700520996">
     <w:abstractNumId w:val="19"/>
   </w:num>
-  <w:num w:numId="15">
+  <w:num w:numId="15" w16cid:durableId="404691204">
     <w:abstractNumId w:val="31"/>
   </w:num>
-  <w:num w:numId="16">
+  <w:num w:numId="16" w16cid:durableId="319887821">
     <w:abstractNumId w:val="21"/>
   </w:num>
-  <w:num w:numId="17">
+  <w:num w:numId="17" w16cid:durableId="1615552123">
     <w:abstractNumId w:val="29"/>
   </w:num>
-  <w:num w:numId="18">
+  <w:num w:numId="18" w16cid:durableId="242417682">
     <w:abstractNumId w:val="37"/>
   </w:num>
-  <w:num w:numId="19">
+  <w:num w:numId="19" w16cid:durableId="429592217">
     <w:abstractNumId w:val="25"/>
   </w:num>
-  <w:num w:numId="20">
+  <w:num w:numId="20" w16cid:durableId="647638328">
     <w:abstractNumId w:val="9"/>
   </w:num>
-  <w:num w:numId="21">
+  <w:num w:numId="21" w16cid:durableId="1107700620">
     <w:abstractNumId w:val="23"/>
   </w:num>
-  <w:num w:numId="22">
+  <w:num w:numId="22" w16cid:durableId="911548749">
     <w:abstractNumId w:val="32"/>
   </w:num>
-  <w:num w:numId="23">
+  <w:num w:numId="23" w16cid:durableId="858395303">
     <w:abstractNumId w:val="14"/>
   </w:num>
-  <w:num w:numId="24">
+  <w:num w:numId="24" w16cid:durableId="65802546">
     <w:abstractNumId w:val="24"/>
   </w:num>
-  <w:num w:numId="25">
+  <w:num w:numId="25" w16cid:durableId="406615940">
     <w:abstractNumId w:val="5"/>
   </w:num>
-  <w:num w:numId="26">
+  <w:num w:numId="26" w16cid:durableId="443351855">
     <w:abstractNumId w:val="40"/>
   </w:num>
-  <w:num w:numId="27">
+  <w:num w:numId="27" w16cid:durableId="1070348729">
     <w:abstractNumId w:val="3"/>
   </w:num>
-  <w:num w:numId="28">
+  <w:num w:numId="28" w16cid:durableId="295110009">
     <w:abstractNumId w:val="35"/>
   </w:num>
-  <w:num w:numId="29">
+  <w:num w:numId="29" w16cid:durableId="1432317580">
     <w:abstractNumId w:val="2"/>
   </w:num>
-  <w:num w:numId="30">
+  <w:num w:numId="30" w16cid:durableId="1791238090">
     <w:abstractNumId w:val="20"/>
   </w:num>
-  <w:num w:numId="31">
+  <w:num w:numId="31" w16cid:durableId="1026174836">
     <w:abstractNumId w:val="30"/>
   </w:num>
-  <w:num w:numId="32">
+  <w:num w:numId="32" w16cid:durableId="849953132">
     <w:abstractNumId w:val="26"/>
   </w:num>
-  <w:num w:numId="33">
+  <w:num w:numId="33" w16cid:durableId="1929996319">
     <w:abstractNumId w:val="17"/>
   </w:num>
-  <w:num w:numId="34">
+  <w:num w:numId="34" w16cid:durableId="2139834226">
     <w:abstractNumId w:val="6"/>
   </w:num>
-  <w:num w:numId="35">
+  <w:num w:numId="35" w16cid:durableId="284503362">
     <w:abstractNumId w:val="27"/>
   </w:num>
-  <w:num w:numId="36">
+  <w:num w:numId="36" w16cid:durableId="1987590439">
     <w:abstractNumId w:val="15"/>
   </w:num>
-  <w:num w:numId="37">
+  <w:num w:numId="37" w16cid:durableId="1117791895">
     <w:abstractNumId w:val="22"/>
   </w:num>
-  <w:num w:numId="38">
+  <w:num w:numId="38" w16cid:durableId="1291205905">
     <w:abstractNumId w:val="13"/>
   </w:num>
-  <w:num w:numId="39">
+  <w:num w:numId="39" w16cid:durableId="1566255381">
     <w:abstractNumId w:val="1"/>
   </w:num>
-  <w:num w:numId="40">
+  <w:num w:numId="40" w16cid:durableId="1972318468">
     <w:abstractNumId w:val="8"/>
   </w:num>
-  <w:num w:numId="41">
+  <w:num w:numId="41" w16cid:durableId="1707170864">
     <w:abstractNumId w:val="0"/>
   </w:num>
 </w:numbering>
 </file>
 
 <file path=word/styles.xml><?xml version="1.0" encoding="utf-8"?>
-<w:styles xmlns:mc="http://schemas.openxmlformats.org/markup-compatibility/2006" xmlns:r="http://schemas.openxmlformats.org/officeDocument/2006/relationships" xmlns:w="http://schemas.openxmlformats.org/wordprocessingml/2006/main" xmlns:w14="http://schemas.microsoft.com/office/word/2010/wordml" xmlns:w15="http://schemas.microsoft.com/office/word/2012/wordml" xmlns:w16cex="http://schemas.microsoft.com/office/word/2018/wordml/cex" xmlns:w16cid="http://schemas.microsoft.com/office/word/2016/wordml/cid" xmlns:w16="http://schemas.microsoft.com/office/word/2018/wordml" xmlns:w16sdtdh="http://schemas.microsoft.com/office/word/2020/wordml/sdtdatahash" xmlns:w16se="http://schemas.microsoft.com/office/word/2015/wordml/symex" mc:Ignorable="w14 w15 w16se w16cid w16 w16cex w16sdtdh">
+<w:styles xmlns:mc="http://schemas.openxmlformats.org/markup-compatibility/2006" xmlns:r="http://schemas.openxmlformats.org/officeDocument/2006/relationships" xmlns:w="http://schemas.openxmlformats.org/wordprocessingml/2006/main" xmlns:w14="http://schemas.microsoft.com/office/word/2010/wordml" xmlns:w15="http://schemas.microsoft.com/office/word/2012/wordml" xmlns:w16cex="http://schemas.microsoft.com/office/word/2018/wordml/cex" xmlns:w16cid="http://schemas.microsoft.com/office/word/2016/wordml/cid" xmlns:w16="http://schemas.microsoft.com/office/word/2018/wordml" xmlns:w16du="http://schemas.microsoft.com/office/word/2023/wordml/word16du" xmlns:w16sdtdh="http://schemas.microsoft.com/office/word/2020/wordml/sdtdatahash" xmlns:w16sdtfl="http://schemas.microsoft.com/office/word/2024/wordml/sdtformatlock" xmlns:w16se="http://schemas.microsoft.com/office/word/2015/wordml/symex" mc:Ignorable="w14 w15 w16se w16cid w16 w16cex w16sdtdh w16sdtfl w16du">
   <w:docDefaults>
     <w:rPrDefault>
       <w:rPr>
         <w:rFonts w:ascii="Times New Roman" w:eastAsia="Times New Roman" w:hAnsi="Times New Roman" w:cs="Times New Roman"/>
-        <w:lang w:val="el-GR" w:eastAsia="el-GR" w:bidi="ar-SA"/>
+        <w:lang w:val="en-US" w:eastAsia="en-US" w:bidi="ar-SA"/>
       </w:rPr>
     </w:rPrDefault>
     <w:pPrDefault/>
@@ -5712,7 +5859,7 @@
     </w:pPr>
     <w:rPr>
       <w:rFonts w:ascii="Arial" w:hAnsi="Arial"/>
-      <w:lang w:val="en-GB" w:eastAsia="en-US"/>
+      <w:lang w:val="en-GB"/>
     </w:rPr>
   </w:style>
   <w:style w:type="paragraph" w:customStyle="1" w:styleId="certificateHeading">
@@ -5724,7 +5871,7 @@
     <w:rPr>
       <w:rFonts w:ascii="Arial Black" w:hAnsi="Arial Black"/>
       <w:sz w:val="18"/>
-      <w:lang w:val="en-GB" w:eastAsia="en-US"/>
+      <w:lang w:val="en-GB"/>
     </w:rPr>
   </w:style>
   <w:style w:type="character" w:customStyle="1" w:styleId="change">
